--- a/ressources/template.docx
+++ b/ressources/template.docx
@@ -5,32 +5,66 @@
     <w:p>
       <w:pPr>
         <w:pStyle w:val="Normal"/>
-        <w:jc w:val="center"/>
+        <w:spacing w:before="0" w:after="19"/>
         <w:rPr>
           <w:rFonts w:ascii="Calibri" w:hAnsi="Calibri"/>
         </w:rPr>
       </w:pPr>
       <w:r>
         <w:rPr/>
-      </w:r>
-    </w:p>
-    <w:p>
-      <w:pPr>
-        <w:pStyle w:val="Normal"/>
-        <w:jc w:val="center"/>
-        <w:rPr>
-          <w:rFonts w:ascii="Calibri" w:hAnsi="Calibri"/>
-        </w:rPr>
-      </w:pPr>
-      <w:r>
-        <w:rPr/>
+        <w:drawing>
+          <wp:anchor behindDoc="0" distT="0" distB="0" distL="0" distR="0" simplePos="0" locked="0" layoutInCell="0" allowOverlap="1" relativeHeight="20">
+            <wp:simplePos x="0" y="0"/>
+            <wp:positionH relativeFrom="column">
+              <wp:posOffset>193675</wp:posOffset>
+            </wp:positionH>
+            <wp:positionV relativeFrom="paragraph">
+              <wp:posOffset>-678180</wp:posOffset>
+            </wp:positionV>
+            <wp:extent cx="1070610" cy="647700"/>
+            <wp:effectExtent l="0" t="0" r="0" b="0"/>
+            <wp:wrapSquare wrapText="largest"/>
+            <wp:docPr id="1" name="Image1" descr=""/>
+            <wp:cNvGraphicFramePr>
+              <a:graphicFrameLocks xmlns:a="http://schemas.openxmlformats.org/drawingml/2006/main" noChangeAspect="1"/>
+            </wp:cNvGraphicFramePr>
+            <a:graphic xmlns:a="http://schemas.openxmlformats.org/drawingml/2006/main">
+              <a:graphicData uri="http://schemas.openxmlformats.org/drawingml/2006/picture">
+                <pic:pic xmlns:pic="http://schemas.openxmlformats.org/drawingml/2006/picture">
+                  <pic:nvPicPr>
+                    <pic:cNvPr id="1" name="Image1" descr=""/>
+                    <pic:cNvPicPr>
+                      <a:picLocks noChangeAspect="1" noChangeArrowheads="1"/>
+                    </pic:cNvPicPr>
+                  </pic:nvPicPr>
+                  <pic:blipFill>
+                    <a:blip r:embed="rId2"/>
+                    <a:srcRect l="16021" t="29775" r="19107" b="30970"/>
+                    <a:stretch>
+                      <a:fillRect/>
+                    </a:stretch>
+                  </pic:blipFill>
+                  <pic:spPr bwMode="auto">
+                    <a:xfrm>
+                      <a:off x="0" y="0"/>
+                      <a:ext cx="1070610" cy="647700"/>
+                    </a:xfrm>
+                    <a:prstGeom prst="rect">
+                      <a:avLst/>
+                    </a:prstGeom>
+                  </pic:spPr>
+                </pic:pic>
+              </a:graphicData>
+            </a:graphic>
+          </wp:anchor>
+        </w:drawing>
         <mc:AlternateContent>
           <mc:Choice Requires="wps">
             <w:drawing>
-              <wp:inline distT="0" distB="0" distL="0" distR="0" wp14:anchorId="633FA5AD">
+              <wp:inline distT="0" distB="0" distL="0" distR="0" wp14:anchorId="2B8C2465">
                 <wp:extent cx="6494145" cy="309880"/>
-                <wp:effectExtent l="11430" t="13335" r="257175" b="10160"/>
-                <wp:docPr id="1" name="Zone de texte 2"/>
+                <wp:effectExtent l="11430" t="7620" r="257175" b="6350"/>
+                <wp:docPr id="2" name="Zone de texte 4"/>
                 <a:graphic xmlns:a="http://schemas.openxmlformats.org/drawingml/2006/main">
                   <a:graphicData uri="http://schemas.microsoft.com/office/word/2010/wordprocessingShape">
                     <wps:wsp>
@@ -118,7 +152,8 @@
       <w:pPr>
         <w:pStyle w:val="Normal"/>
         <w:rPr>
-          <w:color w:val="3465A4"/>
+          <w:sz w:val="20"/>
+          <w:szCs w:val="20"/>
         </w:rPr>
       </w:pPr>
       <w:r>
@@ -128,33 +163,25 @@
           <w:bCs w:val="false"/>
           <w:i w:val="false"/>
           <w:iCs w:val="false"/>
-          <w:color w:val="3465A4"/>
-          <w:sz w:val="22"/>
-          <w:szCs w:val="22"/>
-        </w:rPr>
-        <w:t>{% for s in Competences_par_titre %}</w:t>
+          <w:color w:val="000000"/>
+          <w:sz w:val="20"/>
+          <w:szCs w:val="20"/>
+        </w:rPr>
+        <w:t>{% for s in compétences %}</w:t>
       </w:r>
     </w:p>
     <w:p>
       <w:pPr>
         <w:pStyle w:val="Normal"/>
-        <w:rPr>
-          <w:color w:val="3465A4"/>
-        </w:rPr>
-      </w:pPr>
-      <w:r>
-        <w:rPr>
-          <w:rFonts w:cs="Calibri" w:ascii="Calibri" w:hAnsi="Calibri"/>
-          <w:b/>
-          <w:bCs/>
-          <w:i w:val="false"/>
-          <w:iCs w:val="false"/>
-          <w:color w:val="3465A4"/>
-          <w:sz w:val="22"/>
-          <w:szCs w:val="22"/>
-        </w:rPr>
-        <w:t>{{ s.titre }} :</w:t>
-      </w:r>
+        <w:numPr>
+          <w:ilvl w:val="0"/>
+          <w:numId w:val="7"/>
+        </w:numPr>
+        <w:rPr>
+          <w:sz w:val="18"/>
+          <w:szCs w:val="18"/>
+        </w:rPr>
+      </w:pPr>
       <w:r>
         <w:rPr>
           <w:rFonts w:cs="Calibri" w:ascii="Calibri" w:hAnsi="Calibri"/>
@@ -162,18 +189,19 @@
           <w:bCs w:val="false"/>
           <w:i w:val="false"/>
           <w:iCs w:val="false"/>
-          <w:color w:val="3465A4"/>
-          <w:sz w:val="22"/>
-          <w:szCs w:val="22"/>
-        </w:rPr>
-        <w:t xml:space="preserve"> {{ s.competences | join(', ') }}{% if not loop.last %}{% endif %}</w:t>
+          <w:color w:val="000000"/>
+          <w:sz w:val="18"/>
+          <w:szCs w:val="18"/>
+        </w:rPr>
+        <w:t>{{ s }}</w:t>
       </w:r>
     </w:p>
     <w:p>
       <w:pPr>
         <w:pStyle w:val="Normal"/>
         <w:rPr>
-          <w:color w:val="3465A4"/>
+          <w:sz w:val="20"/>
+          <w:szCs w:val="20"/>
         </w:rPr>
       </w:pPr>
       <w:r>
@@ -183,9 +211,9 @@
           <w:bCs w:val="false"/>
           <w:i w:val="false"/>
           <w:iCs w:val="false"/>
-          <w:color w:val="3465A4"/>
-          <w:sz w:val="22"/>
-          <w:szCs w:val="22"/>
+          <w:color w:val="000000"/>
+          <w:sz w:val="20"/>
+          <w:szCs w:val="20"/>
         </w:rPr>
         <w:t>{% endfor %}</w:t>
       </w:r>
@@ -193,20 +221,17 @@
     <w:p>
       <w:pPr>
         <w:pStyle w:val="Normal"/>
-        <w:jc w:val="center"/>
-        <w:rPr>
-          <w:rFonts w:ascii="Calibri" w:hAnsi="Calibri"/>
-        </w:rPr>
+        <w:rPr/>
       </w:pPr>
       <w:r>
         <w:rPr/>
         <mc:AlternateContent>
           <mc:Choice Requires="wps">
             <w:drawing>
-              <wp:inline distT="0" distB="0" distL="0" distR="0" wp14:anchorId="3B8EA416">
+              <wp:inline distT="0" distB="0" distL="0" distR="0" wp14:anchorId="2B8C2465">
                 <wp:extent cx="6494145" cy="309880"/>
-                <wp:effectExtent l="11430" t="11430" r="257175" b="12065"/>
-                <wp:docPr id="2" name="Zone de texte 2"/>
+                <wp:effectExtent l="11430" t="7620" r="257175" b="6350"/>
+                <wp:docPr id="3" name="Zone de texte 3"/>
                 <a:graphic xmlns:a="http://schemas.openxmlformats.org/drawingml/2006/main">
                   <a:graphicData uri="http://schemas.microsoft.com/office/word/2010/wordprocessingShape">
                     <wps:wsp>
@@ -296,17 +321,52 @@
         <w:ind w:hanging="0" w:left="0" w:right="0"/>
         <w:jc w:val="left"/>
         <w:rPr>
-          <w:color w:val="3465A4"/>
+          <w:sz w:val="20"/>
+          <w:szCs w:val="20"/>
         </w:rPr>
       </w:pPr>
       <w:r>
         <w:rPr>
           <w:rFonts w:ascii="Calibri" w:hAnsi="Calibri"/>
-          <w:color w:val="3465A4"/>
-          <w:sz w:val="22"/>
-          <w:szCs w:val="22"/>
+          <w:color w:val="000000"/>
+          <w:sz w:val="20"/>
+          <w:szCs w:val="20"/>
         </w:rPr>
         <w:t>{% for l in Logiciels_par_titre %}</w:t>
+      </w:r>
+    </w:p>
+    <w:p>
+      <w:pPr>
+        <w:pStyle w:val="Normal"/>
+        <w:numPr>
+          <w:ilvl w:val="0"/>
+          <w:numId w:val="6"/>
+        </w:numPr>
+        <w:jc w:val="left"/>
+        <w:rPr>
+          <w:sz w:val="20"/>
+          <w:szCs w:val="20"/>
+        </w:rPr>
+      </w:pPr>
+      <w:r>
+        <w:rPr>
+          <w:rFonts w:ascii="Calibri" w:hAnsi="Calibri"/>
+          <w:b/>
+          <w:bCs/>
+          <w:color w:val="000000"/>
+          <w:sz w:val="20"/>
+          <w:szCs w:val="20"/>
+        </w:rPr>
+        <w:t>{{ l.titre }}:</w:t>
+      </w:r>
+      <w:r>
+        <w:rPr>
+          <w:rFonts w:ascii="Calibri" w:hAnsi="Calibri"/>
+          <w:color w:val="000000"/>
+          <w:sz w:val="20"/>
+          <w:szCs w:val="20"/>
+        </w:rPr>
+        <w:t xml:space="preserve"> {{ l.logiciels_outils | join(', ') }}</w:t>
       </w:r>
     </w:p>
     <w:p>
@@ -315,45 +375,16 @@
         <w:ind w:hanging="0" w:left="0" w:right="0"/>
         <w:jc w:val="left"/>
         <w:rPr>
-          <w:color w:val="3465A4"/>
+          <w:sz w:val="20"/>
+          <w:szCs w:val="20"/>
         </w:rPr>
       </w:pPr>
       <w:r>
         <w:rPr>
           <w:rFonts w:ascii="Calibri" w:hAnsi="Calibri"/>
-          <w:b/>
-          <w:bCs/>
-          <w:color w:val="3465A4"/>
-          <w:sz w:val="22"/>
-          <w:szCs w:val="22"/>
-        </w:rPr>
-        <w:t>{{ l.titre }} :</w:t>
-      </w:r>
-      <w:r>
-        <w:rPr>
-          <w:rFonts w:ascii="Calibri" w:hAnsi="Calibri"/>
-          <w:color w:val="3465A4"/>
-          <w:sz w:val="22"/>
-          <w:szCs w:val="22"/>
-        </w:rPr>
-        <w:t xml:space="preserve"> {{ l.logiciels_outils | join(', ') }}{% if not loop.last %}{% endif %}</w:t>
-      </w:r>
-    </w:p>
-    <w:p>
-      <w:pPr>
-        <w:pStyle w:val="Normal"/>
-        <w:ind w:hanging="0" w:left="0" w:right="0"/>
-        <w:jc w:val="left"/>
-        <w:rPr>
-          <w:color w:val="3465A4"/>
-        </w:rPr>
-      </w:pPr>
-      <w:r>
-        <w:rPr>
-          <w:rFonts w:ascii="Calibri" w:hAnsi="Calibri"/>
-          <w:color w:val="3465A4"/>
-          <w:sz w:val="22"/>
-          <w:szCs w:val="22"/>
+          <w:color w:val="000000"/>
+          <w:sz w:val="20"/>
+          <w:szCs w:val="20"/>
         </w:rPr>
         <w:t>{% endfor %}</w:t>
       </w:r>
@@ -374,7 +405,7 @@
               <wp:inline distT="0" distB="0" distL="0" distR="0" wp14:anchorId="2B8C2465">
                 <wp:extent cx="6494145" cy="309880"/>
                 <wp:effectExtent l="11430" t="7620" r="257175" b="6350"/>
-                <wp:docPr id="3" name="Zone de texte 2"/>
+                <wp:docPr id="4" name="Zone de texte 2"/>
                 <a:graphic xmlns:a="http://schemas.openxmlformats.org/drawingml/2006/main">
                   <a:graphicData uri="http://schemas.microsoft.com/office/word/2010/wordprocessingShape">
                     <wps:wsp>
@@ -463,34 +494,44 @@
         <w:pStyle w:val="Normal"/>
         <w:spacing w:before="0" w:after="19"/>
         <w:rPr>
-          <w:color w:val="3465A4"/>
-        </w:rPr>
-      </w:pPr>
-      <w:r>
-        <w:rPr>
-          <w:rFonts w:ascii="Calibri" w:hAnsi="Calibri"/>
-          <w:color w:val="3465A4"/>
-          <w:sz w:val="22"/>
-          <w:szCs w:val="22"/>
-        </w:rPr>
-        <w:t>{% for sect in Secteurs_activites %}• {{ sect }}</w:t>
+          <w:sz w:val="20"/>
+          <w:szCs w:val="20"/>
+        </w:rPr>
+      </w:pPr>
+      <w:r>
+        <w:rPr/>
+        <w:t>{% for sect in Secteurs_activites %}</w:t>
       </w:r>
     </w:p>
     <w:p>
       <w:pPr>
         <w:pStyle w:val="Normal"/>
+        <w:numPr>
+          <w:ilvl w:val="0"/>
+          <w:numId w:val="8"/>
+        </w:numPr>
         <w:spacing w:before="0" w:after="19"/>
         <w:rPr>
-          <w:color w:val="3465A4"/>
-        </w:rPr>
-      </w:pPr>
-      <w:r>
-        <w:rPr>
-          <w:rFonts w:ascii="Calibri" w:hAnsi="Calibri"/>
-          <w:color w:val="3465A4"/>
-          <w:sz w:val="22"/>
-          <w:szCs w:val="22"/>
-        </w:rPr>
+          <w:sz w:val="20"/>
+          <w:szCs w:val="20"/>
+        </w:rPr>
+      </w:pPr>
+      <w:r>
+        <w:rPr/>
+        <w:t>{{ sect }}</w:t>
+      </w:r>
+    </w:p>
+    <w:p>
+      <w:pPr>
+        <w:pStyle w:val="Normal"/>
+        <w:spacing w:before="0" w:after="19"/>
+        <w:rPr>
+          <w:sz w:val="20"/>
+          <w:szCs w:val="20"/>
+        </w:rPr>
+      </w:pPr>
+      <w:r>
+        <w:rPr/>
         <w:t>{% endfor %}</w:t>
       </w:r>
     </w:p>
@@ -509,7 +550,7 @@
               <wp:inline distT="0" distB="0" distL="0" distR="0" wp14:anchorId="261286E2">
                 <wp:extent cx="6494145" cy="309880"/>
                 <wp:effectExtent l="11430" t="9525" r="257175" b="13970"/>
-                <wp:docPr id="4" name="Zone de texte 2"/>
+                <wp:docPr id="5" name="Zone de texte 2"/>
                 <a:graphic xmlns:a="http://schemas.openxmlformats.org/drawingml/2006/main">
                   <a:graphicData uri="http://schemas.microsoft.com/office/word/2010/wordprocessingShape">
                     <wps:wsp>
@@ -597,15 +638,16 @@
       <w:pPr>
         <w:pStyle w:val="Normal"/>
         <w:rPr>
-          <w:color w:val="3465A4"/>
+          <w:sz w:val="20"/>
+          <w:szCs w:val="20"/>
         </w:rPr>
       </w:pPr>
       <w:r>
         <w:rPr>
           <w:rFonts w:ascii="Calibri" w:hAnsi="Calibri"/>
-          <w:color w:val="3465A4"/>
-          <w:sz w:val="22"/>
-          <w:szCs w:val="22"/>
+          <w:color w:val="000000"/>
+          <w:sz w:val="20"/>
+          <w:szCs w:val="20"/>
         </w:rPr>
         <w:t>{% for dip in Diplomes %}</w:t>
       </w:r>
@@ -613,54 +655,71 @@
     <w:p>
       <w:pPr>
         <w:pStyle w:val="Normal"/>
-        <w:rPr>
-          <w:color w:val="3465A4"/>
+        <w:numPr>
+          <w:ilvl w:val="0"/>
+          <w:numId w:val="9"/>
+        </w:numPr>
+        <w:rPr>
+          <w:sz w:val="20"/>
+          <w:szCs w:val="20"/>
         </w:rPr>
       </w:pPr>
       <w:r>
         <w:rPr>
           <w:rFonts w:ascii="Calibri" w:hAnsi="Calibri"/>
-          <w:b/>
-          <w:bCs/>
-          <w:color w:val="3465A4"/>
-          <w:sz w:val="22"/>
-          <w:szCs w:val="22"/>
-        </w:rPr>
-        <w:t>- {{ dip.Titre }}</w:t>
+          <w:color w:val="000000"/>
+          <w:sz w:val="20"/>
+          <w:szCs w:val="20"/>
+        </w:rPr>
+        <w:t>{{ dip.Titre }}</w:t>
       </w:r>
     </w:p>
     <w:p>
       <w:pPr>
         <w:pStyle w:val="Normal"/>
         <w:rPr>
-          <w:color w:val="3465A4"/>
+          <w:sz w:val="20"/>
+          <w:szCs w:val="20"/>
         </w:rPr>
       </w:pPr>
       <w:r>
         <w:rPr>
           <w:rFonts w:ascii="Calibri" w:hAnsi="Calibri"/>
-          <w:color w:val="3465A4"/>
-          <w:sz w:val="22"/>
-          <w:szCs w:val="22"/>
-        </w:rPr>
-        <w:t>{% if dip.Ecole %}{{ dip.Ecole }}{% endif %} {% if dip.Annee %}— {{ dip.Annee }}{% endif %}</w:t>
+          <w:color w:val="000000"/>
+          <w:sz w:val="20"/>
+          <w:szCs w:val="20"/>
+        </w:rPr>
+        <w:t>{% if dip.Ecole %}  {{ dip.Ecole }}{% endif %}{% if dip.Annee %} — {{ dip.Annee }}{% endif %}{% if dip.Lieu %}  {{ dip.Lieu }}{% endif %}</w:t>
       </w:r>
     </w:p>
     <w:p>
       <w:pPr>
         <w:pStyle w:val="Normal"/>
         <w:rPr>
-          <w:color w:val="3465A4"/>
+          <w:sz w:val="20"/>
+          <w:szCs w:val="20"/>
+        </w:rPr>
+      </w:pPr>
+      <w:r>
+        <w:rPr/>
+      </w:r>
+    </w:p>
+    <w:p>
+      <w:pPr>
+        <w:pStyle w:val="Normal"/>
+        <w:rPr>
+          <w:sz w:val="20"/>
+          <w:szCs w:val="20"/>
         </w:rPr>
       </w:pPr>
       <w:r>
         <w:rPr>
           <w:rFonts w:ascii="Calibri" w:hAnsi="Calibri"/>
-          <w:color w:val="3465A4"/>
-          <w:sz w:val="22"/>
-          <w:szCs w:val="22"/>
-        </w:rPr>
-        <w:t>{%- endfor %}</w:t>
+          <w:color w:val="000000"/>
+          <w:sz w:val="20"/>
+          <w:szCs w:val="20"/>
+        </w:rPr>
+        <w:t>{% endfor %}</w:t>
       </w:r>
     </w:p>
     <w:p>
@@ -678,7 +737,7 @@
               <wp:inline distT="0" distB="0" distL="0" distR="0" wp14:anchorId="321EBBB5">
                 <wp:extent cx="6494145" cy="309880"/>
                 <wp:effectExtent l="11430" t="10795" r="257175" b="12700"/>
-                <wp:docPr id="5" name="Zone de texte 2"/>
+                <wp:docPr id="6" name="Zone de texte 2"/>
                 <a:graphic xmlns:a="http://schemas.openxmlformats.org/drawingml/2006/main">
                   <a:graphicData uri="http://schemas.microsoft.com/office/word/2010/wordprocessingShape">
                     <wps:wsp>
@@ -766,32 +825,56 @@
       <w:pPr>
         <w:pStyle w:val="Normal"/>
         <w:rPr>
-          <w:color w:val="3465A4"/>
+          <w:sz w:val="20"/>
+          <w:szCs w:val="20"/>
         </w:rPr>
       </w:pPr>
       <w:r>
         <w:rPr>
           <w:rFonts w:ascii="Calibri" w:hAnsi="Calibri"/>
-          <w:color w:val="3465A4"/>
-          <w:sz w:val="22"/>
-          <w:szCs w:val="22"/>
-        </w:rPr>
-        <w:t>{% for lang in Langues %}• {{ lang }}</w:t>
+          <w:color w:val="000000"/>
+          <w:sz w:val="20"/>
+          <w:szCs w:val="20"/>
+        </w:rPr>
+        <w:t>{% for lang in Langues %}</w:t>
       </w:r>
     </w:p>
     <w:p>
       <w:pPr>
         <w:pStyle w:val="Normal"/>
-        <w:rPr>
-          <w:color w:val="3465A4"/>
+        <w:numPr>
+          <w:ilvl w:val="0"/>
+          <w:numId w:val="10"/>
+        </w:numPr>
+        <w:rPr>
+          <w:sz w:val="20"/>
+          <w:szCs w:val="20"/>
         </w:rPr>
       </w:pPr>
       <w:r>
         <w:rPr>
           <w:rFonts w:ascii="Calibri" w:hAnsi="Calibri"/>
-          <w:color w:val="3465A4"/>
-          <w:sz w:val="22"/>
-          <w:szCs w:val="22"/>
+          <w:color w:val="000000"/>
+          <w:sz w:val="20"/>
+          <w:szCs w:val="20"/>
+        </w:rPr>
+        <w:t>{{ lang.langue }} – {{ lang.niveau }}</w:t>
+      </w:r>
+    </w:p>
+    <w:p>
+      <w:pPr>
+        <w:pStyle w:val="Normal"/>
+        <w:rPr>
+          <w:sz w:val="20"/>
+          <w:szCs w:val="20"/>
+        </w:rPr>
+      </w:pPr>
+      <w:r>
+        <w:rPr>
+          <w:rFonts w:ascii="Calibri" w:hAnsi="Calibri"/>
+          <w:color w:val="000000"/>
+          <w:sz w:val="20"/>
+          <w:szCs w:val="20"/>
         </w:rPr>
         <w:t>{% endfor %}</w:t>
       </w:r>
@@ -811,7 +894,7 @@
               <wp:inline distT="0" distB="0" distL="0" distR="0" wp14:anchorId="321EBBB5">
                 <wp:extent cx="6494145" cy="309880"/>
                 <wp:effectExtent l="11430" t="10795" r="257175" b="12700"/>
-                <wp:docPr id="6" name="Zone de texte 1"/>
+                <wp:docPr id="7" name="Zone de texte 1"/>
                 <a:graphic xmlns:a="http://schemas.openxmlformats.org/drawingml/2006/main">
                   <a:graphicData uri="http://schemas.microsoft.com/office/word/2010/wordprocessingShape">
                     <wps:wsp>
@@ -875,7 +958,7 @@
                                 <w:b/>
                                 <w:color w:val="FFFFFF"/>
                               </w:rPr>
-                              <w:t>EXPERIENCES</w:t>
+                              <w:t>EXPERIENCES PROFESSIONNELLES</w:t>
                             </w:r>
                           </w:p>
                         </w:txbxContent>
@@ -911,12 +994,21 @@
           <w:bCs w:val="false"/>
           <w:i w:val="false"/>
           <w:iCs w:val="false"/>
-          <w:color w:val="3465A4"/>
-          <w:sz w:val="22"/>
-          <w:szCs w:val="22"/>
+          <w:color w:val="000000"/>
+          <w:sz w:val="20"/>
+          <w:szCs w:val="20"/>
         </w:rPr>
         <w:t>{% for exp in Experiences %}</w:t>
       </w:r>
+    </w:p>
+    <w:p>
+      <w:pPr>
+        <w:pStyle w:val="BodyText"/>
+        <w:rPr>
+          <w:sz w:val="20"/>
+          <w:szCs w:val="20"/>
+        </w:rPr>
+      </w:pPr>
       <w:r>
         <w:rPr>
           <w:rFonts w:cs="Calibri" w:ascii="Calibri" w:hAnsi="Calibri"/>
@@ -924,9 +1016,9 @@
           <w:bCs/>
           <w:i w:val="false"/>
           <w:iCs w:val="false"/>
-          <w:color w:val="3465A4"/>
-          <w:sz w:val="22"/>
-          <w:szCs w:val="22"/>
+          <w:color w:val="000000"/>
+          <w:sz w:val="20"/>
+          <w:szCs w:val="20"/>
         </w:rPr>
         <w:t>{{ exp.Nom_Entreprise }}</w:t>
       </w:r>
@@ -937,18 +1029,99 @@
           <w:bCs w:val="false"/>
           <w:i w:val="false"/>
           <w:iCs w:val="false"/>
-          <w:color w:val="3465A4"/>
-          <w:sz w:val="22"/>
-          <w:szCs w:val="22"/>
-        </w:rPr>
-        <w:t xml:space="preserve"> | {{ exp.Dates }} | {{ exp.Durée_expérience }}</w:t>
+          <w:color w:val="000000"/>
+          <w:sz w:val="20"/>
+          <w:szCs w:val="20"/>
+        </w:rPr>
+        <w:t xml:space="preserve"> </w:t>
+        <w:tab/>
+        <w:t xml:space="preserve"> </w:t>
+        <w:tab/>
+        <w:tab/>
+        <w:tab/>
+        <w:tab/>
+        <w:tab/>
+        <w:t>{{ exp.Dates }}  {{ exp.Durée_expérience }}</w:t>
       </w:r>
     </w:p>
     <w:p>
       <w:pPr>
         <w:pStyle w:val="BodyText"/>
         <w:rPr>
-          <w:color w:val="3465A4"/>
+          <w:sz w:val="20"/>
+          <w:szCs w:val="20"/>
+        </w:rPr>
+      </w:pPr>
+      <w:r>
+        <w:rPr/>
+        <mc:AlternateContent>
+          <mc:Choice Requires="wps">
+            <w:drawing>
+              <wp:anchor behindDoc="0" distT="0" distB="0" distL="0" distR="0" simplePos="0" locked="0" layoutInCell="1" allowOverlap="1" relativeHeight="17">
+                <wp:simplePos x="0" y="0"/>
+                <wp:positionH relativeFrom="column">
+                  <wp:posOffset>12065</wp:posOffset>
+                </wp:positionH>
+                <wp:positionV relativeFrom="paragraph">
+                  <wp:posOffset>-15875</wp:posOffset>
+                </wp:positionV>
+                <wp:extent cx="6500495" cy="8255"/>
+                <wp:effectExtent l="635" t="635" r="635" b="635"/>
+                <wp:wrapNone/>
+                <wp:docPr id="8" name="Ligne 1"/>
+                <a:graphic xmlns:a="http://schemas.openxmlformats.org/drawingml/2006/main">
+                  <a:graphicData uri="http://schemas.microsoft.com/office/word/2010/wordprocessingShape">
+                    <wps:wsp>
+                      <wps:cNvSpPr/>
+                      <wps:spPr>
+                        <a:xfrm>
+                          <a:off x="0" y="0"/>
+                          <a:ext cx="6500520" cy="8280"/>
+                        </a:xfrm>
+                        <a:prstGeom prst="line">
+                          <a:avLst/>
+                        </a:prstGeom>
+                        <a:ln w="0">
+                          <a:solidFill>
+                            <a:srgbClr val="3465a4"/>
+                          </a:solidFill>
+                        </a:ln>
+                      </wps:spPr>
+                      <wps:style>
+                        <a:lnRef idx="0"/>
+                        <a:fillRef idx="0"/>
+                        <a:effectRef idx="0"/>
+                        <a:fontRef idx="minor"/>
+                      </wps:style>
+                      <wps:bodyPr/>
+                    </wps:wsp>
+                  </a:graphicData>
+                </a:graphic>
+              </wp:anchor>
+            </w:drawing>
+          </mc:Choice>
+          <mc:Fallback>
+            <w:pict>
+              <v:line id="shape_0" from="0.95pt,-1.25pt" to="512.75pt,-0.65pt" ID="Ligne 1" stroked="t" o:allowincell="f" style="position:absolute">
+                <v:stroke color="#3465a4" joinstyle="round" endcap="flat"/>
+                <v:fill o:detectmouseclick="t" on="false"/>
+                <w10:wrap type="none"/>
+              </v:line>
+            </w:pict>
+          </mc:Fallback>
+        </mc:AlternateContent>
+      </w:r>
+    </w:p>
+    <w:p>
+      <w:pPr>
+        <w:pStyle w:val="BodyText"/>
+        <w:numPr>
+          <w:ilvl w:val="0"/>
+          <w:numId w:val="4"/>
+        </w:numPr>
+        <w:rPr>
+          <w:sz w:val="20"/>
+          <w:szCs w:val="20"/>
         </w:rPr>
       </w:pPr>
       <w:r>
@@ -956,9 +1129,9 @@
           <w:rFonts w:ascii="Calibri" w:hAnsi="Calibri"/>
           <w:b/>
           <w:bCs/>
-          <w:color w:val="3465A4"/>
-          <w:sz w:val="22"/>
-          <w:szCs w:val="22"/>
+          <w:color w:val="000000"/>
+          <w:sz w:val="20"/>
+          <w:szCs w:val="20"/>
         </w:rPr>
         <w:t>{{ exp.Poste }}</w:t>
       </w:r>
@@ -967,7 +1140,8 @@
       <w:pPr>
         <w:pStyle w:val="BodyText"/>
         <w:rPr>
-          <w:color w:val="3465A4"/>
+          <w:sz w:val="20"/>
+          <w:szCs w:val="20"/>
         </w:rPr>
       </w:pPr>
       <w:r>
@@ -975,9 +1149,9 @@
           <w:rFonts w:ascii="Calibri" w:hAnsi="Calibri"/>
           <w:b w:val="false"/>
           <w:bCs w:val="false"/>
-          <w:color w:val="3465A4"/>
-          <w:sz w:val="22"/>
-          <w:szCs w:val="22"/>
+          <w:color w:val="000000"/>
+          <w:sz w:val="20"/>
+          <w:szCs w:val="20"/>
         </w:rPr>
         <w:t>{% if exp.Mission %}</w:t>
       </w:r>
@@ -986,39 +1160,65 @@
           <w:rFonts w:ascii="Calibri" w:hAnsi="Calibri"/>
           <w:b/>
           <w:bCs/>
-          <w:color w:val="3465A4"/>
-          <w:sz w:val="22"/>
-          <w:szCs w:val="22"/>
-        </w:rPr>
-        <w:t>Mission:</w:t>
+          <w:color w:val="000000"/>
+          <w:sz w:val="20"/>
+          <w:szCs w:val="20"/>
+          <w:u w:val="single"/>
+        </w:rPr>
+        <w:t>Mission</w:t>
+      </w:r>
+      <w:r>
+        <w:rPr>
+          <w:rFonts w:ascii="Calibri" w:hAnsi="Calibri"/>
+          <w:b/>
+          <w:bCs/>
+          <w:color w:val="000000"/>
+          <w:sz w:val="20"/>
+          <w:szCs w:val="20"/>
+          <w:u w:val="none"/>
+        </w:rPr>
+        <w:t xml:space="preserve"> :</w:t>
       </w:r>
       <w:r>
         <w:rPr>
           <w:rFonts w:ascii="Calibri" w:hAnsi="Calibri"/>
           <w:b w:val="false"/>
           <w:bCs w:val="false"/>
-          <w:color w:val="3465A4"/>
-          <w:sz w:val="22"/>
-          <w:szCs w:val="22"/>
-        </w:rPr>
-        <w:t xml:space="preserve"> {{ exp.Mission }}{% endif %}</w:t>
-      </w:r>
-    </w:p>
-    <w:p>
-      <w:pPr>
-        <w:pStyle w:val="BodyText"/>
-        <w:rPr>
-          <w:color w:val="3465A4"/>
-        </w:rPr>
-      </w:pPr>
+          <w:color w:val="000000"/>
+          <w:sz w:val="20"/>
+          <w:szCs w:val="20"/>
+          <w:u w:val="none"/>
+        </w:rPr>
+        <w:t xml:space="preserve"> </w:t>
+      </w:r>
       <w:r>
         <w:rPr>
           <w:rFonts w:ascii="Calibri" w:hAnsi="Calibri"/>
           <w:b w:val="false"/>
           <w:bCs w:val="false"/>
-          <w:color w:val="3465A4"/>
-          <w:sz w:val="22"/>
-          <w:szCs w:val="22"/>
+          <w:color w:val="000000"/>
+          <w:sz w:val="20"/>
+          <w:szCs w:val="20"/>
+        </w:rPr>
+        <w:t>{{ exp.Mission }}{% endif %}</w:t>
+      </w:r>
+    </w:p>
+    <w:p>
+      <w:pPr>
+        <w:pStyle w:val="BodyText"/>
+        <w:rPr>
+          <w:sz w:val="20"/>
+          <w:szCs w:val="20"/>
+        </w:rPr>
+      </w:pPr>
+      <w:r>
+        <w:rPr>
+          <w:rFonts w:ascii="Calibri" w:hAnsi="Calibri"/>
+          <w:b w:val="false"/>
+          <w:bCs w:val="false"/>
+          <w:color w:val="000000"/>
+          <w:sz w:val="20"/>
+          <w:szCs w:val="20"/>
         </w:rPr>
         <w:t>{% if exp.Clients %}</w:t>
       </w:r>
@@ -1027,63 +1227,145 @@
           <w:rFonts w:ascii="Calibri" w:hAnsi="Calibri"/>
           <w:b/>
           <w:bCs/>
-          <w:color w:val="3465A4"/>
-          <w:sz w:val="22"/>
-          <w:szCs w:val="22"/>
-        </w:rPr>
-        <w:t>Clients:</w:t>
+          <w:color w:val="000000"/>
+          <w:sz w:val="20"/>
+          <w:szCs w:val="20"/>
+          <w:u w:val="single"/>
+        </w:rPr>
+        <w:t>Clients</w:t>
+      </w:r>
+      <w:r>
+        <w:rPr>
+          <w:rFonts w:ascii="Calibri" w:hAnsi="Calibri"/>
+          <w:b/>
+          <w:bCs/>
+          <w:color w:val="000000"/>
+          <w:sz w:val="20"/>
+          <w:szCs w:val="20"/>
+          <w:u w:val="none"/>
+        </w:rPr>
+        <w:t xml:space="preserve"> :</w:t>
       </w:r>
       <w:r>
         <w:rPr>
           <w:rFonts w:ascii="Calibri" w:hAnsi="Calibri"/>
           <w:b w:val="false"/>
           <w:bCs w:val="false"/>
-          <w:color w:val="3465A4"/>
-          <w:sz w:val="22"/>
-          <w:szCs w:val="22"/>
-        </w:rPr>
-        <w:t xml:space="preserve"> {{ exp.Clients }}{% endif %}</w:t>
+          <w:color w:val="000000"/>
+          <w:sz w:val="20"/>
+          <w:szCs w:val="20"/>
+          <w:u w:val="none"/>
+        </w:rPr>
+        <w:t xml:space="preserve"> </w:t>
+      </w:r>
+      <w:r>
+        <w:rPr>
+          <w:rFonts w:ascii="Calibri" w:hAnsi="Calibri"/>
+          <w:b w:val="false"/>
+          <w:bCs w:val="false"/>
+          <w:color w:val="000000"/>
+          <w:sz w:val="20"/>
+          <w:szCs w:val="20"/>
+        </w:rPr>
+        <w:t xml:space="preserve">{{ exp.Clients }}{% endif %} </w:t>
+      </w:r>
+      <w:r>
+        <w:rPr>
+          <w:rFonts w:ascii="Calibri" w:hAnsi="Calibri"/>
+          <w:color w:val="000000"/>
+          <w:sz w:val="20"/>
+          <w:szCs w:val="20"/>
+        </w:rPr>
+        <w:t>{% for t in exp.Taches %}</w:t>
       </w:r>
     </w:p>
     <w:p>
       <w:pPr>
         <w:pStyle w:val="BodyText"/>
         <w:rPr>
-          <w:color w:val="3465A4"/>
+          <w:sz w:val="20"/>
+          <w:szCs w:val="20"/>
         </w:rPr>
       </w:pPr>
       <w:r>
         <w:rPr>
           <w:rFonts w:ascii="Calibri" w:hAnsi="Calibri"/>
-          <w:color w:val="3465A4"/>
-          <w:sz w:val="22"/>
-          <w:szCs w:val="22"/>
-        </w:rPr>
-        <w:t>{% for t in exp.Taches %}• {{ t }}</w:t>
+          <w:color w:val="000000"/>
+          <w:sz w:val="20"/>
+          <w:szCs w:val="20"/>
+        </w:rPr>
+        <w:t>{% for t in exp.Taches %}</w:t>
       </w:r>
     </w:p>
     <w:p>
       <w:pPr>
         <w:pStyle w:val="BodyText"/>
         <w:rPr>
-          <w:color w:val="3465A4"/>
+          <w:sz w:val="20"/>
+          <w:szCs w:val="20"/>
         </w:rPr>
       </w:pPr>
       <w:r>
         <w:rPr>
           <w:rFonts w:ascii="Calibri" w:hAnsi="Calibri"/>
-          <w:color w:val="3465A4"/>
-          <w:sz w:val="22"/>
-          <w:szCs w:val="22"/>
-        </w:rPr>
-        <w:t>{% endfor %}</w:t>
+          <w:color w:val="000000"/>
+          <w:sz w:val="20"/>
+          <w:szCs w:val="20"/>
+        </w:rPr>
+        <w:t xml:space="preserve">• </w:t>
+      </w:r>
+      <w:r>
+        <w:rPr>
+          <w:rFonts w:ascii="Calibri" w:hAnsi="Calibri"/>
+          <w:color w:val="000000"/>
+          <w:sz w:val="20"/>
+          <w:szCs w:val="20"/>
+        </w:rPr>
+        <w:t>{{ t }}</w:t>
       </w:r>
     </w:p>
     <w:p>
       <w:pPr>
         <w:pStyle w:val="BodyText"/>
         <w:rPr>
-          <w:color w:val="3465A4"/>
+          <w:sz w:val="20"/>
+          <w:szCs w:val="20"/>
+        </w:rPr>
+      </w:pPr>
+      <w:r>
+        <w:rPr>
+          <w:rFonts w:ascii="Calibri" w:hAnsi="Calibri"/>
+          <w:color w:val="000000"/>
+          <w:sz w:val="20"/>
+          <w:szCs w:val="20"/>
+        </w:rPr>
+        <w:t>{% endfor %}</w:t>
+      </w:r>
+    </w:p>
+    <w:p>
+      <w:pPr>
+        <w:pStyle w:val="BodyText"/>
+        <w:rPr>
+          <w:sz w:val="20"/>
+          <w:szCs w:val="20"/>
+        </w:rPr>
+      </w:pPr>
+      <w:r>
+        <w:rPr>
+          <w:rFonts w:ascii="Calibri" w:hAnsi="Calibri"/>
+          <w:color w:val="000000"/>
+          <w:sz w:val="20"/>
+          <w:szCs w:val="20"/>
+        </w:rPr>
+        <w:t>{% endfor %}</w:t>
+      </w:r>
+    </w:p>
+    <w:p>
+      <w:pPr>
+        <w:pStyle w:val="BodyText"/>
+        <w:rPr>
+          <w:sz w:val="20"/>
+          <w:szCs w:val="20"/>
         </w:rPr>
       </w:pPr>
       <w:r>
@@ -1093,11 +1375,11 @@
           <w:bCs w:val="false"/>
           <w:i w:val="false"/>
           <w:iCs w:val="false"/>
-          <w:color w:val="3465A4"/>
-          <w:sz w:val="22"/>
-          <w:szCs w:val="22"/>
-        </w:rPr>
-        <w:t>{% if exp.Logiciels %}</w:t>
+          <w:color w:val="000000"/>
+          <w:sz w:val="20"/>
+          <w:szCs w:val="20"/>
+        </w:rPr>
+        <w:t>{% if exp.Logiciels_outils %}</w:t>
       </w:r>
       <w:r>
         <w:rPr>
@@ -1106,11 +1388,12 @@
           <w:bCs/>
           <w:i w:val="false"/>
           <w:iCs w:val="false"/>
-          <w:color w:val="3465A4"/>
-          <w:sz w:val="22"/>
-          <w:szCs w:val="22"/>
-        </w:rPr>
-        <w:t xml:space="preserve">Logiciels : </w:t>
+          <w:color w:val="000000"/>
+          <w:sz w:val="20"/>
+          <w:szCs w:val="20"/>
+          <w:u w:val="single"/>
+        </w:rPr>
+        <w:t>Outils:</w:t>
       </w:r>
       <w:r>
         <w:rPr>
@@ -1119,57 +1402,123 @@
           <w:bCs w:val="false"/>
           <w:i w:val="false"/>
           <w:iCs w:val="false"/>
-          <w:color w:val="3465A4"/>
-          <w:sz w:val="22"/>
-          <w:szCs w:val="22"/>
-        </w:rPr>
-        <w:t>{% for l in exp.Logiciels %}{{ l }}{% if not loop.last %}, {% endif %}{% endfor %}{% endif %}</w:t>
+          <w:color w:val="000000"/>
+          <w:sz w:val="20"/>
+          <w:szCs w:val="20"/>
+          <w:u w:val="none"/>
+        </w:rPr>
+        <w:t xml:space="preserve"> {% for l in exp.Logiciels_outils %}</w:t>
       </w:r>
     </w:p>
     <w:p>
       <w:pPr>
         <w:pStyle w:val="BodyText"/>
-        <w:rPr>
-          <w:rFonts w:ascii="Calibri" w:hAnsi="Calibri"/>
-          <w:color w:val="3465A4"/>
-          <w:sz w:val="22"/>
-          <w:szCs w:val="22"/>
-        </w:rPr>
-      </w:pPr>
-      <w:r>
-        <w:rPr>
-          <w:rFonts w:ascii="Calibri" w:hAnsi="Calibri"/>
-          <w:color w:val="3465A4"/>
-          <w:sz w:val="22"/>
-          <w:szCs w:val="22"/>
-        </w:rPr>
+        <w:numPr>
+          <w:ilvl w:val="0"/>
+          <w:numId w:val="5"/>
+        </w:numPr>
+        <w:rPr>
+          <w:sz w:val="20"/>
+          <w:szCs w:val="20"/>
+        </w:rPr>
+      </w:pPr>
+      <w:r>
+        <w:rPr>
+          <w:rFonts w:cs="Calibri" w:ascii="Calibri" w:hAnsi="Calibri"/>
+          <w:b w:val="false"/>
+          <w:bCs w:val="false"/>
+          <w:i w:val="false"/>
+          <w:iCs w:val="false"/>
+          <w:color w:val="000000"/>
+          <w:sz w:val="20"/>
+          <w:szCs w:val="20"/>
+        </w:rPr>
+        <w:t>{{ l }}{% if not loop.last %}, {% endif %}</w:t>
       </w:r>
     </w:p>
     <w:p>
       <w:pPr>
         <w:pStyle w:val="BodyText"/>
+        <w:rPr>
+          <w:sz w:val="20"/>
+          <w:szCs w:val="20"/>
+        </w:rPr>
+      </w:pPr>
+      <w:r>
+        <w:rPr>
+          <w:rFonts w:cs="Calibri" w:ascii="Calibri" w:hAnsi="Calibri"/>
+          <w:b w:val="false"/>
+          <w:bCs w:val="false"/>
+          <w:i w:val="false"/>
+          <w:iCs w:val="false"/>
+          <w:color w:val="000000"/>
+          <w:sz w:val="20"/>
+          <w:szCs w:val="20"/>
+        </w:rPr>
+        <w:t xml:space="preserve">    </w:t>
+      </w:r>
+      <w:r>
+        <w:rPr>
+          <w:rFonts w:cs="Calibri" w:ascii="Calibri" w:hAnsi="Calibri"/>
+          <w:b w:val="false"/>
+          <w:bCs w:val="false"/>
+          <w:i w:val="false"/>
+          <w:iCs w:val="false"/>
+          <w:color w:val="000000"/>
+          <w:sz w:val="20"/>
+          <w:szCs w:val="20"/>
+        </w:rPr>
+        <w:t>{% endfor %}</w:t>
+      </w:r>
+    </w:p>
+    <w:p>
+      <w:pPr>
+        <w:pStyle w:val="BodyText"/>
+        <w:rPr>
+          <w:sz w:val="20"/>
+          <w:szCs w:val="20"/>
+        </w:rPr>
+      </w:pPr>
+      <w:r>
+        <w:rPr>
+          <w:rFonts w:cs="Calibri" w:ascii="Calibri" w:hAnsi="Calibri"/>
+          <w:b w:val="false"/>
+          <w:bCs w:val="false"/>
+          <w:i w:val="false"/>
+          <w:iCs w:val="false"/>
+          <w:color w:val="000000"/>
+          <w:sz w:val="20"/>
+          <w:szCs w:val="20"/>
+        </w:rPr>
+        <w:t>{% endif %}</w:t>
+      </w:r>
+    </w:p>
+    <w:p>
+      <w:pPr>
+        <w:pStyle w:val="BodyText"/>
         <w:spacing w:before="0" w:after="120"/>
         <w:rPr>
-          <w:color w:val="3465A4"/>
+          <w:sz w:val="20"/>
+          <w:szCs w:val="20"/>
         </w:rPr>
       </w:pPr>
       <w:r>
         <w:rPr>
           <w:rFonts w:ascii="Calibri" w:hAnsi="Calibri"/>
-          <w:color w:val="3465A4"/>
-          <w:sz w:val="22"/>
-          <w:szCs w:val="22"/>
+          <w:color w:val="000000"/>
+          <w:sz w:val="20"/>
+          <w:szCs w:val="20"/>
         </w:rPr>
         <w:t>{% endfor %}</w:t>
       </w:r>
     </w:p>
     <w:sectPr>
-      <w:headerReference w:type="even" r:id="rId2"/>
-      <w:headerReference w:type="default" r:id="rId3"/>
-      <w:headerReference w:type="first" r:id="rId4"/>
-      <w:footerReference w:type="even" r:id="rId5"/>
-      <w:footerReference w:type="default" r:id="rId6"/>
-      <w:footerReference w:type="first" r:id="rId7"/>
+      <w:headerReference w:type="even" r:id="rId3"/>
+      <w:headerReference w:type="default" r:id="rId4"/>
+      <w:headerReference w:type="first" r:id="rId5"/>
+      <w:footerReference w:type="even" r:id="rId6"/>
+      <w:footerReference w:type="default" r:id="rId7"/>
+      <w:footerReference w:type="first" r:id="rId8"/>
       <w:type w:val="nextPage"/>
       <w:pgSz w:w="11906" w:h="16838"/>
       <w:pgMar w:left="709" w:right="748" w:gutter="0" w:header="283" w:top="850" w:footer="214" w:bottom="1274"/>
@@ -1743,167 +2092,7 @@
       <w:pStyle w:val="Normal"/>
       <w:jc w:val="right"/>
       <w:rPr>
-        <w:color w:val="3465A4"/>
-      </w:rPr>
-    </w:pPr>
-    <w:r>
-      <mc:AlternateContent>
-        <mc:Choice Requires="wps">
-          <w:drawing>
-            <wp:anchor behindDoc="1" distT="13970" distB="12700" distL="13970" distR="12700" simplePos="0" locked="0" layoutInCell="0" allowOverlap="1" relativeHeight="16" wp14:anchorId="123A3517">
-              <wp:simplePos x="0" y="0"/>
-              <wp:positionH relativeFrom="page">
-                <wp:posOffset>26670</wp:posOffset>
-              </wp:positionH>
-              <wp:positionV relativeFrom="page">
-                <wp:posOffset>52705</wp:posOffset>
-              </wp:positionV>
-              <wp:extent cx="7493635" cy="9808845"/>
-              <wp:effectExtent l="13970" t="13970" r="12700" b="12700"/>
-              <wp:wrapNone/>
-              <wp:docPr id="7" name="Rectangle 452"/>
-              <a:graphic xmlns:a="http://schemas.openxmlformats.org/drawingml/2006/main">
-                <a:graphicData uri="http://schemas.microsoft.com/office/word/2010/wordprocessingShape">
-                  <wps:wsp>
-                    <wps:cNvSpPr/>
-                    <wps:spPr>
-                      <a:xfrm>
-                        <a:off x="0" y="0"/>
-                        <a:ext cx="7493760" cy="9808920"/>
-                      </a:xfrm>
-                      <a:prstGeom prst="roundRect">
-                        <a:avLst>
-                          <a:gd name="adj" fmla="val 1931"/>
-                        </a:avLst>
-                      </a:prstGeom>
-                      <a:noFill/>
-                      <a:ln w="25400">
-                        <a:solidFill>
-                          <a:srgbClr val="02466d"/>
-                        </a:solidFill>
-                        <a:round/>
-                      </a:ln>
-                    </wps:spPr>
-                    <wps:style>
-                      <a:lnRef idx="0"/>
-                      <a:fillRef idx="0"/>
-                      <a:effectRef idx="0"/>
-                      <a:fontRef idx="minor"/>
-                    </wps:style>
-                    <wps:bodyPr/>
-                  </wps:wsp>
-                </a:graphicData>
-              </a:graphic>
-            </wp:anchor>
-          </w:drawing>
-        </mc:Choice>
-        <mc:Fallback>
-          <w:pict/>
-        </mc:Fallback>
-      </mc:AlternateContent>
-      <w:drawing>
-        <wp:anchor behindDoc="0" distT="0" distB="0" distL="114300" distR="114300" simplePos="0" locked="0" layoutInCell="0" allowOverlap="1" relativeHeight="19">
-          <wp:simplePos x="0" y="0"/>
-          <wp:positionH relativeFrom="column">
-            <wp:posOffset>-63500</wp:posOffset>
-          </wp:positionH>
-          <wp:positionV relativeFrom="paragraph">
-            <wp:posOffset>-50800</wp:posOffset>
-          </wp:positionV>
-          <wp:extent cx="1622425" cy="651510"/>
-          <wp:effectExtent l="0" t="0" r="0" b="0"/>
-          <wp:wrapTight wrapText="bothSides">
-            <wp:wrapPolygon edited="0">
-              <wp:start x="305" y="0"/>
-              <wp:lineTo x="305" y="17138"/>
-              <wp:lineTo x="4064" y="20605"/>
-              <wp:lineTo x="6570" y="21025"/>
-              <wp:lineTo x="18055" y="21025"/>
-              <wp:lineTo x="21189" y="14550"/>
-              <wp:lineTo x="17875" y="0"/>
-              <wp:lineTo x="305" y="0"/>
-            </wp:wrapPolygon>
-          </wp:wrapTight>
-          <wp:docPr id="8" name="Image 87" descr=""/>
-          <wp:cNvGraphicFramePr>
-            <a:graphicFrameLocks xmlns:a="http://schemas.openxmlformats.org/drawingml/2006/main" noChangeAspect="1"/>
-          </wp:cNvGraphicFramePr>
-          <a:graphic xmlns:a="http://schemas.openxmlformats.org/drawingml/2006/main">
-            <a:graphicData uri="http://schemas.openxmlformats.org/drawingml/2006/picture">
-              <pic:pic xmlns:pic="http://schemas.openxmlformats.org/drawingml/2006/picture">
-                <pic:nvPicPr>
-                  <pic:cNvPr id="8" name="Image 87" descr=""/>
-                  <pic:cNvPicPr>
-                    <a:picLocks noChangeAspect="1" noChangeArrowheads="1"/>
-                  </pic:cNvPicPr>
-                </pic:nvPicPr>
-                <pic:blipFill>
-                  <a:blip r:embed="rId1"/>
-                  <a:srcRect l="-4428" t="-3962" r="-2420" b="-2794"/>
-                  <a:stretch>
-                    <a:fillRect/>
-                  </a:stretch>
-                </pic:blipFill>
-                <pic:spPr bwMode="auto">
-                  <a:xfrm>
-                    <a:off x="0" y="0"/>
-                    <a:ext cx="1622425" cy="651510"/>
-                  </a:xfrm>
-                  <a:prstGeom prst="rect">
-                    <a:avLst/>
-                  </a:prstGeom>
-                </pic:spPr>
-              </pic:pic>
-            </a:graphicData>
-          </a:graphic>
-        </wp:anchor>
-      </w:drawing>
-    </w:r>
-    <w:r>
-      <w:rPr>
-        <w:rFonts w:cs="Calibri" w:ascii="Calibri" w:hAnsi="Calibri"/>
-        <w:b/>
-        <w:bCs/>
-        <w:color w:val="3465A4"/>
-        <w:sz w:val="24"/>
-        <w:szCs w:val="24"/>
-      </w:rPr>
-      <w:t>{{Nom_Prénom}}</w:t>
-      <w:br/>
-      <w:t>{{POSTE}}</w:t>
-    </w:r>
-  </w:p>
-  <w:p>
-    <w:pPr>
-      <w:pStyle w:val="Normal"/>
-      <w:jc w:val="right"/>
-      <w:rPr>
-        <w:color w:val="3465A4"/>
-      </w:rPr>
-    </w:pPr>
-    <w:r>
-      <w:rPr>
-        <w:rFonts w:cs="Calibri" w:ascii="Calibri" w:hAnsi="Calibri"/>
-        <w:b/>
-        <w:bCs/>
-        <w:color w:val="3465A4"/>
-        <w:sz w:val="24"/>
-        <w:szCs w:val="24"/>
-      </w:rPr>
-      <w:t>{{Experience_totale}}</w:t>
-    </w:r>
-  </w:p>
-</w:hdr>
-</file>
-
-<file path=word/header3.xml><?xml version="1.0" encoding="utf-8"?>
-<w:hdr xmlns:o="urn:schemas-microsoft-com:office:office" xmlns:r="http://schemas.openxmlformats.org/officeDocument/2006/relationships" xmlns:v="urn:schemas-microsoft-com:vml" xmlns:w="http://schemas.openxmlformats.org/wordprocessingml/2006/main" xmlns:w10="urn:schemas-microsoft-com:office:word" xmlns:wp="http://schemas.openxmlformats.org/drawingml/2006/wordprocessingDrawing" xmlns:wps="http://schemas.microsoft.com/office/word/2010/wordprocessingShape" xmlns:wpg="http://schemas.microsoft.com/office/word/2010/wordprocessingGroup" xmlns:mc="http://schemas.openxmlformats.org/markup-compatibility/2006" xmlns:wp14="http://schemas.microsoft.com/office/word/2010/wordprocessingDrawing" xmlns:w14="http://schemas.microsoft.com/office/word/2010/wordml" xmlns:w15="http://schemas.microsoft.com/office/word/2012/wordml" mc:Ignorable="w14 wp14 w15">
-  <w:p>
-    <w:pPr>
-      <w:pStyle w:val="Normal"/>
-      <w:jc w:val="right"/>
-      <w:rPr>
-        <w:color w:val="3465A4"/>
+        <w:color w:val="000000"/>
       </w:rPr>
     </w:pPr>
     <w:r>
@@ -1961,74 +2150,17 @@
           <w:pict/>
         </mc:Fallback>
       </mc:AlternateContent>
-      <w:drawing>
-        <wp:anchor behindDoc="0" distT="0" distB="0" distL="114300" distR="114300" simplePos="0" locked="0" layoutInCell="0" allowOverlap="1" relativeHeight="19">
-          <wp:simplePos x="0" y="0"/>
-          <wp:positionH relativeFrom="column">
-            <wp:posOffset>-63500</wp:posOffset>
-          </wp:positionH>
-          <wp:positionV relativeFrom="paragraph">
-            <wp:posOffset>-50800</wp:posOffset>
-          </wp:positionV>
-          <wp:extent cx="1622425" cy="651510"/>
-          <wp:effectExtent l="0" t="0" r="0" b="0"/>
-          <wp:wrapTight wrapText="bothSides">
-            <wp:wrapPolygon edited="0">
-              <wp:start x="305" y="0"/>
-              <wp:lineTo x="305" y="17138"/>
-              <wp:lineTo x="4064" y="20605"/>
-              <wp:lineTo x="6570" y="21025"/>
-              <wp:lineTo x="18055" y="21025"/>
-              <wp:lineTo x="21189" y="14550"/>
-              <wp:lineTo x="17875" y="0"/>
-              <wp:lineTo x="305" y="0"/>
-            </wp:wrapPolygon>
-          </wp:wrapTight>
-          <wp:docPr id="10" name="Image 87" descr=""/>
-          <wp:cNvGraphicFramePr>
-            <a:graphicFrameLocks xmlns:a="http://schemas.openxmlformats.org/drawingml/2006/main" noChangeAspect="1"/>
-          </wp:cNvGraphicFramePr>
-          <a:graphic xmlns:a="http://schemas.openxmlformats.org/drawingml/2006/main">
-            <a:graphicData uri="http://schemas.openxmlformats.org/drawingml/2006/picture">
-              <pic:pic xmlns:pic="http://schemas.openxmlformats.org/drawingml/2006/picture">
-                <pic:nvPicPr>
-                  <pic:cNvPr id="10" name="Image 87" descr=""/>
-                  <pic:cNvPicPr>
-                    <a:picLocks noChangeAspect="1" noChangeArrowheads="1"/>
-                  </pic:cNvPicPr>
-                </pic:nvPicPr>
-                <pic:blipFill>
-                  <a:blip r:embed="rId1"/>
-                  <a:srcRect l="-4428" t="-3962" r="-2420" b="-2794"/>
-                  <a:stretch>
-                    <a:fillRect/>
-                  </a:stretch>
-                </pic:blipFill>
-                <pic:spPr bwMode="auto">
-                  <a:xfrm>
-                    <a:off x="0" y="0"/>
-                    <a:ext cx="1622425" cy="651510"/>
-                  </a:xfrm>
-                  <a:prstGeom prst="rect">
-                    <a:avLst/>
-                  </a:prstGeom>
-                </pic:spPr>
-              </pic:pic>
-            </a:graphicData>
-          </a:graphic>
-        </wp:anchor>
-      </w:drawing>
     </w:r>
     <w:r>
       <w:rPr>
         <w:rFonts w:cs="Calibri" w:ascii="Calibri" w:hAnsi="Calibri"/>
         <w:b/>
         <w:bCs/>
-        <w:color w:val="3465A4"/>
+        <w:color w:val="000000"/>
         <w:sz w:val="24"/>
         <w:szCs w:val="24"/>
       </w:rPr>
-      <w:t>{{Nom_Prénom}}</w:t>
+      <w:t>{{trois_lettre_nom}}</w:t>
       <w:br/>
       <w:t>{{POSTE}}</w:t>
     </w:r>
@@ -2038,7 +2170,7 @@
       <w:pStyle w:val="Normal"/>
       <w:jc w:val="right"/>
       <w:rPr>
-        <w:color w:val="3465A4"/>
+        <w:color w:val="000000"/>
       </w:rPr>
     </w:pPr>
     <w:r>
@@ -2046,7 +2178,110 @@
         <w:rFonts w:cs="Calibri" w:ascii="Calibri" w:hAnsi="Calibri"/>
         <w:b/>
         <w:bCs/>
-        <w:color w:val="3465A4"/>
+        <w:color w:val="000000"/>
+        <w:sz w:val="24"/>
+        <w:szCs w:val="24"/>
+      </w:rPr>
+      <w:t>{{Experience_totale}}</w:t>
+    </w:r>
+  </w:p>
+</w:hdr>
+</file>
+
+<file path=word/header3.xml><?xml version="1.0" encoding="utf-8"?>
+<w:hdr xmlns:o="urn:schemas-microsoft-com:office:office" xmlns:r="http://schemas.openxmlformats.org/officeDocument/2006/relationships" xmlns:v="urn:schemas-microsoft-com:vml" xmlns:w="http://schemas.openxmlformats.org/wordprocessingml/2006/main" xmlns:w10="urn:schemas-microsoft-com:office:word" xmlns:wp="http://schemas.openxmlformats.org/drawingml/2006/wordprocessingDrawing" xmlns:wps="http://schemas.microsoft.com/office/word/2010/wordprocessingShape" xmlns:wpg="http://schemas.microsoft.com/office/word/2010/wordprocessingGroup" xmlns:mc="http://schemas.openxmlformats.org/markup-compatibility/2006" xmlns:wp14="http://schemas.microsoft.com/office/word/2010/wordprocessingDrawing" xmlns:w14="http://schemas.microsoft.com/office/word/2010/wordml" xmlns:w15="http://schemas.microsoft.com/office/word/2012/wordml" mc:Ignorable="w14 wp14 w15">
+  <w:p>
+    <w:pPr>
+      <w:pStyle w:val="Normal"/>
+      <w:jc w:val="right"/>
+      <w:rPr>
+        <w:color w:val="000000"/>
+      </w:rPr>
+    </w:pPr>
+    <w:r>
+      <mc:AlternateContent>
+        <mc:Choice Requires="wps">
+          <w:drawing>
+            <wp:anchor behindDoc="1" distT="13970" distB="12700" distL="13970" distR="12700" simplePos="0" locked="0" layoutInCell="0" allowOverlap="1" relativeHeight="16" wp14:anchorId="123A3517">
+              <wp:simplePos x="0" y="0"/>
+              <wp:positionH relativeFrom="page">
+                <wp:posOffset>26670</wp:posOffset>
+              </wp:positionH>
+              <wp:positionV relativeFrom="page">
+                <wp:posOffset>52705</wp:posOffset>
+              </wp:positionV>
+              <wp:extent cx="7493635" cy="9808845"/>
+              <wp:effectExtent l="13970" t="13970" r="12700" b="12700"/>
+              <wp:wrapNone/>
+              <wp:docPr id="10" name="Rectangle 452"/>
+              <a:graphic xmlns:a="http://schemas.openxmlformats.org/drawingml/2006/main">
+                <a:graphicData uri="http://schemas.microsoft.com/office/word/2010/wordprocessingShape">
+                  <wps:wsp>
+                    <wps:cNvSpPr/>
+                    <wps:spPr>
+                      <a:xfrm>
+                        <a:off x="0" y="0"/>
+                        <a:ext cx="7493760" cy="9808920"/>
+                      </a:xfrm>
+                      <a:prstGeom prst="roundRect">
+                        <a:avLst>
+                          <a:gd name="adj" fmla="val 1931"/>
+                        </a:avLst>
+                      </a:prstGeom>
+                      <a:noFill/>
+                      <a:ln w="25400">
+                        <a:solidFill>
+                          <a:srgbClr val="02466d"/>
+                        </a:solidFill>
+                        <a:round/>
+                      </a:ln>
+                    </wps:spPr>
+                    <wps:style>
+                      <a:lnRef idx="0"/>
+                      <a:fillRef idx="0"/>
+                      <a:effectRef idx="0"/>
+                      <a:fontRef idx="minor"/>
+                    </wps:style>
+                    <wps:bodyPr/>
+                  </wps:wsp>
+                </a:graphicData>
+              </a:graphic>
+            </wp:anchor>
+          </w:drawing>
+        </mc:Choice>
+        <mc:Fallback>
+          <w:pict/>
+        </mc:Fallback>
+      </mc:AlternateContent>
+    </w:r>
+    <w:r>
+      <w:rPr>
+        <w:rFonts w:cs="Calibri" w:ascii="Calibri" w:hAnsi="Calibri"/>
+        <w:b/>
+        <w:bCs/>
+        <w:color w:val="000000"/>
+        <w:sz w:val="24"/>
+        <w:szCs w:val="24"/>
+      </w:rPr>
+      <w:t>{{trois_lettre_nom}}</w:t>
+      <w:br/>
+      <w:t>{{POSTE}}</w:t>
+    </w:r>
+  </w:p>
+  <w:p>
+    <w:pPr>
+      <w:pStyle w:val="Normal"/>
+      <w:jc w:val="right"/>
+      <w:rPr>
+        <w:color w:val="000000"/>
+      </w:rPr>
+    </w:pPr>
+    <w:r>
+      <w:rPr>
+        <w:rFonts w:cs="Calibri" w:ascii="Calibri" w:hAnsi="Calibri"/>
+        <w:b/>
+        <w:bCs/>
+        <w:color w:val="000000"/>
         <w:sz w:val="24"/>
         <w:szCs w:val="24"/>
       </w:rPr>
@@ -2475,6 +2710,965 @@
   <w:abstractNum w:abstractNumId="4">
     <w:lvl w:ilvl="0">
       <w:start w:val="1"/>
+      <w:numFmt w:val="bullet"/>
+      <w:lvlText w:val=""/>
+      <w:lvlJc w:val="left"/>
+      <w:pPr>
+        <w:tabs>
+          <w:tab w:val="num" w:pos="720"/>
+        </w:tabs>
+        <w:ind w:left="720" w:hanging="360"/>
+      </w:pPr>
+      <w:rPr>
+        <w:rFonts w:ascii="Wingdings" w:hAnsi="Wingdings" w:cs="Wingdings" w:hint="default"/>
+      </w:rPr>
+    </w:lvl>
+    <w:lvl w:ilvl="1">
+      <w:start w:val="1"/>
+      <w:numFmt w:val="bullet"/>
+      <w:lvlText w:val=""/>
+      <w:lvlJc w:val="left"/>
+      <w:pPr>
+        <w:tabs>
+          <w:tab w:val="num" w:pos="1080"/>
+        </w:tabs>
+        <w:ind w:left="1080" w:hanging="360"/>
+      </w:pPr>
+      <w:rPr>
+        <w:rFonts w:ascii="Wingdings" w:hAnsi="Wingdings" w:cs="Wingdings" w:hint="default"/>
+      </w:rPr>
+    </w:lvl>
+    <w:lvl w:ilvl="2">
+      <w:start w:val="1"/>
+      <w:numFmt w:val="bullet"/>
+      <w:lvlText w:val=""/>
+      <w:lvlJc w:val="left"/>
+      <w:pPr>
+        <w:tabs>
+          <w:tab w:val="num" w:pos="1440"/>
+        </w:tabs>
+        <w:ind w:left="1440" w:hanging="360"/>
+      </w:pPr>
+      <w:rPr>
+        <w:rFonts w:ascii="Wingdings" w:hAnsi="Wingdings" w:cs="Wingdings" w:hint="default"/>
+      </w:rPr>
+    </w:lvl>
+    <w:lvl w:ilvl="3">
+      <w:start w:val="1"/>
+      <w:numFmt w:val="bullet"/>
+      <w:lvlText w:val=""/>
+      <w:lvlJc w:val="left"/>
+      <w:pPr>
+        <w:tabs>
+          <w:tab w:val="num" w:pos="1800"/>
+        </w:tabs>
+        <w:ind w:left="1800" w:hanging="360"/>
+      </w:pPr>
+      <w:rPr>
+        <w:rFonts w:ascii="Wingdings" w:hAnsi="Wingdings" w:cs="Wingdings" w:hint="default"/>
+      </w:rPr>
+    </w:lvl>
+    <w:lvl w:ilvl="4">
+      <w:start w:val="1"/>
+      <w:numFmt w:val="bullet"/>
+      <w:lvlText w:val=""/>
+      <w:lvlJc w:val="left"/>
+      <w:pPr>
+        <w:tabs>
+          <w:tab w:val="num" w:pos="2160"/>
+        </w:tabs>
+        <w:ind w:left="2160" w:hanging="360"/>
+      </w:pPr>
+      <w:rPr>
+        <w:rFonts w:ascii="Wingdings" w:hAnsi="Wingdings" w:cs="Wingdings" w:hint="default"/>
+      </w:rPr>
+    </w:lvl>
+    <w:lvl w:ilvl="5">
+      <w:start w:val="1"/>
+      <w:numFmt w:val="bullet"/>
+      <w:lvlText w:val=""/>
+      <w:lvlJc w:val="left"/>
+      <w:pPr>
+        <w:tabs>
+          <w:tab w:val="num" w:pos="2520"/>
+        </w:tabs>
+        <w:ind w:left="2520" w:hanging="360"/>
+      </w:pPr>
+      <w:rPr>
+        <w:rFonts w:ascii="Wingdings" w:hAnsi="Wingdings" w:cs="Wingdings" w:hint="default"/>
+      </w:rPr>
+    </w:lvl>
+    <w:lvl w:ilvl="6">
+      <w:start w:val="1"/>
+      <w:numFmt w:val="bullet"/>
+      <w:lvlText w:val=""/>
+      <w:lvlJc w:val="left"/>
+      <w:pPr>
+        <w:tabs>
+          <w:tab w:val="num" w:pos="2880"/>
+        </w:tabs>
+        <w:ind w:left="2880" w:hanging="360"/>
+      </w:pPr>
+      <w:rPr>
+        <w:rFonts w:ascii="Wingdings" w:hAnsi="Wingdings" w:cs="Wingdings" w:hint="default"/>
+      </w:rPr>
+    </w:lvl>
+    <w:lvl w:ilvl="7">
+      <w:start w:val="1"/>
+      <w:numFmt w:val="bullet"/>
+      <w:lvlText w:val=""/>
+      <w:lvlJc w:val="left"/>
+      <w:pPr>
+        <w:tabs>
+          <w:tab w:val="num" w:pos="3240"/>
+        </w:tabs>
+        <w:ind w:left="3240" w:hanging="360"/>
+      </w:pPr>
+      <w:rPr>
+        <w:rFonts w:ascii="Wingdings" w:hAnsi="Wingdings" w:cs="Wingdings" w:hint="default"/>
+      </w:rPr>
+    </w:lvl>
+    <w:lvl w:ilvl="8">
+      <w:start w:val="1"/>
+      <w:numFmt w:val="bullet"/>
+      <w:lvlText w:val=""/>
+      <w:lvlJc w:val="left"/>
+      <w:pPr>
+        <w:tabs>
+          <w:tab w:val="num" w:pos="3600"/>
+        </w:tabs>
+        <w:ind w:left="3600" w:hanging="360"/>
+      </w:pPr>
+      <w:rPr>
+        <w:rFonts w:ascii="Wingdings" w:hAnsi="Wingdings" w:cs="Wingdings" w:hint="default"/>
+      </w:rPr>
+    </w:lvl>
+  </w:abstractNum>
+  <w:abstractNum w:abstractNumId="5">
+    <w:lvl w:ilvl="0">
+      <w:start w:val="1"/>
+      <w:numFmt w:val="bullet"/>
+      <w:lvlText w:val=""/>
+      <w:lvlJc w:val="left"/>
+      <w:pPr>
+        <w:tabs>
+          <w:tab w:val="num" w:pos="928"/>
+        </w:tabs>
+        <w:ind w:left="928" w:hanging="360"/>
+      </w:pPr>
+      <w:rPr>
+        <w:rFonts w:ascii="Symbol" w:hAnsi="Symbol" w:cs="Symbol" w:hint="default"/>
+      </w:rPr>
+    </w:lvl>
+    <w:lvl w:ilvl="1">
+      <w:start w:val="1"/>
+      <w:numFmt w:val="bullet"/>
+      <w:lvlText w:val="◦"/>
+      <w:lvlJc w:val="left"/>
+      <w:pPr>
+        <w:tabs>
+          <w:tab w:val="num" w:pos="1288"/>
+        </w:tabs>
+        <w:ind w:left="1288" w:hanging="360"/>
+      </w:pPr>
+      <w:rPr>
+        <w:rFonts w:ascii="OpenSymbol" w:hAnsi="OpenSymbol" w:cs="OpenSymbol" w:hint="default"/>
+      </w:rPr>
+    </w:lvl>
+    <w:lvl w:ilvl="2">
+      <w:start w:val="1"/>
+      <w:numFmt w:val="bullet"/>
+      <w:lvlText w:val="▪"/>
+      <w:lvlJc w:val="left"/>
+      <w:pPr>
+        <w:tabs>
+          <w:tab w:val="num" w:pos="1648"/>
+        </w:tabs>
+        <w:ind w:left="1648" w:hanging="360"/>
+      </w:pPr>
+      <w:rPr>
+        <w:rFonts w:ascii="OpenSymbol" w:hAnsi="OpenSymbol" w:cs="OpenSymbol" w:hint="default"/>
+      </w:rPr>
+    </w:lvl>
+    <w:lvl w:ilvl="3">
+      <w:start w:val="1"/>
+      <w:numFmt w:val="bullet"/>
+      <w:lvlText w:val=""/>
+      <w:lvlJc w:val="left"/>
+      <w:pPr>
+        <w:tabs>
+          <w:tab w:val="num" w:pos="2008"/>
+        </w:tabs>
+        <w:ind w:left="2008" w:hanging="360"/>
+      </w:pPr>
+      <w:rPr>
+        <w:rFonts w:ascii="Symbol" w:hAnsi="Symbol" w:cs="Symbol" w:hint="default"/>
+      </w:rPr>
+    </w:lvl>
+    <w:lvl w:ilvl="4">
+      <w:start w:val="1"/>
+      <w:numFmt w:val="bullet"/>
+      <w:lvlText w:val="◦"/>
+      <w:lvlJc w:val="left"/>
+      <w:pPr>
+        <w:tabs>
+          <w:tab w:val="num" w:pos="2368"/>
+        </w:tabs>
+        <w:ind w:left="2368" w:hanging="360"/>
+      </w:pPr>
+      <w:rPr>
+        <w:rFonts w:ascii="OpenSymbol" w:hAnsi="OpenSymbol" w:cs="OpenSymbol" w:hint="default"/>
+      </w:rPr>
+    </w:lvl>
+    <w:lvl w:ilvl="5">
+      <w:start w:val="1"/>
+      <w:numFmt w:val="bullet"/>
+      <w:lvlText w:val="▪"/>
+      <w:lvlJc w:val="left"/>
+      <w:pPr>
+        <w:tabs>
+          <w:tab w:val="num" w:pos="2728"/>
+        </w:tabs>
+        <w:ind w:left="2728" w:hanging="360"/>
+      </w:pPr>
+      <w:rPr>
+        <w:rFonts w:ascii="OpenSymbol" w:hAnsi="OpenSymbol" w:cs="OpenSymbol" w:hint="default"/>
+      </w:rPr>
+    </w:lvl>
+    <w:lvl w:ilvl="6">
+      <w:start w:val="1"/>
+      <w:numFmt w:val="bullet"/>
+      <w:lvlText w:val=""/>
+      <w:lvlJc w:val="left"/>
+      <w:pPr>
+        <w:tabs>
+          <w:tab w:val="num" w:pos="3088"/>
+        </w:tabs>
+        <w:ind w:left="3088" w:hanging="360"/>
+      </w:pPr>
+      <w:rPr>
+        <w:rFonts w:ascii="Symbol" w:hAnsi="Symbol" w:cs="Symbol" w:hint="default"/>
+      </w:rPr>
+    </w:lvl>
+    <w:lvl w:ilvl="7">
+      <w:start w:val="1"/>
+      <w:numFmt w:val="bullet"/>
+      <w:lvlText w:val="◦"/>
+      <w:lvlJc w:val="left"/>
+      <w:pPr>
+        <w:tabs>
+          <w:tab w:val="num" w:pos="3448"/>
+        </w:tabs>
+        <w:ind w:left="3448" w:hanging="360"/>
+      </w:pPr>
+      <w:rPr>
+        <w:rFonts w:ascii="OpenSymbol" w:hAnsi="OpenSymbol" w:cs="OpenSymbol" w:hint="default"/>
+      </w:rPr>
+    </w:lvl>
+    <w:lvl w:ilvl="8">
+      <w:start w:val="1"/>
+      <w:numFmt w:val="bullet"/>
+      <w:lvlText w:val="▪"/>
+      <w:lvlJc w:val="left"/>
+      <w:pPr>
+        <w:tabs>
+          <w:tab w:val="num" w:pos="3808"/>
+        </w:tabs>
+        <w:ind w:left="3808" w:hanging="360"/>
+      </w:pPr>
+      <w:rPr>
+        <w:rFonts w:ascii="OpenSymbol" w:hAnsi="OpenSymbol" w:cs="OpenSymbol" w:hint="default"/>
+      </w:rPr>
+    </w:lvl>
+  </w:abstractNum>
+  <w:abstractNum w:abstractNumId="6">
+    <w:lvl w:ilvl="0">
+      <w:start w:val="1"/>
+      <w:numFmt w:val="bullet"/>
+      <w:lvlText w:val=""/>
+      <w:lvlJc w:val="left"/>
+      <w:pPr>
+        <w:tabs>
+          <w:tab w:val="num" w:pos="720"/>
+        </w:tabs>
+        <w:ind w:left="720" w:hanging="360"/>
+      </w:pPr>
+      <w:rPr>
+        <w:rFonts w:ascii="Wingdings" w:hAnsi="Wingdings" w:cs="Wingdings" w:hint="default"/>
+      </w:rPr>
+    </w:lvl>
+    <w:lvl w:ilvl="1">
+      <w:start w:val="1"/>
+      <w:numFmt w:val="bullet"/>
+      <w:lvlText w:val="◦"/>
+      <w:lvlJc w:val="left"/>
+      <w:pPr>
+        <w:tabs>
+          <w:tab w:val="num" w:pos="1080"/>
+        </w:tabs>
+        <w:ind w:left="1080" w:hanging="360"/>
+      </w:pPr>
+      <w:rPr>
+        <w:rFonts w:ascii="OpenSymbol" w:hAnsi="OpenSymbol" w:cs="OpenSymbol" w:hint="default"/>
+      </w:rPr>
+    </w:lvl>
+    <w:lvl w:ilvl="2">
+      <w:start w:val="1"/>
+      <w:numFmt w:val="bullet"/>
+      <w:lvlText w:val="▪"/>
+      <w:lvlJc w:val="left"/>
+      <w:pPr>
+        <w:tabs>
+          <w:tab w:val="num" w:pos="1440"/>
+        </w:tabs>
+        <w:ind w:left="1440" w:hanging="360"/>
+      </w:pPr>
+      <w:rPr>
+        <w:rFonts w:ascii="OpenSymbol" w:hAnsi="OpenSymbol" w:cs="OpenSymbol" w:hint="default"/>
+      </w:rPr>
+    </w:lvl>
+    <w:lvl w:ilvl="3">
+      <w:start w:val="1"/>
+      <w:numFmt w:val="bullet"/>
+      <w:lvlText w:val=""/>
+      <w:lvlJc w:val="left"/>
+      <w:pPr>
+        <w:tabs>
+          <w:tab w:val="num" w:pos="1800"/>
+        </w:tabs>
+        <w:ind w:left="1800" w:hanging="360"/>
+      </w:pPr>
+      <w:rPr>
+        <w:rFonts w:ascii="Symbol" w:hAnsi="Symbol" w:cs="Symbol" w:hint="default"/>
+      </w:rPr>
+    </w:lvl>
+    <w:lvl w:ilvl="4">
+      <w:start w:val="1"/>
+      <w:numFmt w:val="bullet"/>
+      <w:lvlText w:val="◦"/>
+      <w:lvlJc w:val="left"/>
+      <w:pPr>
+        <w:tabs>
+          <w:tab w:val="num" w:pos="2160"/>
+        </w:tabs>
+        <w:ind w:left="2160" w:hanging="360"/>
+      </w:pPr>
+      <w:rPr>
+        <w:rFonts w:ascii="OpenSymbol" w:hAnsi="OpenSymbol" w:cs="OpenSymbol" w:hint="default"/>
+      </w:rPr>
+    </w:lvl>
+    <w:lvl w:ilvl="5">
+      <w:start w:val="1"/>
+      <w:numFmt w:val="bullet"/>
+      <w:lvlText w:val="▪"/>
+      <w:lvlJc w:val="left"/>
+      <w:pPr>
+        <w:tabs>
+          <w:tab w:val="num" w:pos="2520"/>
+        </w:tabs>
+        <w:ind w:left="2520" w:hanging="360"/>
+      </w:pPr>
+      <w:rPr>
+        <w:rFonts w:ascii="OpenSymbol" w:hAnsi="OpenSymbol" w:cs="OpenSymbol" w:hint="default"/>
+      </w:rPr>
+    </w:lvl>
+    <w:lvl w:ilvl="6">
+      <w:start w:val="1"/>
+      <w:numFmt w:val="bullet"/>
+      <w:lvlText w:val=""/>
+      <w:lvlJc w:val="left"/>
+      <w:pPr>
+        <w:tabs>
+          <w:tab w:val="num" w:pos="2880"/>
+        </w:tabs>
+        <w:ind w:left="2880" w:hanging="360"/>
+      </w:pPr>
+      <w:rPr>
+        <w:rFonts w:ascii="Symbol" w:hAnsi="Symbol" w:cs="Symbol" w:hint="default"/>
+      </w:rPr>
+    </w:lvl>
+    <w:lvl w:ilvl="7">
+      <w:start w:val="1"/>
+      <w:numFmt w:val="bullet"/>
+      <w:lvlText w:val="◦"/>
+      <w:lvlJc w:val="left"/>
+      <w:pPr>
+        <w:tabs>
+          <w:tab w:val="num" w:pos="3240"/>
+        </w:tabs>
+        <w:ind w:left="3240" w:hanging="360"/>
+      </w:pPr>
+      <w:rPr>
+        <w:rFonts w:ascii="OpenSymbol" w:hAnsi="OpenSymbol" w:cs="OpenSymbol" w:hint="default"/>
+      </w:rPr>
+    </w:lvl>
+    <w:lvl w:ilvl="8">
+      <w:start w:val="1"/>
+      <w:numFmt w:val="bullet"/>
+      <w:lvlText w:val="▪"/>
+      <w:lvlJc w:val="left"/>
+      <w:pPr>
+        <w:tabs>
+          <w:tab w:val="num" w:pos="3600"/>
+        </w:tabs>
+        <w:ind w:left="3600" w:hanging="360"/>
+      </w:pPr>
+      <w:rPr>
+        <w:rFonts w:ascii="OpenSymbol" w:hAnsi="OpenSymbol" w:cs="OpenSymbol" w:hint="default"/>
+      </w:rPr>
+    </w:lvl>
+  </w:abstractNum>
+  <w:abstractNum w:abstractNumId="7">
+    <w:lvl w:ilvl="0">
+      <w:start w:val="1"/>
+      <w:numFmt w:val="bullet"/>
+      <w:lvlText w:val=""/>
+      <w:lvlJc w:val="left"/>
+      <w:pPr>
+        <w:tabs>
+          <w:tab w:val="num" w:pos="720"/>
+        </w:tabs>
+        <w:ind w:left="720" w:hanging="360"/>
+      </w:pPr>
+      <w:rPr>
+        <w:rFonts w:ascii="Wingdings" w:hAnsi="Wingdings" w:cs="Wingdings" w:hint="default"/>
+      </w:rPr>
+    </w:lvl>
+    <w:lvl w:ilvl="1">
+      <w:start w:val="1"/>
+      <w:numFmt w:val="bullet"/>
+      <w:lvlText w:val=""/>
+      <w:lvlJc w:val="left"/>
+      <w:pPr>
+        <w:tabs>
+          <w:tab w:val="num" w:pos="1080"/>
+        </w:tabs>
+        <w:ind w:left="1080" w:hanging="360"/>
+      </w:pPr>
+      <w:rPr>
+        <w:rFonts w:ascii="Wingdings" w:hAnsi="Wingdings" w:cs="Wingdings" w:hint="default"/>
+      </w:rPr>
+    </w:lvl>
+    <w:lvl w:ilvl="2">
+      <w:start w:val="1"/>
+      <w:numFmt w:val="bullet"/>
+      <w:lvlText w:val=""/>
+      <w:lvlJc w:val="left"/>
+      <w:pPr>
+        <w:tabs>
+          <w:tab w:val="num" w:pos="1440"/>
+        </w:tabs>
+        <w:ind w:left="1440" w:hanging="360"/>
+      </w:pPr>
+      <w:rPr>
+        <w:rFonts w:ascii="Wingdings" w:hAnsi="Wingdings" w:cs="Wingdings" w:hint="default"/>
+      </w:rPr>
+    </w:lvl>
+    <w:lvl w:ilvl="3">
+      <w:start w:val="1"/>
+      <w:numFmt w:val="bullet"/>
+      <w:lvlText w:val=""/>
+      <w:lvlJc w:val="left"/>
+      <w:pPr>
+        <w:tabs>
+          <w:tab w:val="num" w:pos="1800"/>
+        </w:tabs>
+        <w:ind w:left="1800" w:hanging="360"/>
+      </w:pPr>
+      <w:rPr>
+        <w:rFonts w:ascii="Wingdings" w:hAnsi="Wingdings" w:cs="Wingdings" w:hint="default"/>
+      </w:rPr>
+    </w:lvl>
+    <w:lvl w:ilvl="4">
+      <w:start w:val="1"/>
+      <w:numFmt w:val="bullet"/>
+      <w:lvlText w:val=""/>
+      <w:lvlJc w:val="left"/>
+      <w:pPr>
+        <w:tabs>
+          <w:tab w:val="num" w:pos="2160"/>
+        </w:tabs>
+        <w:ind w:left="2160" w:hanging="360"/>
+      </w:pPr>
+      <w:rPr>
+        <w:rFonts w:ascii="Wingdings" w:hAnsi="Wingdings" w:cs="Wingdings" w:hint="default"/>
+      </w:rPr>
+    </w:lvl>
+    <w:lvl w:ilvl="5">
+      <w:start w:val="1"/>
+      <w:numFmt w:val="bullet"/>
+      <w:lvlText w:val=""/>
+      <w:lvlJc w:val="left"/>
+      <w:pPr>
+        <w:tabs>
+          <w:tab w:val="num" w:pos="2520"/>
+        </w:tabs>
+        <w:ind w:left="2520" w:hanging="360"/>
+      </w:pPr>
+      <w:rPr>
+        <w:rFonts w:ascii="Wingdings" w:hAnsi="Wingdings" w:cs="Wingdings" w:hint="default"/>
+      </w:rPr>
+    </w:lvl>
+    <w:lvl w:ilvl="6">
+      <w:start w:val="1"/>
+      <w:numFmt w:val="bullet"/>
+      <w:lvlText w:val=""/>
+      <w:lvlJc w:val="left"/>
+      <w:pPr>
+        <w:tabs>
+          <w:tab w:val="num" w:pos="2880"/>
+        </w:tabs>
+        <w:ind w:left="2880" w:hanging="360"/>
+      </w:pPr>
+      <w:rPr>
+        <w:rFonts w:ascii="Wingdings" w:hAnsi="Wingdings" w:cs="Wingdings" w:hint="default"/>
+      </w:rPr>
+    </w:lvl>
+    <w:lvl w:ilvl="7">
+      <w:start w:val="1"/>
+      <w:numFmt w:val="bullet"/>
+      <w:lvlText w:val=""/>
+      <w:lvlJc w:val="left"/>
+      <w:pPr>
+        <w:tabs>
+          <w:tab w:val="num" w:pos="3240"/>
+        </w:tabs>
+        <w:ind w:left="3240" w:hanging="360"/>
+      </w:pPr>
+      <w:rPr>
+        <w:rFonts w:ascii="Wingdings" w:hAnsi="Wingdings" w:cs="Wingdings" w:hint="default"/>
+      </w:rPr>
+    </w:lvl>
+    <w:lvl w:ilvl="8">
+      <w:start w:val="1"/>
+      <w:numFmt w:val="bullet"/>
+      <w:lvlText w:val=""/>
+      <w:lvlJc w:val="left"/>
+      <w:pPr>
+        <w:tabs>
+          <w:tab w:val="num" w:pos="3600"/>
+        </w:tabs>
+        <w:ind w:left="3600" w:hanging="360"/>
+      </w:pPr>
+      <w:rPr>
+        <w:rFonts w:ascii="Wingdings" w:hAnsi="Wingdings" w:cs="Wingdings" w:hint="default"/>
+      </w:rPr>
+    </w:lvl>
+  </w:abstractNum>
+  <w:abstractNum w:abstractNumId="8">
+    <w:lvl w:ilvl="0">
+      <w:start w:val="1"/>
+      <w:numFmt w:val="bullet"/>
+      <w:lvlText w:val=""/>
+      <w:lvlJc w:val="left"/>
+      <w:pPr>
+        <w:tabs>
+          <w:tab w:val="num" w:pos="720"/>
+        </w:tabs>
+        <w:ind w:left="720" w:hanging="360"/>
+      </w:pPr>
+      <w:rPr>
+        <w:rFonts w:ascii="Wingdings" w:hAnsi="Wingdings" w:cs="Wingdings" w:hint="default"/>
+      </w:rPr>
+    </w:lvl>
+    <w:lvl w:ilvl="1">
+      <w:start w:val="1"/>
+      <w:numFmt w:val="bullet"/>
+      <w:lvlText w:val=""/>
+      <w:lvlJc w:val="left"/>
+      <w:pPr>
+        <w:tabs>
+          <w:tab w:val="num" w:pos="1080"/>
+        </w:tabs>
+        <w:ind w:left="1080" w:hanging="360"/>
+      </w:pPr>
+      <w:rPr>
+        <w:rFonts w:ascii="Wingdings" w:hAnsi="Wingdings" w:cs="Wingdings" w:hint="default"/>
+      </w:rPr>
+    </w:lvl>
+    <w:lvl w:ilvl="2">
+      <w:start w:val="1"/>
+      <w:numFmt w:val="bullet"/>
+      <w:lvlText w:val=""/>
+      <w:lvlJc w:val="left"/>
+      <w:pPr>
+        <w:tabs>
+          <w:tab w:val="num" w:pos="1440"/>
+        </w:tabs>
+        <w:ind w:left="1440" w:hanging="360"/>
+      </w:pPr>
+      <w:rPr>
+        <w:rFonts w:ascii="Wingdings" w:hAnsi="Wingdings" w:cs="Wingdings" w:hint="default"/>
+      </w:rPr>
+    </w:lvl>
+    <w:lvl w:ilvl="3">
+      <w:start w:val="1"/>
+      <w:numFmt w:val="bullet"/>
+      <w:lvlText w:val=""/>
+      <w:lvlJc w:val="left"/>
+      <w:pPr>
+        <w:tabs>
+          <w:tab w:val="num" w:pos="1800"/>
+        </w:tabs>
+        <w:ind w:left="1800" w:hanging="360"/>
+      </w:pPr>
+      <w:rPr>
+        <w:rFonts w:ascii="Wingdings" w:hAnsi="Wingdings" w:cs="Wingdings" w:hint="default"/>
+      </w:rPr>
+    </w:lvl>
+    <w:lvl w:ilvl="4">
+      <w:start w:val="1"/>
+      <w:numFmt w:val="bullet"/>
+      <w:lvlText w:val=""/>
+      <w:lvlJc w:val="left"/>
+      <w:pPr>
+        <w:tabs>
+          <w:tab w:val="num" w:pos="2160"/>
+        </w:tabs>
+        <w:ind w:left="2160" w:hanging="360"/>
+      </w:pPr>
+      <w:rPr>
+        <w:rFonts w:ascii="Wingdings" w:hAnsi="Wingdings" w:cs="Wingdings" w:hint="default"/>
+      </w:rPr>
+    </w:lvl>
+    <w:lvl w:ilvl="5">
+      <w:start w:val="1"/>
+      <w:numFmt w:val="bullet"/>
+      <w:lvlText w:val=""/>
+      <w:lvlJc w:val="left"/>
+      <w:pPr>
+        <w:tabs>
+          <w:tab w:val="num" w:pos="2520"/>
+        </w:tabs>
+        <w:ind w:left="2520" w:hanging="360"/>
+      </w:pPr>
+      <w:rPr>
+        <w:rFonts w:ascii="Wingdings" w:hAnsi="Wingdings" w:cs="Wingdings" w:hint="default"/>
+      </w:rPr>
+    </w:lvl>
+    <w:lvl w:ilvl="6">
+      <w:start w:val="1"/>
+      <w:numFmt w:val="bullet"/>
+      <w:lvlText w:val=""/>
+      <w:lvlJc w:val="left"/>
+      <w:pPr>
+        <w:tabs>
+          <w:tab w:val="num" w:pos="2880"/>
+        </w:tabs>
+        <w:ind w:left="2880" w:hanging="360"/>
+      </w:pPr>
+      <w:rPr>
+        <w:rFonts w:ascii="Wingdings" w:hAnsi="Wingdings" w:cs="Wingdings" w:hint="default"/>
+      </w:rPr>
+    </w:lvl>
+    <w:lvl w:ilvl="7">
+      <w:start w:val="1"/>
+      <w:numFmt w:val="bullet"/>
+      <w:lvlText w:val=""/>
+      <w:lvlJc w:val="left"/>
+      <w:pPr>
+        <w:tabs>
+          <w:tab w:val="num" w:pos="3240"/>
+        </w:tabs>
+        <w:ind w:left="3240" w:hanging="360"/>
+      </w:pPr>
+      <w:rPr>
+        <w:rFonts w:ascii="Wingdings" w:hAnsi="Wingdings" w:cs="Wingdings" w:hint="default"/>
+      </w:rPr>
+    </w:lvl>
+    <w:lvl w:ilvl="8">
+      <w:start w:val="1"/>
+      <w:numFmt w:val="bullet"/>
+      <w:lvlText w:val=""/>
+      <w:lvlJc w:val="left"/>
+      <w:pPr>
+        <w:tabs>
+          <w:tab w:val="num" w:pos="3600"/>
+        </w:tabs>
+        <w:ind w:left="3600" w:hanging="360"/>
+      </w:pPr>
+      <w:rPr>
+        <w:rFonts w:ascii="Wingdings" w:hAnsi="Wingdings" w:cs="Wingdings" w:hint="default"/>
+      </w:rPr>
+    </w:lvl>
+  </w:abstractNum>
+  <w:abstractNum w:abstractNumId="9">
+    <w:lvl w:ilvl="0">
+      <w:start w:val="1"/>
+      <w:numFmt w:val="bullet"/>
+      <w:lvlText w:val=""/>
+      <w:lvlJc w:val="left"/>
+      <w:pPr>
+        <w:tabs>
+          <w:tab w:val="num" w:pos="720"/>
+        </w:tabs>
+        <w:ind w:left="720" w:hanging="360"/>
+      </w:pPr>
+      <w:rPr>
+        <w:rFonts w:ascii="Wingdings" w:hAnsi="Wingdings" w:cs="Wingdings" w:hint="default"/>
+      </w:rPr>
+    </w:lvl>
+    <w:lvl w:ilvl="1">
+      <w:start w:val="1"/>
+      <w:numFmt w:val="bullet"/>
+      <w:lvlText w:val=""/>
+      <w:lvlJc w:val="left"/>
+      <w:pPr>
+        <w:tabs>
+          <w:tab w:val="num" w:pos="1080"/>
+        </w:tabs>
+        <w:ind w:left="1080" w:hanging="360"/>
+      </w:pPr>
+      <w:rPr>
+        <w:rFonts w:ascii="Wingdings" w:hAnsi="Wingdings" w:cs="Wingdings" w:hint="default"/>
+      </w:rPr>
+    </w:lvl>
+    <w:lvl w:ilvl="2">
+      <w:start w:val="1"/>
+      <w:numFmt w:val="bullet"/>
+      <w:lvlText w:val=""/>
+      <w:lvlJc w:val="left"/>
+      <w:pPr>
+        <w:tabs>
+          <w:tab w:val="num" w:pos="1440"/>
+        </w:tabs>
+        <w:ind w:left="1440" w:hanging="360"/>
+      </w:pPr>
+      <w:rPr>
+        <w:rFonts w:ascii="Wingdings" w:hAnsi="Wingdings" w:cs="Wingdings" w:hint="default"/>
+      </w:rPr>
+    </w:lvl>
+    <w:lvl w:ilvl="3">
+      <w:start w:val="1"/>
+      <w:numFmt w:val="bullet"/>
+      <w:lvlText w:val=""/>
+      <w:lvlJc w:val="left"/>
+      <w:pPr>
+        <w:tabs>
+          <w:tab w:val="num" w:pos="1800"/>
+        </w:tabs>
+        <w:ind w:left="1800" w:hanging="360"/>
+      </w:pPr>
+      <w:rPr>
+        <w:rFonts w:ascii="Wingdings" w:hAnsi="Wingdings" w:cs="Wingdings" w:hint="default"/>
+      </w:rPr>
+    </w:lvl>
+    <w:lvl w:ilvl="4">
+      <w:start w:val="1"/>
+      <w:numFmt w:val="bullet"/>
+      <w:lvlText w:val=""/>
+      <w:lvlJc w:val="left"/>
+      <w:pPr>
+        <w:tabs>
+          <w:tab w:val="num" w:pos="2160"/>
+        </w:tabs>
+        <w:ind w:left="2160" w:hanging="360"/>
+      </w:pPr>
+      <w:rPr>
+        <w:rFonts w:ascii="Wingdings" w:hAnsi="Wingdings" w:cs="Wingdings" w:hint="default"/>
+      </w:rPr>
+    </w:lvl>
+    <w:lvl w:ilvl="5">
+      <w:start w:val="1"/>
+      <w:numFmt w:val="bullet"/>
+      <w:lvlText w:val=""/>
+      <w:lvlJc w:val="left"/>
+      <w:pPr>
+        <w:tabs>
+          <w:tab w:val="num" w:pos="2520"/>
+        </w:tabs>
+        <w:ind w:left="2520" w:hanging="360"/>
+      </w:pPr>
+      <w:rPr>
+        <w:rFonts w:ascii="Wingdings" w:hAnsi="Wingdings" w:cs="Wingdings" w:hint="default"/>
+      </w:rPr>
+    </w:lvl>
+    <w:lvl w:ilvl="6">
+      <w:start w:val="1"/>
+      <w:numFmt w:val="bullet"/>
+      <w:lvlText w:val=""/>
+      <w:lvlJc w:val="left"/>
+      <w:pPr>
+        <w:tabs>
+          <w:tab w:val="num" w:pos="2880"/>
+        </w:tabs>
+        <w:ind w:left="2880" w:hanging="360"/>
+      </w:pPr>
+      <w:rPr>
+        <w:rFonts w:ascii="Wingdings" w:hAnsi="Wingdings" w:cs="Wingdings" w:hint="default"/>
+      </w:rPr>
+    </w:lvl>
+    <w:lvl w:ilvl="7">
+      <w:start w:val="1"/>
+      <w:numFmt w:val="bullet"/>
+      <w:lvlText w:val=""/>
+      <w:lvlJc w:val="left"/>
+      <w:pPr>
+        <w:tabs>
+          <w:tab w:val="num" w:pos="3240"/>
+        </w:tabs>
+        <w:ind w:left="3240" w:hanging="360"/>
+      </w:pPr>
+      <w:rPr>
+        <w:rFonts w:ascii="Wingdings" w:hAnsi="Wingdings" w:cs="Wingdings" w:hint="default"/>
+      </w:rPr>
+    </w:lvl>
+    <w:lvl w:ilvl="8">
+      <w:start w:val="1"/>
+      <w:numFmt w:val="bullet"/>
+      <w:lvlText w:val=""/>
+      <w:lvlJc w:val="left"/>
+      <w:pPr>
+        <w:tabs>
+          <w:tab w:val="num" w:pos="3600"/>
+        </w:tabs>
+        <w:ind w:left="3600" w:hanging="360"/>
+      </w:pPr>
+      <w:rPr>
+        <w:rFonts w:ascii="Wingdings" w:hAnsi="Wingdings" w:cs="Wingdings" w:hint="default"/>
+      </w:rPr>
+    </w:lvl>
+  </w:abstractNum>
+  <w:abstractNum w:abstractNumId="10">
+    <w:lvl w:ilvl="0">
+      <w:start w:val="1"/>
+      <w:numFmt w:val="bullet"/>
+      <w:lvlText w:val=""/>
+      <w:lvlJc w:val="left"/>
+      <w:pPr>
+        <w:tabs>
+          <w:tab w:val="num" w:pos="720"/>
+        </w:tabs>
+        <w:ind w:left="720" w:hanging="360"/>
+      </w:pPr>
+      <w:rPr>
+        <w:rFonts w:ascii="Wingdings" w:hAnsi="Wingdings" w:cs="Wingdings" w:hint="default"/>
+      </w:rPr>
+    </w:lvl>
+    <w:lvl w:ilvl="1">
+      <w:start w:val="1"/>
+      <w:numFmt w:val="bullet"/>
+      <w:lvlText w:val=""/>
+      <w:lvlJc w:val="left"/>
+      <w:pPr>
+        <w:tabs>
+          <w:tab w:val="num" w:pos="1080"/>
+        </w:tabs>
+        <w:ind w:left="1080" w:hanging="360"/>
+      </w:pPr>
+      <w:rPr>
+        <w:rFonts w:ascii="Wingdings" w:hAnsi="Wingdings" w:cs="Wingdings" w:hint="default"/>
+      </w:rPr>
+    </w:lvl>
+    <w:lvl w:ilvl="2">
+      <w:start w:val="1"/>
+      <w:numFmt w:val="bullet"/>
+      <w:lvlText w:val=""/>
+      <w:lvlJc w:val="left"/>
+      <w:pPr>
+        <w:tabs>
+          <w:tab w:val="num" w:pos="1440"/>
+        </w:tabs>
+        <w:ind w:left="1440" w:hanging="360"/>
+      </w:pPr>
+      <w:rPr>
+        <w:rFonts w:ascii="Wingdings" w:hAnsi="Wingdings" w:cs="Wingdings" w:hint="default"/>
+      </w:rPr>
+    </w:lvl>
+    <w:lvl w:ilvl="3">
+      <w:start w:val="1"/>
+      <w:numFmt w:val="bullet"/>
+      <w:lvlText w:val=""/>
+      <w:lvlJc w:val="left"/>
+      <w:pPr>
+        <w:tabs>
+          <w:tab w:val="num" w:pos="1800"/>
+        </w:tabs>
+        <w:ind w:left="1800" w:hanging="360"/>
+      </w:pPr>
+      <w:rPr>
+        <w:rFonts w:ascii="Wingdings" w:hAnsi="Wingdings" w:cs="Wingdings" w:hint="default"/>
+      </w:rPr>
+    </w:lvl>
+    <w:lvl w:ilvl="4">
+      <w:start w:val="1"/>
+      <w:numFmt w:val="bullet"/>
+      <w:lvlText w:val=""/>
+      <w:lvlJc w:val="left"/>
+      <w:pPr>
+        <w:tabs>
+          <w:tab w:val="num" w:pos="2160"/>
+        </w:tabs>
+        <w:ind w:left="2160" w:hanging="360"/>
+      </w:pPr>
+      <w:rPr>
+        <w:rFonts w:ascii="Wingdings" w:hAnsi="Wingdings" w:cs="Wingdings" w:hint="default"/>
+      </w:rPr>
+    </w:lvl>
+    <w:lvl w:ilvl="5">
+      <w:start w:val="1"/>
+      <w:numFmt w:val="bullet"/>
+      <w:lvlText w:val=""/>
+      <w:lvlJc w:val="left"/>
+      <w:pPr>
+        <w:tabs>
+          <w:tab w:val="num" w:pos="2520"/>
+        </w:tabs>
+        <w:ind w:left="2520" w:hanging="360"/>
+      </w:pPr>
+      <w:rPr>
+        <w:rFonts w:ascii="Wingdings" w:hAnsi="Wingdings" w:cs="Wingdings" w:hint="default"/>
+      </w:rPr>
+    </w:lvl>
+    <w:lvl w:ilvl="6">
+      <w:start w:val="1"/>
+      <w:numFmt w:val="bullet"/>
+      <w:lvlText w:val=""/>
+      <w:lvlJc w:val="left"/>
+      <w:pPr>
+        <w:tabs>
+          <w:tab w:val="num" w:pos="2880"/>
+        </w:tabs>
+        <w:ind w:left="2880" w:hanging="360"/>
+      </w:pPr>
+      <w:rPr>
+        <w:rFonts w:ascii="Wingdings" w:hAnsi="Wingdings" w:cs="Wingdings" w:hint="default"/>
+      </w:rPr>
+    </w:lvl>
+    <w:lvl w:ilvl="7">
+      <w:start w:val="1"/>
+      <w:numFmt w:val="bullet"/>
+      <w:lvlText w:val=""/>
+      <w:lvlJc w:val="left"/>
+      <w:pPr>
+        <w:tabs>
+          <w:tab w:val="num" w:pos="3240"/>
+        </w:tabs>
+        <w:ind w:left="3240" w:hanging="360"/>
+      </w:pPr>
+      <w:rPr>
+        <w:rFonts w:ascii="Wingdings" w:hAnsi="Wingdings" w:cs="Wingdings" w:hint="default"/>
+      </w:rPr>
+    </w:lvl>
+    <w:lvl w:ilvl="8">
+      <w:start w:val="1"/>
+      <w:numFmt w:val="bullet"/>
+      <w:lvlText w:val=""/>
+      <w:lvlJc w:val="left"/>
+      <w:pPr>
+        <w:tabs>
+          <w:tab w:val="num" w:pos="3600"/>
+        </w:tabs>
+        <w:ind w:left="3600" w:hanging="360"/>
+      </w:pPr>
+      <w:rPr>
+        <w:rFonts w:ascii="Wingdings" w:hAnsi="Wingdings" w:cs="Wingdings" w:hint="default"/>
+      </w:rPr>
+    </w:lvl>
+  </w:abstractNum>
+  <w:abstractNum w:abstractNumId="11">
+    <w:lvl w:ilvl="0">
+      <w:start w:val="1"/>
       <w:numFmt w:val="none"/>
       <w:suff w:val="nothing"/>
       <w:lvlText w:val=""/>
@@ -2602,6 +3796,27 @@
   </w:num>
   <w:num w:numId="4">
     <w:abstractNumId w:val="4"/>
+  </w:num>
+  <w:num w:numId="5">
+    <w:abstractNumId w:val="5"/>
+  </w:num>
+  <w:num w:numId="6">
+    <w:abstractNumId w:val="6"/>
+  </w:num>
+  <w:num w:numId="7">
+    <w:abstractNumId w:val="7"/>
+  </w:num>
+  <w:num w:numId="8">
+    <w:abstractNumId w:val="8"/>
+  </w:num>
+  <w:num w:numId="9">
+    <w:abstractNumId w:val="9"/>
+  </w:num>
+  <w:num w:numId="10">
+    <w:abstractNumId w:val="10"/>
+  </w:num>
+  <w:num w:numId="11">
+    <w:abstractNumId w:val="11"/>
   </w:num>
 </w:numbering>
 </file>
@@ -3167,6 +4382,13 @@
     <w:rPr>
       <w:i/>
       <w:iCs/>
+    </w:rPr>
+  </w:style>
+  <w:style w:type="character" w:styleId="Puces">
+    <w:name w:val="Puces"/>
+    <w:qFormat/>
+    <w:rPr>
+      <w:rFonts w:ascii="OpenSymbol" w:hAnsi="OpenSymbol" w:eastAsia="OpenSymbol" w:cs="OpenSymbol"/>
     </w:rPr>
   </w:style>
   <w:style w:type="paragraph" w:styleId="Titre">

--- a/ressources/template.docx
+++ b/ressources/template.docx
@@ -1,6 +1,6 @@
 
 <file path=word/document.xml><?xml version="1.0" encoding="utf-8"?>
-<w:document xmlns:wpc="http://schemas.microsoft.com/office/word/2010/wordprocessingCanvas" xmlns:cx="http://schemas.microsoft.com/office/drawing/2014/chartex" xmlns:cx1="http://schemas.microsoft.com/office/drawing/2015/9/8/chartex" xmlns:cx2="http://schemas.microsoft.com/office/drawing/2015/10/21/chartex" xmlns:cx3="http://schemas.microsoft.com/office/drawing/2016/5/9/chartex" xmlns:cx4="http://schemas.microsoft.com/office/drawing/2016/5/10/chartex" xmlns:cx5="http://schemas.microsoft.com/office/drawing/2016/5/11/chartex" xmlns:cx6="http://schemas.microsoft.com/office/drawing/2016/5/12/chartex" xmlns:cx7="http://schemas.microsoft.com/office/drawing/2016/5/13/chartex" xmlns:cx8="http://schemas.microsoft.com/office/drawing/2016/5/14/chartex" xmlns:mc="http://schemas.openxmlformats.org/markup-compatibility/2006" xmlns:aink="http://schemas.microsoft.com/office/drawing/2016/ink" xmlns:am3d="http://schemas.microsoft.com/office/drawing/2017/model3d" xmlns:o="urn:schemas-microsoft-com:office:office" xmlns:oel="http://schemas.microsoft.com/office/2019/extlst" xmlns:r="http://schemas.openxmlformats.org/officeDocument/2006/relationships" xmlns:m="http://schemas.openxmlformats.org/officeDocument/2006/math" xmlns:v="urn:schemas-microsoft-com:vml" xmlns:wp14="http://schemas.microsoft.com/office/word/2010/wordprocessingDrawing" xmlns:wp="http://schemas.openxmlformats.org/drawingml/2006/wordprocessingDrawing" xmlns:w10="urn:schemas-microsoft-com:office:word" xmlns:w="http://schemas.openxmlformats.org/wordprocessingml/2006/main" xmlns:w14="http://schemas.microsoft.com/office/word/2010/wordml" xmlns:w15="http://schemas.microsoft.com/office/word/2012/wordml" xmlns:w16cex="http://schemas.microsoft.com/office/word/2018/wordml/cex" xmlns:w16cid="http://schemas.microsoft.com/office/word/2016/wordml/cid" xmlns:w16="http://schemas.microsoft.com/office/word/2018/wordml" xmlns:w16sdtdh="http://schemas.microsoft.com/office/word/2020/wordml/sdtdatahash" xmlns:w16se="http://schemas.microsoft.com/office/word/2015/wordml/symex" xmlns:wpg="http://schemas.microsoft.com/office/word/2010/wordprocessingGroup" xmlns:wpi="http://schemas.microsoft.com/office/word/2010/wordprocessingInk" xmlns:wne="http://schemas.microsoft.com/office/word/2006/wordml" xmlns:wps="http://schemas.microsoft.com/office/word/2010/wordprocessingShape" mc:Ignorable="w14 w15 w16se w16cid w16 w16cex w16sdtdh wp14">
+<w:document xmlns:wpc="http://schemas.microsoft.com/office/word/2010/wordprocessingCanvas" xmlns:cx="http://schemas.microsoft.com/office/drawing/2014/chartex" xmlns:cx1="http://schemas.microsoft.com/office/drawing/2015/9/8/chartex" xmlns:cx2="http://schemas.microsoft.com/office/drawing/2015/10/21/chartex" xmlns:cx3="http://schemas.microsoft.com/office/drawing/2016/5/9/chartex" xmlns:cx4="http://schemas.microsoft.com/office/drawing/2016/5/10/chartex" xmlns:cx5="http://schemas.microsoft.com/office/drawing/2016/5/11/chartex" xmlns:cx6="http://schemas.microsoft.com/office/drawing/2016/5/12/chartex" xmlns:cx7="http://schemas.microsoft.com/office/drawing/2016/5/13/chartex" xmlns:cx8="http://schemas.microsoft.com/office/drawing/2016/5/14/chartex" xmlns:mc="http://schemas.openxmlformats.org/markup-compatibility/2006" xmlns:aink="http://schemas.microsoft.com/office/drawing/2016/ink" xmlns:am3d="http://schemas.microsoft.com/office/drawing/2017/model3d" xmlns:o="urn:schemas-microsoft-com:office:office" xmlns:oel="http://schemas.microsoft.com/office/2019/extlst" xmlns:r="http://schemas.openxmlformats.org/officeDocument/2006/relationships" xmlns:m="http://schemas.openxmlformats.org/officeDocument/2006/math" xmlns:v="urn:schemas-microsoft-com:vml" xmlns:wp14="http://schemas.microsoft.com/office/word/2010/wordprocessingDrawing" xmlns:wp="http://schemas.openxmlformats.org/drawingml/2006/wordprocessingDrawing" xmlns:w10="urn:schemas-microsoft-com:office:word" xmlns:w="http://schemas.openxmlformats.org/wordprocessingml/2006/main" xmlns:w14="http://schemas.microsoft.com/office/word/2010/wordml" xmlns:w15="http://schemas.microsoft.com/office/word/2012/wordml" xmlns:w16cex="http://schemas.microsoft.com/office/word/2018/wordml/cex" xmlns:w16cid="http://schemas.microsoft.com/office/word/2016/wordml/cid" xmlns:w16="http://schemas.microsoft.com/office/word/2018/wordml" xmlns:w16du="http://schemas.microsoft.com/office/word/2023/wordml/word16du" xmlns:w16sdtdh="http://schemas.microsoft.com/office/word/2020/wordml/sdtdatahash" xmlns:w16se="http://schemas.microsoft.com/office/word/2015/wordml/symex" xmlns:wpg="http://schemas.microsoft.com/office/word/2010/wordprocessingGroup" xmlns:wpi="http://schemas.microsoft.com/office/word/2010/wordprocessingInk" xmlns:wne="http://schemas.microsoft.com/office/word/2006/wordml" xmlns:wps="http://schemas.microsoft.com/office/word/2010/wordprocessingShape" mc:Ignorable="w14 w15 w16se w16cid w16 w16cex w16sdtdh w16du wp14">
   <w:body>
     <w:p>
       <w:pPr>
@@ -18,13 +18,8 @@
         </w:rPr>
       </w:pPr>
       <w:r>
-        <w:rPr>
-          <w:noProof/>
-        </w:rPr>
-      </w:r>
-      <w:r>
         <w:pict>
-          <v:roundrect id="Zone de texte 4" o:spid="_x0000_s2057" style="width:511.35pt;height:24.4pt;visibility:visible;mso-wrap-style:square;mso-left-percent:-10001;mso-top-percent:-10001;mso-position-horizontal:absolute;mso-position-horizontal-relative:char;mso-position-vertical:absolute;mso-position-vertical-relative:line;mso-left-percent:-10001;mso-top-percent:-10001;v-text-anchor:top" arcsize="10923f" o:gfxdata="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" fillcolor="#284475" strokecolor="#02466d" strokeweight="1pt">
+          <v:roundrect id="Zone de texte 4" o:spid="_x0000_s2057" style="width:511.35pt;height:24.4pt;visibility:visible;mso-wrap-style:square;mso-left-percent:-10001;mso-top-percent:-10001;mso-position-horizontal:absolute;mso-position-horizontal-relative:char;mso-position-vertical:absolute;mso-position-vertical-relative:line;mso-left-percent:-10001;mso-top-percent:-10001;v-text-anchor:top" arcsize="10923f" fillcolor="#284475" strokecolor="#02466d" strokeweight="1pt">
             <v:fill color2="#4472c4" angle="135" focus="100%" type="gradient">
               <o:fill v:ext="view" type="gradientUnscaled"/>
             </v:fill>
@@ -74,13 +69,23 @@
           <w:numId w:val="6"/>
         </w:numPr>
       </w:pPr>
+      <w:proofErr w:type="gramStart"/>
       <w:r>
         <w:rPr>
           <w:rFonts w:ascii="Calibri" w:hAnsi="Calibri" w:cs="Calibri"/>
           <w:sz w:val="20"/>
           <w:szCs w:val="20"/>
         </w:rPr>
-        <w:t>{{ s }}</w:t>
+        <w:t>{{ s</w:t>
+      </w:r>
+      <w:proofErr w:type="gramEnd"/>
+      <w:r>
+        <w:rPr>
+          <w:rFonts w:ascii="Calibri" w:hAnsi="Calibri" w:cs="Calibri"/>
+          <w:sz w:val="20"/>
+          <w:szCs w:val="20"/>
+        </w:rPr>
+        <w:t xml:space="preserve"> }}</w:t>
       </w:r>
     </w:p>
     <w:p>
@@ -118,13 +123,8 @@
         </w:rPr>
       </w:pPr>
       <w:r>
-        <w:rPr>
-          <w:noProof/>
-        </w:rPr>
-      </w:r>
-      <w:r>
         <w:pict>
-          <v:roundrect id="Zone de texte 3" o:spid="_x0000_s2056" style="width:511.35pt;height:24.4pt;visibility:visible;mso-wrap-style:square;mso-left-percent:-10001;mso-top-percent:-10001;mso-position-horizontal:absolute;mso-position-horizontal-relative:char;mso-position-vertical:absolute;mso-position-vertical-relative:line;mso-left-percent:-10001;mso-top-percent:-10001;v-text-anchor:top" arcsize="10923f" o:gfxdata="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" fillcolor="#284475" strokecolor="#02466d" strokeweight="1pt">
+          <v:roundrect id="Zone de texte 3" o:spid="_x0000_s2056" style="width:511.35pt;height:24.4pt;visibility:visible;mso-wrap-style:square;mso-left-percent:-10001;mso-top-percent:-10001;mso-position-horizontal:absolute;mso-position-horizontal-relative:char;mso-position-vertical:absolute;mso-position-vertical-relative:line;mso-left-percent:-10001;mso-top-percent:-10001;v-text-anchor:top" arcsize="10923f" fillcolor="#284475" strokecolor="#02466d" strokeweight="1pt">
             <v:fill color2="#4472c4" angle="135" focus="100%" type="gradient">
               <o:fill v:ext="view" type="gradientUnscaled"/>
             </v:fill>
@@ -210,6 +210,7 @@
           <w:numId w:val="5"/>
         </w:numPr>
       </w:pPr>
+      <w:proofErr w:type="gramStart"/>
       <w:r>
         <w:rPr>
           <w:rFonts w:ascii="Calibri" w:hAnsi="Calibri"/>
@@ -229,9 +230,9 @@
           <w:sz w:val="20"/>
           <w:szCs w:val="20"/>
         </w:rPr>
-        <w:t>l.titre</w:t>
-      </w:r>
-      <w:proofErr w:type="spellEnd"/>
+        <w:t>l</w:t>
+      </w:r>
+      <w:proofErr w:type="gramEnd"/>
       <w:r>
         <w:rPr>
           <w:rFonts w:ascii="Calibri" w:hAnsi="Calibri"/>
@@ -240,6 +241,17 @@
           <w:sz w:val="20"/>
           <w:szCs w:val="20"/>
         </w:rPr>
+        <w:t>.titre</w:t>
+      </w:r>
+      <w:proofErr w:type="spellEnd"/>
+      <w:r>
+        <w:rPr>
+          <w:rFonts w:ascii="Calibri" w:hAnsi="Calibri"/>
+          <w:b/>
+          <w:bCs/>
+          <w:sz w:val="20"/>
+          <w:szCs w:val="20"/>
+        </w:rPr>
         <w:t xml:space="preserve"> }}:</w:t>
       </w:r>
       <w:r>
@@ -323,13 +335,8 @@
         </w:rPr>
       </w:pPr>
       <w:r>
-        <w:rPr>
-          <w:noProof/>
-        </w:rPr>
-      </w:r>
-      <w:r>
         <w:pict>
-          <v:roundrect id="Zone de texte 2" o:spid="_x0000_s2055" style="width:511.35pt;height:24.4pt;visibility:visible;mso-wrap-style:square;mso-left-percent:-10001;mso-top-percent:-10001;mso-position-horizontal:absolute;mso-position-horizontal-relative:char;mso-position-vertical:absolute;mso-position-vertical-relative:line;mso-left-percent:-10001;mso-top-percent:-10001;v-text-anchor:top" arcsize="10923f" o:gfxdata="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" fillcolor="#284475" strokecolor="#02466d" strokeweight="1pt">
+          <v:roundrect id="Zone de texte 2" o:spid="_x0000_s2055" style="width:511.35pt;height:24.4pt;visibility:visible;mso-wrap-style:square;mso-left-percent:-10001;mso-top-percent:-10001;mso-position-horizontal:absolute;mso-position-horizontal-relative:char;mso-position-vertical:absolute;mso-position-vertical-relative:line;mso-left-percent:-10001;mso-top-percent:-10001;v-text-anchor:top" arcsize="10923f" fillcolor="#284475" strokecolor="#02466d" strokeweight="1pt">
             <v:fill color2="#4472c4" angle="135" focus="100%" type="gradient">
               <o:fill v:ext="view" type="gradientUnscaled"/>
             </v:fill>
@@ -419,6 +426,7 @@
         </w:numPr>
         <w:spacing w:after="19"/>
       </w:pPr>
+      <w:proofErr w:type="gramStart"/>
       <w:r>
         <w:rPr>
           <w:rFonts w:ascii="Calibri" w:hAnsi="Calibri"/>
@@ -437,6 +445,7 @@
         <w:t>sect</w:t>
       </w:r>
       <w:proofErr w:type="spellEnd"/>
+      <w:proofErr w:type="gramEnd"/>
       <w:r>
         <w:rPr>
           <w:rFonts w:ascii="Calibri" w:hAnsi="Calibri"/>
@@ -484,13 +493,8 @@
         </w:rPr>
       </w:pPr>
       <w:r>
-        <w:rPr>
-          <w:noProof/>
-        </w:rPr>
-      </w:r>
-      <w:r>
         <w:pict>
-          <v:roundrect id="_x0000_s2054" style="width:511.35pt;height:24.4pt;visibility:visible;mso-wrap-style:square;mso-left-percent:-10001;mso-top-percent:-10001;mso-position-horizontal:absolute;mso-position-horizontal-relative:char;mso-position-vertical:absolute;mso-position-vertical-relative:line;mso-left-percent:-10001;mso-top-percent:-10001;v-text-anchor:top" arcsize="10923f" o:gfxdata="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" fillcolor="#284475" strokecolor="#02466d" strokeweight="1pt">
+          <v:roundrect id="_x0000_s2054" style="width:511.35pt;height:24.4pt;visibility:visible;mso-wrap-style:square;mso-left-percent:-10001;mso-top-percent:-10001;mso-position-horizontal:absolute;mso-position-horizontal-relative:char;mso-position-vertical:absolute;mso-position-vertical-relative:line;mso-left-percent:-10001;mso-top-percent:-10001;v-text-anchor:top" arcsize="10923f" fillcolor="#284475" strokecolor="#02466d" strokeweight="1pt">
             <v:fill color2="#4472c4" angle="135" focus="100%" type="gradient">
               <o:fill v:ext="view" type="gradientUnscaled"/>
             </v:fill>
@@ -576,6 +580,7 @@
           <w:numId w:val="9"/>
         </w:numPr>
       </w:pPr>
+      <w:proofErr w:type="gramStart"/>
       <w:r>
         <w:rPr>
           <w:rFonts w:ascii="Calibri" w:hAnsi="Calibri"/>
@@ -595,9 +600,9 @@
           <w:sz w:val="20"/>
           <w:szCs w:val="20"/>
         </w:rPr>
-        <w:t>dip.Titre</w:t>
-      </w:r>
-      <w:proofErr w:type="spellEnd"/>
+        <w:t>dip</w:t>
+      </w:r>
+      <w:proofErr w:type="gramEnd"/>
       <w:r>
         <w:rPr>
           <w:rFonts w:ascii="Calibri" w:hAnsi="Calibri"/>
@@ -606,6 +611,17 @@
           <w:sz w:val="20"/>
           <w:szCs w:val="20"/>
         </w:rPr>
+        <w:t>.Titre</w:t>
+      </w:r>
+      <w:proofErr w:type="spellEnd"/>
+      <w:r>
+        <w:rPr>
+          <w:rFonts w:ascii="Calibri" w:hAnsi="Calibri"/>
+          <w:b/>
+          <w:bCs/>
+          <w:sz w:val="20"/>
+          <w:szCs w:val="20"/>
+        </w:rPr>
         <w:t xml:space="preserve"> }}</w:t>
       </w:r>
     </w:p>
@@ -619,6 +635,7 @@
         <w:t xml:space="preserve">{%- if </w:t>
       </w:r>
       <w:proofErr w:type="spellStart"/>
+      <w:proofErr w:type="gramStart"/>
       <w:r>
         <w:rPr>
           <w:rFonts w:ascii="Calibri" w:hAnsi="Calibri"/>
@@ -628,6 +645,7 @@
         <w:t>dip.Ecole</w:t>
       </w:r>
       <w:proofErr w:type="spellEnd"/>
+      <w:proofErr w:type="gramEnd"/>
       <w:r>
         <w:rPr>
           <w:rFonts w:ascii="Calibri" w:hAnsi="Calibri"/>
@@ -683,6 +701,7 @@
         <w:t xml:space="preserve">{%- if </w:t>
       </w:r>
       <w:proofErr w:type="spellStart"/>
+      <w:proofErr w:type="gramStart"/>
       <w:r>
         <w:rPr>
           <w:rFonts w:ascii="Calibri" w:hAnsi="Calibri"/>
@@ -692,6 +711,7 @@
         <w:t>dip.Annee</w:t>
       </w:r>
       <w:proofErr w:type="spellEnd"/>
+      <w:proofErr w:type="gramEnd"/>
       <w:r>
         <w:rPr>
           <w:rFonts w:ascii="Calibri" w:hAnsi="Calibri"/>
@@ -747,6 +767,7 @@
         <w:t xml:space="preserve">{%- if </w:t>
       </w:r>
       <w:proofErr w:type="spellStart"/>
+      <w:proofErr w:type="gramStart"/>
       <w:r>
         <w:rPr>
           <w:rFonts w:ascii="Calibri" w:hAnsi="Calibri"/>
@@ -756,6 +777,7 @@
         <w:t>dip.Lieu</w:t>
       </w:r>
       <w:proofErr w:type="spellEnd"/>
+      <w:proofErr w:type="gramEnd"/>
       <w:r>
         <w:rPr>
           <w:rFonts w:ascii="Calibri" w:hAnsi="Calibri"/>
@@ -857,13 +879,8 @@
         </w:rPr>
       </w:pPr>
       <w:r>
-        <w:rPr>
-          <w:noProof/>
-        </w:rPr>
-      </w:r>
-      <w:r>
         <w:pict>
-          <v:roundrect id="_x0000_s2053" style="width:511.35pt;height:24.4pt;visibility:visible;mso-wrap-style:square;mso-left-percent:-10001;mso-top-percent:-10001;mso-position-horizontal:absolute;mso-position-horizontal-relative:char;mso-position-vertical:absolute;mso-position-vertical-relative:line;mso-left-percent:-10001;mso-top-percent:-10001;v-text-anchor:top" arcsize="10923f" o:gfxdata="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" fillcolor="#284475" strokecolor="#02466d" strokeweight="1pt">
+          <v:roundrect id="_x0000_s2053" style="width:511.35pt;height:24.4pt;visibility:visible;mso-wrap-style:square;mso-left-percent:-10001;mso-top-percent:-10001;mso-position-horizontal:absolute;mso-position-horizontal-relative:char;mso-position-vertical:absolute;mso-position-vertical-relative:line;mso-left-percent:-10001;mso-top-percent:-10001;v-text-anchor:top" arcsize="10923f" fillcolor="#284475" strokecolor="#02466d" strokeweight="1pt">
             <v:fill color2="#4472c4" angle="135" focus="100%" type="gradient">
               <o:fill v:ext="view" type="gradientUnscaled"/>
             </v:fill>
@@ -931,6 +948,7 @@
           <w:numId w:val="8"/>
         </w:numPr>
       </w:pPr>
+      <w:proofErr w:type="gramStart"/>
       <w:r>
         <w:rPr>
           <w:rFonts w:ascii="Calibri" w:hAnsi="Calibri"/>
@@ -949,6 +967,7 @@
         <w:t>lang</w:t>
       </w:r>
       <w:proofErr w:type="spellEnd"/>
+      <w:proofErr w:type="gramEnd"/>
       <w:r>
         <w:rPr>
           <w:rFonts w:ascii="Calibri" w:hAnsi="Calibri"/>
@@ -1028,13 +1047,8 @@
         </w:rPr>
       </w:pPr>
       <w:r>
-        <w:rPr>
-          <w:noProof/>
-        </w:rPr>
-      </w:r>
-      <w:r>
         <w:pict>
-          <v:roundrect id="Zone de texte 1" o:spid="_x0000_s2052" style="width:511.35pt;height:24.4pt;visibility:visible;mso-wrap-style:square;mso-left-percent:-10001;mso-top-percent:-10001;mso-position-horizontal:absolute;mso-position-horizontal-relative:char;mso-position-vertical:absolute;mso-position-vertical-relative:line;mso-left-percent:-10001;mso-top-percent:-10001;v-text-anchor:top" arcsize="10923f" o:gfxdata="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" fillcolor="#284475" strokecolor="#02466d" strokeweight="1pt">
+          <v:roundrect id="Zone de texte 1" o:spid="_x0000_s2052" style="width:511.35pt;height:24.4pt;visibility:visible;mso-wrap-style:square;mso-left-percent:-10001;mso-top-percent:-10001;mso-position-horizontal:absolute;mso-position-horizontal-relative:char;mso-position-vertical:absolute;mso-position-vertical-relative:line;mso-left-percent:-10001;mso-top-percent:-10001;v-text-anchor:top" arcsize="10923f" fillcolor="#284475" strokecolor="#02466d" strokeweight="1pt">
             <v:fill color2="#4472c4" angle="135" focus="100%" type="gradient">
               <o:fill v:ext="view" type="gradientUnscaled"/>
             </v:fill>
@@ -1113,15 +1127,33 @@
           <w:sz w:val="20"/>
           <w:szCs w:val="20"/>
         </w:rPr>
-        <w:t xml:space="preserve"> %}</w:t>
-      </w:r>
+        <w:t xml:space="preserve"> </w:t>
+      </w:r>
+      <w:proofErr w:type="gramStart"/>
       <w:r>
         <w:rPr>
           <w:rFonts w:ascii="Calibri" w:hAnsi="Calibri" w:cs="Calibri"/>
           <w:sz w:val="20"/>
           <w:szCs w:val="20"/>
         </w:rPr>
-        <w:t xml:space="preserve">{{ </w:t>
+        <w:t>%}</w:t>
+      </w:r>
+      <w:r>
+        <w:rPr>
+          <w:rFonts w:ascii="Calibri" w:hAnsi="Calibri" w:cs="Calibri"/>
+          <w:sz w:val="20"/>
+          <w:szCs w:val="20"/>
+        </w:rPr>
+        <w:t>{</w:t>
+      </w:r>
+      <w:proofErr w:type="gramEnd"/>
+      <w:r>
+        <w:rPr>
+          <w:rFonts w:ascii="Calibri" w:hAnsi="Calibri" w:cs="Calibri"/>
+          <w:sz w:val="20"/>
+          <w:szCs w:val="20"/>
+        </w:rPr>
+        <w:t xml:space="preserve">{ </w:t>
       </w:r>
       <w:proofErr w:type="spellStart"/>
       <w:r>
@@ -1204,6 +1236,7 @@
           <w:numId w:val="4"/>
         </w:numPr>
       </w:pPr>
+      <w:proofErr w:type="gramStart"/>
       <w:r>
         <w:rPr>
           <w:rFonts w:ascii="Calibri" w:hAnsi="Calibri"/>
@@ -1223,9 +1256,9 @@
           <w:sz w:val="20"/>
           <w:szCs w:val="20"/>
         </w:rPr>
-        <w:t>exp.Poste</w:t>
-      </w:r>
-      <w:proofErr w:type="spellEnd"/>
+        <w:t>exp</w:t>
+      </w:r>
+      <w:proofErr w:type="gramEnd"/>
       <w:r>
         <w:rPr>
           <w:rFonts w:ascii="Calibri" w:hAnsi="Calibri"/>
@@ -1234,6 +1267,17 @@
           <w:sz w:val="20"/>
           <w:szCs w:val="20"/>
         </w:rPr>
+        <w:t>.Poste</w:t>
+      </w:r>
+      <w:proofErr w:type="spellEnd"/>
+      <w:r>
+        <w:rPr>
+          <w:rFonts w:ascii="Calibri" w:hAnsi="Calibri"/>
+          <w:b/>
+          <w:bCs/>
+          <w:sz w:val="20"/>
+          <w:szCs w:val="20"/>
+        </w:rPr>
         <w:t xml:space="preserve"> }}</w:t>
       </w:r>
     </w:p>
@@ -1250,6 +1294,7 @@
         <w:t xml:space="preserve">{% if </w:t>
       </w:r>
       <w:proofErr w:type="spellStart"/>
+      <w:proofErr w:type="gramStart"/>
       <w:r>
         <w:rPr>
           <w:rFonts w:ascii="Calibri" w:hAnsi="Calibri"/>
@@ -1259,6 +1304,7 @@
         <w:t>exp.Mission</w:t>
       </w:r>
       <w:proofErr w:type="spellEnd"/>
+      <w:proofErr w:type="gramEnd"/>
       <w:r>
         <w:rPr>
           <w:rFonts w:ascii="Calibri" w:hAnsi="Calibri"/>
@@ -1271,6 +1317,11 @@
     <w:p>
       <w:pPr>
         <w:pStyle w:val="Corpsdetexte"/>
+        <w:rPr>
+          <w:rFonts w:ascii="Calibri" w:hAnsi="Calibri"/>
+          <w:sz w:val="20"/>
+          <w:szCs w:val="20"/>
+        </w:rPr>
       </w:pPr>
       <w:r>
         <w:rPr>
@@ -1288,7 +1339,16 @@
           <w:sz w:val="20"/>
           <w:szCs w:val="20"/>
         </w:rPr>
-        <w:t xml:space="preserve"> {{ </w:t>
+        <w:t xml:space="preserve"> </w:t>
+      </w:r>
+      <w:proofErr w:type="gramStart"/>
+      <w:r>
+        <w:rPr>
+          <w:rFonts w:ascii="Calibri" w:hAnsi="Calibri"/>
+          <w:sz w:val="20"/>
+          <w:szCs w:val="20"/>
+        </w:rPr>
+        <w:t xml:space="preserve">{{ </w:t>
       </w:r>
       <w:proofErr w:type="spellStart"/>
       <w:r>
@@ -1297,7 +1357,16 @@
           <w:sz w:val="20"/>
           <w:szCs w:val="20"/>
         </w:rPr>
-        <w:t>exp.Mission</w:t>
+        <w:t>exp</w:t>
+      </w:r>
+      <w:proofErr w:type="gramEnd"/>
+      <w:r>
+        <w:rPr>
+          <w:rFonts w:ascii="Calibri" w:hAnsi="Calibri"/>
+          <w:sz w:val="20"/>
+          <w:szCs w:val="20"/>
+        </w:rPr>
+        <w:t>.Mission</w:t>
       </w:r>
       <w:proofErr w:type="spellEnd"/>
       <w:r>
@@ -1332,78 +1401,100 @@
         <w:pStyle w:val="Corpsdetexte"/>
         <w:rPr>
           <w:rFonts w:ascii="Calibri" w:hAnsi="Calibri"/>
-        </w:rPr>
-      </w:pPr>
-      <w:r>
-        <w:rPr>
-          <w:rFonts w:ascii="Calibri" w:hAnsi="Calibri"/>
+          <w:sz w:val="20"/>
+          <w:szCs w:val="20"/>
+        </w:rPr>
+      </w:pPr>
+      <w:r>
+        <w:rPr>
+          <w:rFonts w:ascii="Calibri" w:hAnsi="Calibri"/>
+          <w:sz w:val="20"/>
+          <w:szCs w:val="20"/>
         </w:rPr>
         <w:t xml:space="preserve">{% for t in </w:t>
       </w:r>
       <w:proofErr w:type="spellStart"/>
-      <w:r>
-        <w:rPr>
-          <w:rFonts w:ascii="Calibri" w:hAnsi="Calibri"/>
+      <w:proofErr w:type="gramStart"/>
+      <w:r>
+        <w:rPr>
+          <w:rFonts w:ascii="Calibri" w:hAnsi="Calibri"/>
+          <w:sz w:val="20"/>
+          <w:szCs w:val="20"/>
         </w:rPr>
         <w:t>exp.Taches</w:t>
       </w:r>
       <w:proofErr w:type="spellEnd"/>
-      <w:r>
-        <w:rPr>
-          <w:rFonts w:ascii="Calibri" w:hAnsi="Calibri"/>
-        </w:rPr>
-        <w:t xml:space="preserve"> -%} - {{ t }} {% </w:t>
-      </w:r>
-      <w:proofErr w:type="spellStart"/>
-      <w:r>
-        <w:rPr>
-          <w:rFonts w:ascii="Calibri" w:hAnsi="Calibri"/>
-        </w:rPr>
-        <w:t>endfor</w:t>
-      </w:r>
-      <w:proofErr w:type="spellEnd"/>
-      <w:r>
-        <w:rPr>
-          <w:rFonts w:ascii="Calibri" w:hAnsi="Calibri"/>
-        </w:rPr>
-        <w:t xml:space="preserve"> %}</w:t>
+      <w:proofErr w:type="gramEnd"/>
+      <w:r>
+        <w:rPr>
+          <w:rFonts w:ascii="Calibri" w:hAnsi="Calibri"/>
+          <w:sz w:val="20"/>
+          <w:szCs w:val="20"/>
+        </w:rPr>
+        <w:t xml:space="preserve"> %}- {{ t }}</w:t>
       </w:r>
     </w:p>
     <w:p>
       <w:pPr>
         <w:pStyle w:val="Corpsdetexte"/>
-      </w:pPr>
-      <w:r>
-        <w:rPr>
-          <w:rFonts w:ascii="Calibri" w:hAnsi="Calibri"/>
-          <w:sz w:val="20"/>
-          <w:szCs w:val="20"/>
-        </w:rPr>
-        <w:t xml:space="preserve">{% if </w:t>
-      </w:r>
-      <w:proofErr w:type="spellStart"/>
-      <w:r>
-        <w:rPr>
-          <w:rFonts w:ascii="Calibri" w:hAnsi="Calibri"/>
-          <w:sz w:val="20"/>
-          <w:szCs w:val="20"/>
-        </w:rPr>
-        <w:t>exp.Clients</w:t>
-      </w:r>
-      <w:proofErr w:type="spellEnd"/>
-      <w:r>
-        <w:rPr>
-          <w:rFonts w:ascii="Calibri" w:hAnsi="Calibri"/>
-          <w:sz w:val="20"/>
-          <w:szCs w:val="20"/>
-        </w:rPr>
-        <w:t xml:space="preserve"> %}</w:t>
+        <w:rPr>
+          <w:rFonts w:ascii="Calibri" w:hAnsi="Calibri"/>
+          <w:sz w:val="20"/>
+          <w:szCs w:val="20"/>
+        </w:rPr>
+      </w:pPr>
+      <w:r>
+        <w:rPr>
+          <w:rFonts w:ascii="Calibri" w:hAnsi="Calibri"/>
+          <w:sz w:val="20"/>
+          <w:szCs w:val="20"/>
+        </w:rPr>
+        <w:t>{% endfor %}</w:t>
       </w:r>
     </w:p>
     <w:p>
       <w:pPr>
         <w:pStyle w:val="Corpsdetexte"/>
-      </w:pPr>
+        <w:rPr>
+          <w:rFonts w:ascii="Calibri" w:hAnsi="Calibri"/>
+          <w:sz w:val="20"/>
+          <w:szCs w:val="20"/>
+        </w:rPr>
+      </w:pPr>
+      <w:r>
+        <w:rPr>
+          <w:rFonts w:ascii="Calibri" w:hAnsi="Calibri"/>
+          <w:sz w:val="20"/>
+          <w:szCs w:val="20"/>
+        </w:rPr>
+        <w:t xml:space="preserve">{% if </w:t>
+      </w:r>
+      <w:proofErr w:type="spellStart"/>
+      <w:proofErr w:type="gramStart"/>
+      <w:r>
+        <w:rPr>
+          <w:rFonts w:ascii="Calibri" w:hAnsi="Calibri"/>
+          <w:sz w:val="20"/>
+          <w:szCs w:val="20"/>
+        </w:rPr>
+        <w:t>exp.Clients</w:t>
+      </w:r>
+      <w:proofErr w:type="spellEnd"/>
+      <w:proofErr w:type="gramEnd"/>
+      <w:r>
+        <w:rPr>
+          <w:rFonts w:ascii="Calibri" w:hAnsi="Calibri"/>
+          <w:sz w:val="20"/>
+          <w:szCs w:val="20"/>
+        </w:rPr>
+        <w:t xml:space="preserve"> %}</w:t>
+      </w:r>
+    </w:p>
+    <w:p>
+      <w:pPr>
+        <w:pStyle w:val="Corpsdetexte"/>
+      </w:pPr>
+      <w:proofErr w:type="gramStart"/>
       <w:r>
         <w:rPr>
           <w:rFonts w:ascii="Calibri" w:hAnsi="Calibri"/>
@@ -1412,7 +1503,18 @@
           <w:sz w:val="20"/>
           <w:szCs w:val="20"/>
         </w:rPr>
-        <w:t xml:space="preserve">Clients: </w:t>
+        <w:t>Clients:</w:t>
+      </w:r>
+      <w:proofErr w:type="gramEnd"/>
+      <w:r>
+        <w:rPr>
+          <w:rFonts w:ascii="Calibri" w:hAnsi="Calibri"/>
+          <w:b/>
+          <w:bCs/>
+          <w:sz w:val="20"/>
+          <w:szCs w:val="20"/>
+        </w:rPr>
+        <w:t xml:space="preserve"> </w:t>
       </w:r>
       <w:r>
         <w:rPr>
@@ -1503,13 +1605,23 @@
         <w:t xml:space="preserve">{% if </w:t>
       </w:r>
       <w:proofErr w:type="spellStart"/>
+      <w:proofErr w:type="gramStart"/>
       <w:r>
         <w:rPr>
           <w:rFonts w:ascii="Calibri" w:hAnsi="Calibri" w:cs="Calibri"/>
           <w:sz w:val="20"/>
           <w:szCs w:val="20"/>
         </w:rPr>
-        <w:t>exp.Logiciels_outils</w:t>
+        <w:t>exp.Logiciels</w:t>
+      </w:r>
+      <w:proofErr w:type="gramEnd"/>
+      <w:r>
+        <w:rPr>
+          <w:rFonts w:ascii="Calibri" w:hAnsi="Calibri" w:cs="Calibri"/>
+          <w:sz w:val="20"/>
+          <w:szCs w:val="20"/>
+        </w:rPr>
+        <w:t>_outils</w:t>
       </w:r>
       <w:proofErr w:type="spellEnd"/>
       <w:r>
@@ -1525,6 +1637,7 @@
       <w:pPr>
         <w:pStyle w:val="Corpsdetexte"/>
       </w:pPr>
+      <w:proofErr w:type="gramStart"/>
       <w:r>
         <w:rPr>
           <w:rFonts w:ascii="Calibri" w:hAnsi="Calibri" w:cs="Calibri"/>
@@ -1535,6 +1648,7 @@
         </w:rPr>
         <w:t>Outils:</w:t>
       </w:r>
+      <w:proofErr w:type="gramEnd"/>
       <w:r>
         <w:rPr>
           <w:rFonts w:ascii="Calibri" w:hAnsi="Calibri" w:cs="Calibri"/>
@@ -1636,7 +1750,7 @@
 </file>
 
 <file path=word/endnotes.xml><?xml version="1.0" encoding="utf-8"?>
-<w:endnotes xmlns:wpc="http://schemas.microsoft.com/office/word/2010/wordprocessingCanvas" xmlns:cx="http://schemas.microsoft.com/office/drawing/2014/chartex" xmlns:cx1="http://schemas.microsoft.com/office/drawing/2015/9/8/chartex" xmlns:cx2="http://schemas.microsoft.com/office/drawing/2015/10/21/chartex" xmlns:cx3="http://schemas.microsoft.com/office/drawing/2016/5/9/chartex" xmlns:cx4="http://schemas.microsoft.com/office/drawing/2016/5/10/chartex" xmlns:cx5="http://schemas.microsoft.com/office/drawing/2016/5/11/chartex" xmlns:cx6="http://schemas.microsoft.com/office/drawing/2016/5/12/chartex" xmlns:cx7="http://schemas.microsoft.com/office/drawing/2016/5/13/chartex" xmlns:cx8="http://schemas.microsoft.com/office/drawing/2016/5/14/chartex" xmlns:mc="http://schemas.openxmlformats.org/markup-compatibility/2006" xmlns:aink="http://schemas.microsoft.com/office/drawing/2016/ink" xmlns:am3d="http://schemas.microsoft.com/office/drawing/2017/model3d" xmlns:o="urn:schemas-microsoft-com:office:office" xmlns:oel="http://schemas.microsoft.com/office/2019/extlst" xmlns:r="http://schemas.openxmlformats.org/officeDocument/2006/relationships" xmlns:m="http://schemas.openxmlformats.org/officeDocument/2006/math" xmlns:v="urn:schemas-microsoft-com:vml" xmlns:wp14="http://schemas.microsoft.com/office/word/2010/wordprocessingDrawing" xmlns:wp="http://schemas.openxmlformats.org/drawingml/2006/wordprocessingDrawing" xmlns:w10="urn:schemas-microsoft-com:office:word" xmlns:w="http://schemas.openxmlformats.org/wordprocessingml/2006/main" xmlns:w14="http://schemas.microsoft.com/office/word/2010/wordml" xmlns:w15="http://schemas.microsoft.com/office/word/2012/wordml" xmlns:w16cex="http://schemas.microsoft.com/office/word/2018/wordml/cex" xmlns:w16cid="http://schemas.microsoft.com/office/word/2016/wordml/cid" xmlns:w16="http://schemas.microsoft.com/office/word/2018/wordml" xmlns:w16sdtdh="http://schemas.microsoft.com/office/word/2020/wordml/sdtdatahash" xmlns:w16se="http://schemas.microsoft.com/office/word/2015/wordml/symex" xmlns:wpg="http://schemas.microsoft.com/office/word/2010/wordprocessingGroup" xmlns:wpi="http://schemas.microsoft.com/office/word/2010/wordprocessingInk" xmlns:wne="http://schemas.microsoft.com/office/word/2006/wordml" xmlns:wps="http://schemas.microsoft.com/office/word/2010/wordprocessingShape" mc:Ignorable="w14 w15 w16se w16cid w16 w16cex w16sdtdh wp14">
+<w:endnotes xmlns:wpc="http://schemas.microsoft.com/office/word/2010/wordprocessingCanvas" xmlns:cx="http://schemas.microsoft.com/office/drawing/2014/chartex" xmlns:cx1="http://schemas.microsoft.com/office/drawing/2015/9/8/chartex" xmlns:cx2="http://schemas.microsoft.com/office/drawing/2015/10/21/chartex" xmlns:cx3="http://schemas.microsoft.com/office/drawing/2016/5/9/chartex" xmlns:cx4="http://schemas.microsoft.com/office/drawing/2016/5/10/chartex" xmlns:cx5="http://schemas.microsoft.com/office/drawing/2016/5/11/chartex" xmlns:cx6="http://schemas.microsoft.com/office/drawing/2016/5/12/chartex" xmlns:cx7="http://schemas.microsoft.com/office/drawing/2016/5/13/chartex" xmlns:cx8="http://schemas.microsoft.com/office/drawing/2016/5/14/chartex" xmlns:mc="http://schemas.openxmlformats.org/markup-compatibility/2006" xmlns:aink="http://schemas.microsoft.com/office/drawing/2016/ink" xmlns:am3d="http://schemas.microsoft.com/office/drawing/2017/model3d" xmlns:o="urn:schemas-microsoft-com:office:office" xmlns:oel="http://schemas.microsoft.com/office/2019/extlst" xmlns:r="http://schemas.openxmlformats.org/officeDocument/2006/relationships" xmlns:m="http://schemas.openxmlformats.org/officeDocument/2006/math" xmlns:v="urn:schemas-microsoft-com:vml" xmlns:wp14="http://schemas.microsoft.com/office/word/2010/wordprocessingDrawing" xmlns:wp="http://schemas.openxmlformats.org/drawingml/2006/wordprocessingDrawing" xmlns:w10="urn:schemas-microsoft-com:office:word" xmlns:w="http://schemas.openxmlformats.org/wordprocessingml/2006/main" xmlns:w14="http://schemas.microsoft.com/office/word/2010/wordml" xmlns:w15="http://schemas.microsoft.com/office/word/2012/wordml" xmlns:w16cex="http://schemas.microsoft.com/office/word/2018/wordml/cex" xmlns:w16cid="http://schemas.microsoft.com/office/word/2016/wordml/cid" xmlns:w16="http://schemas.microsoft.com/office/word/2018/wordml" xmlns:w16du="http://schemas.microsoft.com/office/word/2023/wordml/word16du" xmlns:w16sdtdh="http://schemas.microsoft.com/office/word/2020/wordml/sdtdatahash" xmlns:w16se="http://schemas.microsoft.com/office/word/2015/wordml/symex" xmlns:wpg="http://schemas.microsoft.com/office/word/2010/wordprocessingGroup" xmlns:wpi="http://schemas.microsoft.com/office/word/2010/wordprocessingInk" xmlns:wne="http://schemas.microsoft.com/office/word/2006/wordml" xmlns:wps="http://schemas.microsoft.com/office/word/2010/wordprocessingShape" mc:Ignorable="w14 w15 w16se w16cid w16 w16cex w16sdtdh w16du wp14">
   <w:endnote w:type="separator" w:id="-1">
     <w:p>
       <w:r>
@@ -1655,7 +1769,7 @@
 </file>
 
 <file path=word/footer1.xml><?xml version="1.0" encoding="utf-8"?>
-<w:ftr xmlns:wpc="http://schemas.microsoft.com/office/word/2010/wordprocessingCanvas" xmlns:cx="http://schemas.microsoft.com/office/drawing/2014/chartex" xmlns:cx1="http://schemas.microsoft.com/office/drawing/2015/9/8/chartex" xmlns:cx2="http://schemas.microsoft.com/office/drawing/2015/10/21/chartex" xmlns:cx3="http://schemas.microsoft.com/office/drawing/2016/5/9/chartex" xmlns:cx4="http://schemas.microsoft.com/office/drawing/2016/5/10/chartex" xmlns:cx5="http://schemas.microsoft.com/office/drawing/2016/5/11/chartex" xmlns:cx6="http://schemas.microsoft.com/office/drawing/2016/5/12/chartex" xmlns:cx7="http://schemas.microsoft.com/office/drawing/2016/5/13/chartex" xmlns:cx8="http://schemas.microsoft.com/office/drawing/2016/5/14/chartex" xmlns:mc="http://schemas.openxmlformats.org/markup-compatibility/2006" xmlns:aink="http://schemas.microsoft.com/office/drawing/2016/ink" xmlns:am3d="http://schemas.microsoft.com/office/drawing/2017/model3d" xmlns:o="urn:schemas-microsoft-com:office:office" xmlns:oel="http://schemas.microsoft.com/office/2019/extlst" xmlns:r="http://schemas.openxmlformats.org/officeDocument/2006/relationships" xmlns:m="http://schemas.openxmlformats.org/officeDocument/2006/math" xmlns:v="urn:schemas-microsoft-com:vml" xmlns:wp14="http://schemas.microsoft.com/office/word/2010/wordprocessingDrawing" xmlns:wp="http://schemas.openxmlformats.org/drawingml/2006/wordprocessingDrawing" xmlns:w10="urn:schemas-microsoft-com:office:word" xmlns:w="http://schemas.openxmlformats.org/wordprocessingml/2006/main" xmlns:w14="http://schemas.microsoft.com/office/word/2010/wordml" xmlns:w15="http://schemas.microsoft.com/office/word/2012/wordml" xmlns:w16cex="http://schemas.microsoft.com/office/word/2018/wordml/cex" xmlns:w16cid="http://schemas.microsoft.com/office/word/2016/wordml/cid" xmlns:w16="http://schemas.microsoft.com/office/word/2018/wordml" xmlns:w16sdtdh="http://schemas.microsoft.com/office/word/2020/wordml/sdtdatahash" xmlns:w16se="http://schemas.microsoft.com/office/word/2015/wordml/symex" xmlns:wpg="http://schemas.microsoft.com/office/word/2010/wordprocessingGroup" xmlns:wpi="http://schemas.microsoft.com/office/word/2010/wordprocessingInk" xmlns:wne="http://schemas.microsoft.com/office/word/2006/wordml" xmlns:wps="http://schemas.microsoft.com/office/word/2010/wordprocessingShape" mc:Ignorable="w14 w15 w16se w16cid w16 w16cex w16sdtdh wp14">
+<w:ftr xmlns:wpc="http://schemas.microsoft.com/office/word/2010/wordprocessingCanvas" xmlns:cx="http://schemas.microsoft.com/office/drawing/2014/chartex" xmlns:cx1="http://schemas.microsoft.com/office/drawing/2015/9/8/chartex" xmlns:cx2="http://schemas.microsoft.com/office/drawing/2015/10/21/chartex" xmlns:cx3="http://schemas.microsoft.com/office/drawing/2016/5/9/chartex" xmlns:cx4="http://schemas.microsoft.com/office/drawing/2016/5/10/chartex" xmlns:cx5="http://schemas.microsoft.com/office/drawing/2016/5/11/chartex" xmlns:cx6="http://schemas.microsoft.com/office/drawing/2016/5/12/chartex" xmlns:cx7="http://schemas.microsoft.com/office/drawing/2016/5/13/chartex" xmlns:cx8="http://schemas.microsoft.com/office/drawing/2016/5/14/chartex" xmlns:mc="http://schemas.openxmlformats.org/markup-compatibility/2006" xmlns:aink="http://schemas.microsoft.com/office/drawing/2016/ink" xmlns:am3d="http://schemas.microsoft.com/office/drawing/2017/model3d" xmlns:o="urn:schemas-microsoft-com:office:office" xmlns:oel="http://schemas.microsoft.com/office/2019/extlst" xmlns:r="http://schemas.openxmlformats.org/officeDocument/2006/relationships" xmlns:m="http://schemas.openxmlformats.org/officeDocument/2006/math" xmlns:v="urn:schemas-microsoft-com:vml" xmlns:wp14="http://schemas.microsoft.com/office/word/2010/wordprocessingDrawing" xmlns:wp="http://schemas.openxmlformats.org/drawingml/2006/wordprocessingDrawing" xmlns:w10="urn:schemas-microsoft-com:office:word" xmlns:w="http://schemas.openxmlformats.org/wordprocessingml/2006/main" xmlns:w14="http://schemas.microsoft.com/office/word/2010/wordml" xmlns:w15="http://schemas.microsoft.com/office/word/2012/wordml" xmlns:w16cex="http://schemas.microsoft.com/office/word/2018/wordml/cex" xmlns:w16cid="http://schemas.microsoft.com/office/word/2016/wordml/cid" xmlns:w16="http://schemas.microsoft.com/office/word/2018/wordml" xmlns:w16du="http://schemas.microsoft.com/office/word/2023/wordml/word16du" xmlns:w16sdtdh="http://schemas.microsoft.com/office/word/2020/wordml/sdtdatahash" xmlns:w16se="http://schemas.microsoft.com/office/word/2015/wordml/symex" xmlns:wpg="http://schemas.microsoft.com/office/word/2010/wordprocessingGroup" xmlns:wpi="http://schemas.microsoft.com/office/word/2010/wordprocessingInk" xmlns:wne="http://schemas.microsoft.com/office/word/2006/wordml" xmlns:wps="http://schemas.microsoft.com/office/word/2010/wordprocessingShape" mc:Ignorable="w14 w15 w16se w16cid w16 w16cex w16sdtdh w16du wp14">
   <w:p>
     <w:pPr>
       <w:pStyle w:val="Pieddepage"/>
@@ -1665,7 +1779,7 @@
 </file>
 
 <file path=word/footer2.xml><?xml version="1.0" encoding="utf-8"?>
-<w:ftr xmlns:wpc="http://schemas.microsoft.com/office/word/2010/wordprocessingCanvas" xmlns:cx="http://schemas.microsoft.com/office/drawing/2014/chartex" xmlns:cx1="http://schemas.microsoft.com/office/drawing/2015/9/8/chartex" xmlns:cx2="http://schemas.microsoft.com/office/drawing/2015/10/21/chartex" xmlns:cx3="http://schemas.microsoft.com/office/drawing/2016/5/9/chartex" xmlns:cx4="http://schemas.microsoft.com/office/drawing/2016/5/10/chartex" xmlns:cx5="http://schemas.microsoft.com/office/drawing/2016/5/11/chartex" xmlns:cx6="http://schemas.microsoft.com/office/drawing/2016/5/12/chartex" xmlns:cx7="http://schemas.microsoft.com/office/drawing/2016/5/13/chartex" xmlns:cx8="http://schemas.microsoft.com/office/drawing/2016/5/14/chartex" xmlns:mc="http://schemas.openxmlformats.org/markup-compatibility/2006" xmlns:aink="http://schemas.microsoft.com/office/drawing/2016/ink" xmlns:am3d="http://schemas.microsoft.com/office/drawing/2017/model3d" xmlns:o="urn:schemas-microsoft-com:office:office" xmlns:oel="http://schemas.microsoft.com/office/2019/extlst" xmlns:r="http://schemas.openxmlformats.org/officeDocument/2006/relationships" xmlns:m="http://schemas.openxmlformats.org/officeDocument/2006/math" xmlns:v="urn:schemas-microsoft-com:vml" xmlns:wp14="http://schemas.microsoft.com/office/word/2010/wordprocessingDrawing" xmlns:wp="http://schemas.openxmlformats.org/drawingml/2006/wordprocessingDrawing" xmlns:w10="urn:schemas-microsoft-com:office:word" xmlns:w="http://schemas.openxmlformats.org/wordprocessingml/2006/main" xmlns:w14="http://schemas.microsoft.com/office/word/2010/wordml" xmlns:w15="http://schemas.microsoft.com/office/word/2012/wordml" xmlns:w16cex="http://schemas.microsoft.com/office/word/2018/wordml/cex" xmlns:w16cid="http://schemas.microsoft.com/office/word/2016/wordml/cid" xmlns:w16="http://schemas.microsoft.com/office/word/2018/wordml" xmlns:w16sdtdh="http://schemas.microsoft.com/office/word/2020/wordml/sdtdatahash" xmlns:w16se="http://schemas.microsoft.com/office/word/2015/wordml/symex" xmlns:wpg="http://schemas.microsoft.com/office/word/2010/wordprocessingGroup" xmlns:wpi="http://schemas.microsoft.com/office/word/2010/wordprocessingInk" xmlns:wne="http://schemas.microsoft.com/office/word/2006/wordml" xmlns:wps="http://schemas.microsoft.com/office/word/2010/wordprocessingShape" mc:Ignorable="w14 w15 w16se w16cid w16 w16cex w16sdtdh wp14">
+<w:ftr xmlns:wpc="http://schemas.microsoft.com/office/word/2010/wordprocessingCanvas" xmlns:cx="http://schemas.microsoft.com/office/drawing/2014/chartex" xmlns:cx1="http://schemas.microsoft.com/office/drawing/2015/9/8/chartex" xmlns:cx2="http://schemas.microsoft.com/office/drawing/2015/10/21/chartex" xmlns:cx3="http://schemas.microsoft.com/office/drawing/2016/5/9/chartex" xmlns:cx4="http://schemas.microsoft.com/office/drawing/2016/5/10/chartex" xmlns:cx5="http://schemas.microsoft.com/office/drawing/2016/5/11/chartex" xmlns:cx6="http://schemas.microsoft.com/office/drawing/2016/5/12/chartex" xmlns:cx7="http://schemas.microsoft.com/office/drawing/2016/5/13/chartex" xmlns:cx8="http://schemas.microsoft.com/office/drawing/2016/5/14/chartex" xmlns:mc="http://schemas.openxmlformats.org/markup-compatibility/2006" xmlns:aink="http://schemas.microsoft.com/office/drawing/2016/ink" xmlns:am3d="http://schemas.microsoft.com/office/drawing/2017/model3d" xmlns:o="urn:schemas-microsoft-com:office:office" xmlns:oel="http://schemas.microsoft.com/office/2019/extlst" xmlns:r="http://schemas.openxmlformats.org/officeDocument/2006/relationships" xmlns:m="http://schemas.openxmlformats.org/officeDocument/2006/math" xmlns:v="urn:schemas-microsoft-com:vml" xmlns:wp14="http://schemas.microsoft.com/office/word/2010/wordprocessingDrawing" xmlns:wp="http://schemas.openxmlformats.org/drawingml/2006/wordprocessingDrawing" xmlns:w10="urn:schemas-microsoft-com:office:word" xmlns:w="http://schemas.openxmlformats.org/wordprocessingml/2006/main" xmlns:w14="http://schemas.microsoft.com/office/word/2010/wordml" xmlns:w15="http://schemas.microsoft.com/office/word/2012/wordml" xmlns:w16cex="http://schemas.microsoft.com/office/word/2018/wordml/cex" xmlns:w16cid="http://schemas.microsoft.com/office/word/2016/wordml/cid" xmlns:w16="http://schemas.microsoft.com/office/word/2018/wordml" xmlns:w16du="http://schemas.microsoft.com/office/word/2023/wordml/word16du" xmlns:w16sdtdh="http://schemas.microsoft.com/office/word/2020/wordml/sdtdatahash" xmlns:w16se="http://schemas.microsoft.com/office/word/2015/wordml/symex" xmlns:wpg="http://schemas.microsoft.com/office/word/2010/wordprocessingGroup" xmlns:wpi="http://schemas.microsoft.com/office/word/2010/wordprocessingInk" xmlns:wne="http://schemas.microsoft.com/office/word/2006/wordml" xmlns:wps="http://schemas.microsoft.com/office/word/2010/wordprocessingShape" mc:Ignorable="w14 w15 w16se w16cid w16 w16cex w16sdtdh w16du wp14">
   <w:p>
     <w:pPr>
       <w:pStyle w:val="Pieddepage"/>
@@ -1824,7 +1938,7 @@
 </file>
 
 <file path=word/footer3.xml><?xml version="1.0" encoding="utf-8"?>
-<w:ftr xmlns:wpc="http://schemas.microsoft.com/office/word/2010/wordprocessingCanvas" xmlns:cx="http://schemas.microsoft.com/office/drawing/2014/chartex" xmlns:cx1="http://schemas.microsoft.com/office/drawing/2015/9/8/chartex" xmlns:cx2="http://schemas.microsoft.com/office/drawing/2015/10/21/chartex" xmlns:cx3="http://schemas.microsoft.com/office/drawing/2016/5/9/chartex" xmlns:cx4="http://schemas.microsoft.com/office/drawing/2016/5/10/chartex" xmlns:cx5="http://schemas.microsoft.com/office/drawing/2016/5/11/chartex" xmlns:cx6="http://schemas.microsoft.com/office/drawing/2016/5/12/chartex" xmlns:cx7="http://schemas.microsoft.com/office/drawing/2016/5/13/chartex" xmlns:cx8="http://schemas.microsoft.com/office/drawing/2016/5/14/chartex" xmlns:mc="http://schemas.openxmlformats.org/markup-compatibility/2006" xmlns:aink="http://schemas.microsoft.com/office/drawing/2016/ink" xmlns:am3d="http://schemas.microsoft.com/office/drawing/2017/model3d" xmlns:o="urn:schemas-microsoft-com:office:office" xmlns:oel="http://schemas.microsoft.com/office/2019/extlst" xmlns:r="http://schemas.openxmlformats.org/officeDocument/2006/relationships" xmlns:m="http://schemas.openxmlformats.org/officeDocument/2006/math" xmlns:v="urn:schemas-microsoft-com:vml" xmlns:wp14="http://schemas.microsoft.com/office/word/2010/wordprocessingDrawing" xmlns:wp="http://schemas.openxmlformats.org/drawingml/2006/wordprocessingDrawing" xmlns:w10="urn:schemas-microsoft-com:office:word" xmlns:w="http://schemas.openxmlformats.org/wordprocessingml/2006/main" xmlns:w14="http://schemas.microsoft.com/office/word/2010/wordml" xmlns:w15="http://schemas.microsoft.com/office/word/2012/wordml" xmlns:w16cex="http://schemas.microsoft.com/office/word/2018/wordml/cex" xmlns:w16cid="http://schemas.microsoft.com/office/word/2016/wordml/cid" xmlns:w16="http://schemas.microsoft.com/office/word/2018/wordml" xmlns:w16sdtdh="http://schemas.microsoft.com/office/word/2020/wordml/sdtdatahash" xmlns:w16se="http://schemas.microsoft.com/office/word/2015/wordml/symex" xmlns:wpg="http://schemas.microsoft.com/office/word/2010/wordprocessingGroup" xmlns:wpi="http://schemas.microsoft.com/office/word/2010/wordprocessingInk" xmlns:wne="http://schemas.microsoft.com/office/word/2006/wordml" xmlns:wps="http://schemas.microsoft.com/office/word/2010/wordprocessingShape" mc:Ignorable="w14 w15 w16se w16cid w16 w16cex w16sdtdh wp14">
+<w:ftr xmlns:wpc="http://schemas.microsoft.com/office/word/2010/wordprocessingCanvas" xmlns:cx="http://schemas.microsoft.com/office/drawing/2014/chartex" xmlns:cx1="http://schemas.microsoft.com/office/drawing/2015/9/8/chartex" xmlns:cx2="http://schemas.microsoft.com/office/drawing/2015/10/21/chartex" xmlns:cx3="http://schemas.microsoft.com/office/drawing/2016/5/9/chartex" xmlns:cx4="http://schemas.microsoft.com/office/drawing/2016/5/10/chartex" xmlns:cx5="http://schemas.microsoft.com/office/drawing/2016/5/11/chartex" xmlns:cx6="http://schemas.microsoft.com/office/drawing/2016/5/12/chartex" xmlns:cx7="http://schemas.microsoft.com/office/drawing/2016/5/13/chartex" xmlns:cx8="http://schemas.microsoft.com/office/drawing/2016/5/14/chartex" xmlns:mc="http://schemas.openxmlformats.org/markup-compatibility/2006" xmlns:aink="http://schemas.microsoft.com/office/drawing/2016/ink" xmlns:am3d="http://schemas.microsoft.com/office/drawing/2017/model3d" xmlns:o="urn:schemas-microsoft-com:office:office" xmlns:oel="http://schemas.microsoft.com/office/2019/extlst" xmlns:r="http://schemas.openxmlformats.org/officeDocument/2006/relationships" xmlns:m="http://schemas.openxmlformats.org/officeDocument/2006/math" xmlns:v="urn:schemas-microsoft-com:vml" xmlns:wp14="http://schemas.microsoft.com/office/word/2010/wordprocessingDrawing" xmlns:wp="http://schemas.openxmlformats.org/drawingml/2006/wordprocessingDrawing" xmlns:w10="urn:schemas-microsoft-com:office:word" xmlns:w="http://schemas.openxmlformats.org/wordprocessingml/2006/main" xmlns:w14="http://schemas.microsoft.com/office/word/2010/wordml" xmlns:w15="http://schemas.microsoft.com/office/word/2012/wordml" xmlns:w16cex="http://schemas.microsoft.com/office/word/2018/wordml/cex" xmlns:w16cid="http://schemas.microsoft.com/office/word/2016/wordml/cid" xmlns:w16="http://schemas.microsoft.com/office/word/2018/wordml" xmlns:w16du="http://schemas.microsoft.com/office/word/2023/wordml/word16du" xmlns:w16sdtdh="http://schemas.microsoft.com/office/word/2020/wordml/sdtdatahash" xmlns:w16se="http://schemas.microsoft.com/office/word/2015/wordml/symex" xmlns:wpg="http://schemas.microsoft.com/office/word/2010/wordprocessingGroup" xmlns:wpi="http://schemas.microsoft.com/office/word/2010/wordprocessingInk" xmlns:wne="http://schemas.microsoft.com/office/word/2006/wordml" xmlns:wps="http://schemas.microsoft.com/office/word/2010/wordprocessingShape" mc:Ignorable="w14 w15 w16se w16cid w16 w16cex w16sdtdh w16du wp14">
   <w:p>
     <w:pPr>
       <w:pStyle w:val="Pieddepage"/>
@@ -1982,7 +2096,7 @@
 </file>
 
 <file path=word/footnotes.xml><?xml version="1.0" encoding="utf-8"?>
-<w:footnotes xmlns:wpc="http://schemas.microsoft.com/office/word/2010/wordprocessingCanvas" xmlns:cx="http://schemas.microsoft.com/office/drawing/2014/chartex" xmlns:cx1="http://schemas.microsoft.com/office/drawing/2015/9/8/chartex" xmlns:cx2="http://schemas.microsoft.com/office/drawing/2015/10/21/chartex" xmlns:cx3="http://schemas.microsoft.com/office/drawing/2016/5/9/chartex" xmlns:cx4="http://schemas.microsoft.com/office/drawing/2016/5/10/chartex" xmlns:cx5="http://schemas.microsoft.com/office/drawing/2016/5/11/chartex" xmlns:cx6="http://schemas.microsoft.com/office/drawing/2016/5/12/chartex" xmlns:cx7="http://schemas.microsoft.com/office/drawing/2016/5/13/chartex" xmlns:cx8="http://schemas.microsoft.com/office/drawing/2016/5/14/chartex" xmlns:mc="http://schemas.openxmlformats.org/markup-compatibility/2006" xmlns:aink="http://schemas.microsoft.com/office/drawing/2016/ink" xmlns:am3d="http://schemas.microsoft.com/office/drawing/2017/model3d" xmlns:o="urn:schemas-microsoft-com:office:office" xmlns:oel="http://schemas.microsoft.com/office/2019/extlst" xmlns:r="http://schemas.openxmlformats.org/officeDocument/2006/relationships" xmlns:m="http://schemas.openxmlformats.org/officeDocument/2006/math" xmlns:v="urn:schemas-microsoft-com:vml" xmlns:wp14="http://schemas.microsoft.com/office/word/2010/wordprocessingDrawing" xmlns:wp="http://schemas.openxmlformats.org/drawingml/2006/wordprocessingDrawing" xmlns:w10="urn:schemas-microsoft-com:office:word" xmlns:w="http://schemas.openxmlformats.org/wordprocessingml/2006/main" xmlns:w14="http://schemas.microsoft.com/office/word/2010/wordml" xmlns:w15="http://schemas.microsoft.com/office/word/2012/wordml" xmlns:w16cex="http://schemas.microsoft.com/office/word/2018/wordml/cex" xmlns:w16cid="http://schemas.microsoft.com/office/word/2016/wordml/cid" xmlns:w16="http://schemas.microsoft.com/office/word/2018/wordml" xmlns:w16sdtdh="http://schemas.microsoft.com/office/word/2020/wordml/sdtdatahash" xmlns:w16se="http://schemas.microsoft.com/office/word/2015/wordml/symex" xmlns:wpg="http://schemas.microsoft.com/office/word/2010/wordprocessingGroup" xmlns:wpi="http://schemas.microsoft.com/office/word/2010/wordprocessingInk" xmlns:wne="http://schemas.microsoft.com/office/word/2006/wordml" xmlns:wps="http://schemas.microsoft.com/office/word/2010/wordprocessingShape" mc:Ignorable="w14 w15 w16se w16cid w16 w16cex w16sdtdh wp14">
+<w:footnotes xmlns:wpc="http://schemas.microsoft.com/office/word/2010/wordprocessingCanvas" xmlns:cx="http://schemas.microsoft.com/office/drawing/2014/chartex" xmlns:cx1="http://schemas.microsoft.com/office/drawing/2015/9/8/chartex" xmlns:cx2="http://schemas.microsoft.com/office/drawing/2015/10/21/chartex" xmlns:cx3="http://schemas.microsoft.com/office/drawing/2016/5/9/chartex" xmlns:cx4="http://schemas.microsoft.com/office/drawing/2016/5/10/chartex" xmlns:cx5="http://schemas.microsoft.com/office/drawing/2016/5/11/chartex" xmlns:cx6="http://schemas.microsoft.com/office/drawing/2016/5/12/chartex" xmlns:cx7="http://schemas.microsoft.com/office/drawing/2016/5/13/chartex" xmlns:cx8="http://schemas.microsoft.com/office/drawing/2016/5/14/chartex" xmlns:mc="http://schemas.openxmlformats.org/markup-compatibility/2006" xmlns:aink="http://schemas.microsoft.com/office/drawing/2016/ink" xmlns:am3d="http://schemas.microsoft.com/office/drawing/2017/model3d" xmlns:o="urn:schemas-microsoft-com:office:office" xmlns:oel="http://schemas.microsoft.com/office/2019/extlst" xmlns:r="http://schemas.openxmlformats.org/officeDocument/2006/relationships" xmlns:m="http://schemas.openxmlformats.org/officeDocument/2006/math" xmlns:v="urn:schemas-microsoft-com:vml" xmlns:wp14="http://schemas.microsoft.com/office/word/2010/wordprocessingDrawing" xmlns:wp="http://schemas.openxmlformats.org/drawingml/2006/wordprocessingDrawing" xmlns:w10="urn:schemas-microsoft-com:office:word" xmlns:w="http://schemas.openxmlformats.org/wordprocessingml/2006/main" xmlns:w14="http://schemas.microsoft.com/office/word/2010/wordml" xmlns:w15="http://schemas.microsoft.com/office/word/2012/wordml" xmlns:w16cex="http://schemas.microsoft.com/office/word/2018/wordml/cex" xmlns:w16cid="http://schemas.microsoft.com/office/word/2016/wordml/cid" xmlns:w16="http://schemas.microsoft.com/office/word/2018/wordml" xmlns:w16du="http://schemas.microsoft.com/office/word/2023/wordml/word16du" xmlns:w16sdtdh="http://schemas.microsoft.com/office/word/2020/wordml/sdtdatahash" xmlns:w16se="http://schemas.microsoft.com/office/word/2015/wordml/symex" xmlns:wpg="http://schemas.microsoft.com/office/word/2010/wordprocessingGroup" xmlns:wpi="http://schemas.microsoft.com/office/word/2010/wordprocessingInk" xmlns:wne="http://schemas.microsoft.com/office/word/2006/wordml" xmlns:wps="http://schemas.microsoft.com/office/word/2010/wordprocessingShape" mc:Ignorable="w14 w15 w16se w16cid w16 w16cex w16sdtdh w16du wp14">
   <w:footnote w:type="separator" w:id="-1">
     <w:p>
       <w:r>
@@ -2001,7 +2115,7 @@
 </file>
 
 <file path=word/header1.xml><?xml version="1.0" encoding="utf-8"?>
-<w:hdr xmlns:wpc="http://schemas.microsoft.com/office/word/2010/wordprocessingCanvas" xmlns:cx="http://schemas.microsoft.com/office/drawing/2014/chartex" xmlns:cx1="http://schemas.microsoft.com/office/drawing/2015/9/8/chartex" xmlns:cx2="http://schemas.microsoft.com/office/drawing/2015/10/21/chartex" xmlns:cx3="http://schemas.microsoft.com/office/drawing/2016/5/9/chartex" xmlns:cx4="http://schemas.microsoft.com/office/drawing/2016/5/10/chartex" xmlns:cx5="http://schemas.microsoft.com/office/drawing/2016/5/11/chartex" xmlns:cx6="http://schemas.microsoft.com/office/drawing/2016/5/12/chartex" xmlns:cx7="http://schemas.microsoft.com/office/drawing/2016/5/13/chartex" xmlns:cx8="http://schemas.microsoft.com/office/drawing/2016/5/14/chartex" xmlns:mc="http://schemas.openxmlformats.org/markup-compatibility/2006" xmlns:aink="http://schemas.microsoft.com/office/drawing/2016/ink" xmlns:am3d="http://schemas.microsoft.com/office/drawing/2017/model3d" xmlns:o="urn:schemas-microsoft-com:office:office" xmlns:oel="http://schemas.microsoft.com/office/2019/extlst" xmlns:r="http://schemas.openxmlformats.org/officeDocument/2006/relationships" xmlns:m="http://schemas.openxmlformats.org/officeDocument/2006/math" xmlns:v="urn:schemas-microsoft-com:vml" xmlns:wp14="http://schemas.microsoft.com/office/word/2010/wordprocessingDrawing" xmlns:wp="http://schemas.openxmlformats.org/drawingml/2006/wordprocessingDrawing" xmlns:w10="urn:schemas-microsoft-com:office:word" xmlns:w="http://schemas.openxmlformats.org/wordprocessingml/2006/main" xmlns:w14="http://schemas.microsoft.com/office/word/2010/wordml" xmlns:w15="http://schemas.microsoft.com/office/word/2012/wordml" xmlns:w16cex="http://schemas.microsoft.com/office/word/2018/wordml/cex" xmlns:w16cid="http://schemas.microsoft.com/office/word/2016/wordml/cid" xmlns:w16="http://schemas.microsoft.com/office/word/2018/wordml" xmlns:w16sdtdh="http://schemas.microsoft.com/office/word/2020/wordml/sdtdatahash" xmlns:w16se="http://schemas.microsoft.com/office/word/2015/wordml/symex" xmlns:wpg="http://schemas.microsoft.com/office/word/2010/wordprocessingGroup" xmlns:wpi="http://schemas.microsoft.com/office/word/2010/wordprocessingInk" xmlns:wne="http://schemas.microsoft.com/office/word/2006/wordml" xmlns:wps="http://schemas.microsoft.com/office/word/2010/wordprocessingShape" mc:Ignorable="w14 w15 w16se w16cid w16 w16cex w16sdtdh wp14">
+<w:hdr xmlns:wpc="http://schemas.microsoft.com/office/word/2010/wordprocessingCanvas" xmlns:cx="http://schemas.microsoft.com/office/drawing/2014/chartex" xmlns:cx1="http://schemas.microsoft.com/office/drawing/2015/9/8/chartex" xmlns:cx2="http://schemas.microsoft.com/office/drawing/2015/10/21/chartex" xmlns:cx3="http://schemas.microsoft.com/office/drawing/2016/5/9/chartex" xmlns:cx4="http://schemas.microsoft.com/office/drawing/2016/5/10/chartex" xmlns:cx5="http://schemas.microsoft.com/office/drawing/2016/5/11/chartex" xmlns:cx6="http://schemas.microsoft.com/office/drawing/2016/5/12/chartex" xmlns:cx7="http://schemas.microsoft.com/office/drawing/2016/5/13/chartex" xmlns:cx8="http://schemas.microsoft.com/office/drawing/2016/5/14/chartex" xmlns:mc="http://schemas.openxmlformats.org/markup-compatibility/2006" xmlns:aink="http://schemas.microsoft.com/office/drawing/2016/ink" xmlns:am3d="http://schemas.microsoft.com/office/drawing/2017/model3d" xmlns:o="urn:schemas-microsoft-com:office:office" xmlns:oel="http://schemas.microsoft.com/office/2019/extlst" xmlns:r="http://schemas.openxmlformats.org/officeDocument/2006/relationships" xmlns:m="http://schemas.openxmlformats.org/officeDocument/2006/math" xmlns:v="urn:schemas-microsoft-com:vml" xmlns:wp14="http://schemas.microsoft.com/office/word/2010/wordprocessingDrawing" xmlns:wp="http://schemas.openxmlformats.org/drawingml/2006/wordprocessingDrawing" xmlns:w10="urn:schemas-microsoft-com:office:word" xmlns:w="http://schemas.openxmlformats.org/wordprocessingml/2006/main" xmlns:w14="http://schemas.microsoft.com/office/word/2010/wordml" xmlns:w15="http://schemas.microsoft.com/office/word/2012/wordml" xmlns:w16cex="http://schemas.microsoft.com/office/word/2018/wordml/cex" xmlns:w16cid="http://schemas.microsoft.com/office/word/2016/wordml/cid" xmlns:w16="http://schemas.microsoft.com/office/word/2018/wordml" xmlns:w16du="http://schemas.microsoft.com/office/word/2023/wordml/word16du" xmlns:w16sdtdh="http://schemas.microsoft.com/office/word/2020/wordml/sdtdatahash" xmlns:w16se="http://schemas.microsoft.com/office/word/2015/wordml/symex" xmlns:wpg="http://schemas.microsoft.com/office/word/2010/wordprocessingGroup" xmlns:wpi="http://schemas.microsoft.com/office/word/2010/wordprocessingInk" xmlns:wne="http://schemas.microsoft.com/office/word/2006/wordml" xmlns:wps="http://schemas.microsoft.com/office/word/2010/wordprocessingShape" mc:Ignorable="w14 w15 w16se w16cid w16 w16cex w16sdtdh w16du wp14">
   <w:p>
     <w:pPr>
       <w:pStyle w:val="En-tte"/>
@@ -2011,7 +2125,7 @@
 </file>
 
 <file path=word/header2.xml><?xml version="1.0" encoding="utf-8"?>
-<w:hdr xmlns:wpc="http://schemas.microsoft.com/office/word/2010/wordprocessingCanvas" xmlns:cx="http://schemas.microsoft.com/office/drawing/2014/chartex" xmlns:cx1="http://schemas.microsoft.com/office/drawing/2015/9/8/chartex" xmlns:cx2="http://schemas.microsoft.com/office/drawing/2015/10/21/chartex" xmlns:cx3="http://schemas.microsoft.com/office/drawing/2016/5/9/chartex" xmlns:cx4="http://schemas.microsoft.com/office/drawing/2016/5/10/chartex" xmlns:cx5="http://schemas.microsoft.com/office/drawing/2016/5/11/chartex" xmlns:cx6="http://schemas.microsoft.com/office/drawing/2016/5/12/chartex" xmlns:cx7="http://schemas.microsoft.com/office/drawing/2016/5/13/chartex" xmlns:cx8="http://schemas.microsoft.com/office/drawing/2016/5/14/chartex" xmlns:mc="http://schemas.openxmlformats.org/markup-compatibility/2006" xmlns:aink="http://schemas.microsoft.com/office/drawing/2016/ink" xmlns:am3d="http://schemas.microsoft.com/office/drawing/2017/model3d" xmlns:o="urn:schemas-microsoft-com:office:office" xmlns:oel="http://schemas.microsoft.com/office/2019/extlst" xmlns:r="http://schemas.openxmlformats.org/officeDocument/2006/relationships" xmlns:m="http://schemas.openxmlformats.org/officeDocument/2006/math" xmlns:v="urn:schemas-microsoft-com:vml" xmlns:wp14="http://schemas.microsoft.com/office/word/2010/wordprocessingDrawing" xmlns:wp="http://schemas.openxmlformats.org/drawingml/2006/wordprocessingDrawing" xmlns:w10="urn:schemas-microsoft-com:office:word" xmlns:w="http://schemas.openxmlformats.org/wordprocessingml/2006/main" xmlns:w14="http://schemas.microsoft.com/office/word/2010/wordml" xmlns:w15="http://schemas.microsoft.com/office/word/2012/wordml" xmlns:w16cex="http://schemas.microsoft.com/office/word/2018/wordml/cex" xmlns:w16cid="http://schemas.microsoft.com/office/word/2016/wordml/cid" xmlns:w16="http://schemas.microsoft.com/office/word/2018/wordml" xmlns:w16sdtdh="http://schemas.microsoft.com/office/word/2020/wordml/sdtdatahash" xmlns:w16se="http://schemas.microsoft.com/office/word/2015/wordml/symex" xmlns:wpg="http://schemas.microsoft.com/office/word/2010/wordprocessingGroup" xmlns:wpi="http://schemas.microsoft.com/office/word/2010/wordprocessingInk" xmlns:wne="http://schemas.microsoft.com/office/word/2006/wordml" xmlns:wps="http://schemas.microsoft.com/office/word/2010/wordprocessingShape" mc:Ignorable="w14 w15 w16se w16cid w16 w16cex w16sdtdh wp14">
+<w:hdr xmlns:wpc="http://schemas.microsoft.com/office/word/2010/wordprocessingCanvas" xmlns:cx="http://schemas.microsoft.com/office/drawing/2014/chartex" xmlns:cx1="http://schemas.microsoft.com/office/drawing/2015/9/8/chartex" xmlns:cx2="http://schemas.microsoft.com/office/drawing/2015/10/21/chartex" xmlns:cx3="http://schemas.microsoft.com/office/drawing/2016/5/9/chartex" xmlns:cx4="http://schemas.microsoft.com/office/drawing/2016/5/10/chartex" xmlns:cx5="http://schemas.microsoft.com/office/drawing/2016/5/11/chartex" xmlns:cx6="http://schemas.microsoft.com/office/drawing/2016/5/12/chartex" xmlns:cx7="http://schemas.microsoft.com/office/drawing/2016/5/13/chartex" xmlns:cx8="http://schemas.microsoft.com/office/drawing/2016/5/14/chartex" xmlns:mc="http://schemas.openxmlformats.org/markup-compatibility/2006" xmlns:aink="http://schemas.microsoft.com/office/drawing/2016/ink" xmlns:am3d="http://schemas.microsoft.com/office/drawing/2017/model3d" xmlns:o="urn:schemas-microsoft-com:office:office" xmlns:oel="http://schemas.microsoft.com/office/2019/extlst" xmlns:r="http://schemas.openxmlformats.org/officeDocument/2006/relationships" xmlns:m="http://schemas.openxmlformats.org/officeDocument/2006/math" xmlns:v="urn:schemas-microsoft-com:vml" xmlns:wp14="http://schemas.microsoft.com/office/word/2010/wordprocessingDrawing" xmlns:wp="http://schemas.openxmlformats.org/drawingml/2006/wordprocessingDrawing" xmlns:w10="urn:schemas-microsoft-com:office:word" xmlns:w="http://schemas.openxmlformats.org/wordprocessingml/2006/main" xmlns:w14="http://schemas.microsoft.com/office/word/2010/wordml" xmlns:w15="http://schemas.microsoft.com/office/word/2012/wordml" xmlns:w16cex="http://schemas.microsoft.com/office/word/2018/wordml/cex" xmlns:w16cid="http://schemas.microsoft.com/office/word/2016/wordml/cid" xmlns:w16="http://schemas.microsoft.com/office/word/2018/wordml" xmlns:w16du="http://schemas.microsoft.com/office/word/2023/wordml/word16du" xmlns:w16sdtdh="http://schemas.microsoft.com/office/word/2020/wordml/sdtdatahash" xmlns:w16se="http://schemas.microsoft.com/office/word/2015/wordml/symex" xmlns:wpg="http://schemas.microsoft.com/office/word/2010/wordprocessingGroup" xmlns:wpi="http://schemas.microsoft.com/office/word/2010/wordprocessingInk" xmlns:wne="http://schemas.microsoft.com/office/word/2006/wordml" xmlns:wps="http://schemas.microsoft.com/office/word/2010/wordprocessingShape" mc:Ignorable="w14 w15 w16se w16cid w16 w16cex w16sdtdh w16du wp14">
   <w:p>
     <w:pPr>
       <w:jc w:val="right"/>
@@ -2140,7 +2254,7 @@
 </file>
 
 <file path=word/header3.xml><?xml version="1.0" encoding="utf-8"?>
-<w:hdr xmlns:wpc="http://schemas.microsoft.com/office/word/2010/wordprocessingCanvas" xmlns:cx="http://schemas.microsoft.com/office/drawing/2014/chartex" xmlns:cx1="http://schemas.microsoft.com/office/drawing/2015/9/8/chartex" xmlns:cx2="http://schemas.microsoft.com/office/drawing/2015/10/21/chartex" xmlns:cx3="http://schemas.microsoft.com/office/drawing/2016/5/9/chartex" xmlns:cx4="http://schemas.microsoft.com/office/drawing/2016/5/10/chartex" xmlns:cx5="http://schemas.microsoft.com/office/drawing/2016/5/11/chartex" xmlns:cx6="http://schemas.microsoft.com/office/drawing/2016/5/12/chartex" xmlns:cx7="http://schemas.microsoft.com/office/drawing/2016/5/13/chartex" xmlns:cx8="http://schemas.microsoft.com/office/drawing/2016/5/14/chartex" xmlns:mc="http://schemas.openxmlformats.org/markup-compatibility/2006" xmlns:aink="http://schemas.microsoft.com/office/drawing/2016/ink" xmlns:am3d="http://schemas.microsoft.com/office/drawing/2017/model3d" xmlns:o="urn:schemas-microsoft-com:office:office" xmlns:oel="http://schemas.microsoft.com/office/2019/extlst" xmlns:r="http://schemas.openxmlformats.org/officeDocument/2006/relationships" xmlns:m="http://schemas.openxmlformats.org/officeDocument/2006/math" xmlns:v="urn:schemas-microsoft-com:vml" xmlns:wp14="http://schemas.microsoft.com/office/word/2010/wordprocessingDrawing" xmlns:wp="http://schemas.openxmlformats.org/drawingml/2006/wordprocessingDrawing" xmlns:w10="urn:schemas-microsoft-com:office:word" xmlns:w="http://schemas.openxmlformats.org/wordprocessingml/2006/main" xmlns:w14="http://schemas.microsoft.com/office/word/2010/wordml" xmlns:w15="http://schemas.microsoft.com/office/word/2012/wordml" xmlns:w16cex="http://schemas.microsoft.com/office/word/2018/wordml/cex" xmlns:w16cid="http://schemas.microsoft.com/office/word/2016/wordml/cid" xmlns:w16="http://schemas.microsoft.com/office/word/2018/wordml" xmlns:w16sdtdh="http://schemas.microsoft.com/office/word/2020/wordml/sdtdatahash" xmlns:w16se="http://schemas.microsoft.com/office/word/2015/wordml/symex" xmlns:wpg="http://schemas.microsoft.com/office/word/2010/wordprocessingGroup" xmlns:wpi="http://schemas.microsoft.com/office/word/2010/wordprocessingInk" xmlns:wne="http://schemas.microsoft.com/office/word/2006/wordml" xmlns:wps="http://schemas.microsoft.com/office/word/2010/wordprocessingShape" mc:Ignorable="w14 w15 w16se w16cid w16 w16cex w16sdtdh wp14">
+<w:hdr xmlns:wpc="http://schemas.microsoft.com/office/word/2010/wordprocessingCanvas" xmlns:cx="http://schemas.microsoft.com/office/drawing/2014/chartex" xmlns:cx1="http://schemas.microsoft.com/office/drawing/2015/9/8/chartex" xmlns:cx2="http://schemas.microsoft.com/office/drawing/2015/10/21/chartex" xmlns:cx3="http://schemas.microsoft.com/office/drawing/2016/5/9/chartex" xmlns:cx4="http://schemas.microsoft.com/office/drawing/2016/5/10/chartex" xmlns:cx5="http://schemas.microsoft.com/office/drawing/2016/5/11/chartex" xmlns:cx6="http://schemas.microsoft.com/office/drawing/2016/5/12/chartex" xmlns:cx7="http://schemas.microsoft.com/office/drawing/2016/5/13/chartex" xmlns:cx8="http://schemas.microsoft.com/office/drawing/2016/5/14/chartex" xmlns:mc="http://schemas.openxmlformats.org/markup-compatibility/2006" xmlns:aink="http://schemas.microsoft.com/office/drawing/2016/ink" xmlns:am3d="http://schemas.microsoft.com/office/drawing/2017/model3d" xmlns:o="urn:schemas-microsoft-com:office:office" xmlns:oel="http://schemas.microsoft.com/office/2019/extlst" xmlns:r="http://schemas.openxmlformats.org/officeDocument/2006/relationships" xmlns:m="http://schemas.openxmlformats.org/officeDocument/2006/math" xmlns:v="urn:schemas-microsoft-com:vml" xmlns:wp14="http://schemas.microsoft.com/office/word/2010/wordprocessingDrawing" xmlns:wp="http://schemas.openxmlformats.org/drawingml/2006/wordprocessingDrawing" xmlns:w10="urn:schemas-microsoft-com:office:word" xmlns:w="http://schemas.openxmlformats.org/wordprocessingml/2006/main" xmlns:w14="http://schemas.microsoft.com/office/word/2010/wordml" xmlns:w15="http://schemas.microsoft.com/office/word/2012/wordml" xmlns:w16cex="http://schemas.microsoft.com/office/word/2018/wordml/cex" xmlns:w16cid="http://schemas.microsoft.com/office/word/2016/wordml/cid" xmlns:w16="http://schemas.microsoft.com/office/word/2018/wordml" xmlns:w16du="http://schemas.microsoft.com/office/word/2023/wordml/word16du" xmlns:w16sdtdh="http://schemas.microsoft.com/office/word/2020/wordml/sdtdatahash" xmlns:w16se="http://schemas.microsoft.com/office/word/2015/wordml/symex" xmlns:wpg="http://schemas.microsoft.com/office/word/2010/wordprocessingGroup" xmlns:wpi="http://schemas.microsoft.com/office/word/2010/wordprocessingInk" xmlns:wne="http://schemas.microsoft.com/office/word/2006/wordml" xmlns:wps="http://schemas.microsoft.com/office/word/2010/wordprocessingShape" mc:Ignorable="w14 w15 w16se w16cid w16 w16cex w16sdtdh w16du wp14">
   <w:p>
     <w:pPr>
       <w:jc w:val="right"/>
@@ -2269,10 +2383,10 @@
 </file>
 
 <file path=word/numbering.xml><?xml version="1.0" encoding="utf-8"?>
-<w:numbering xmlns:wpc="http://schemas.microsoft.com/office/word/2010/wordprocessingCanvas" xmlns:cx="http://schemas.microsoft.com/office/drawing/2014/chartex" xmlns:cx1="http://schemas.microsoft.com/office/drawing/2015/9/8/chartex" xmlns:cx2="http://schemas.microsoft.com/office/drawing/2015/10/21/chartex" xmlns:cx3="http://schemas.microsoft.com/office/drawing/2016/5/9/chartex" xmlns:cx4="http://schemas.microsoft.com/office/drawing/2016/5/10/chartex" xmlns:cx5="http://schemas.microsoft.com/office/drawing/2016/5/11/chartex" xmlns:cx6="http://schemas.microsoft.com/office/drawing/2016/5/12/chartex" xmlns:cx7="http://schemas.microsoft.com/office/drawing/2016/5/13/chartex" xmlns:cx8="http://schemas.microsoft.com/office/drawing/2016/5/14/chartex" xmlns:mc="http://schemas.openxmlformats.org/markup-compatibility/2006" xmlns:aink="http://schemas.microsoft.com/office/drawing/2016/ink" xmlns:am3d="http://schemas.microsoft.com/office/drawing/2017/model3d" xmlns:o="urn:schemas-microsoft-com:office:office" xmlns:oel="http://schemas.microsoft.com/office/2019/extlst" xmlns:r="http://schemas.openxmlformats.org/officeDocument/2006/relationships" xmlns:m="http://schemas.openxmlformats.org/officeDocument/2006/math" xmlns:v="urn:schemas-microsoft-com:vml" xmlns:wp14="http://schemas.microsoft.com/office/word/2010/wordprocessingDrawing" xmlns:wp="http://schemas.openxmlformats.org/drawingml/2006/wordprocessingDrawing" xmlns:w10="urn:schemas-microsoft-com:office:word" xmlns:w="http://schemas.openxmlformats.org/wordprocessingml/2006/main" xmlns:w14="http://schemas.microsoft.com/office/word/2010/wordml" xmlns:w15="http://schemas.microsoft.com/office/word/2012/wordml" xmlns:w16cex="http://schemas.microsoft.com/office/word/2018/wordml/cex" xmlns:w16cid="http://schemas.microsoft.com/office/word/2016/wordml/cid" xmlns:w16="http://schemas.microsoft.com/office/word/2018/wordml" xmlns:w16sdtdh="http://schemas.microsoft.com/office/word/2020/wordml/sdtdatahash" xmlns:w16se="http://schemas.microsoft.com/office/word/2015/wordml/symex" xmlns:wpg="http://schemas.microsoft.com/office/word/2010/wordprocessingGroup" xmlns:wpi="http://schemas.microsoft.com/office/word/2010/wordprocessingInk" xmlns:wne="http://schemas.microsoft.com/office/word/2006/wordml" xmlns:wps="http://schemas.microsoft.com/office/word/2010/wordprocessingShape" mc:Ignorable="w14 w15 w16se w16cid w16 w16cex w16sdtdh wp14">
+<w:numbering xmlns:wpc="http://schemas.microsoft.com/office/word/2010/wordprocessingCanvas" xmlns:cx="http://schemas.microsoft.com/office/drawing/2014/chartex" xmlns:cx1="http://schemas.microsoft.com/office/drawing/2015/9/8/chartex" xmlns:cx2="http://schemas.microsoft.com/office/drawing/2015/10/21/chartex" xmlns:cx3="http://schemas.microsoft.com/office/drawing/2016/5/9/chartex" xmlns:cx4="http://schemas.microsoft.com/office/drawing/2016/5/10/chartex" xmlns:cx5="http://schemas.microsoft.com/office/drawing/2016/5/11/chartex" xmlns:cx6="http://schemas.microsoft.com/office/drawing/2016/5/12/chartex" xmlns:cx7="http://schemas.microsoft.com/office/drawing/2016/5/13/chartex" xmlns:cx8="http://schemas.microsoft.com/office/drawing/2016/5/14/chartex" xmlns:mc="http://schemas.openxmlformats.org/markup-compatibility/2006" xmlns:aink="http://schemas.microsoft.com/office/drawing/2016/ink" xmlns:am3d="http://schemas.microsoft.com/office/drawing/2017/model3d" xmlns:o="urn:schemas-microsoft-com:office:office" xmlns:oel="http://schemas.microsoft.com/office/2019/extlst" xmlns:r="http://schemas.openxmlformats.org/officeDocument/2006/relationships" xmlns:m="http://schemas.openxmlformats.org/officeDocument/2006/math" xmlns:v="urn:schemas-microsoft-com:vml" xmlns:wp14="http://schemas.microsoft.com/office/word/2010/wordprocessingDrawing" xmlns:wp="http://schemas.openxmlformats.org/drawingml/2006/wordprocessingDrawing" xmlns:w10="urn:schemas-microsoft-com:office:word" xmlns:w="http://schemas.openxmlformats.org/wordprocessingml/2006/main" xmlns:w14="http://schemas.microsoft.com/office/word/2010/wordml" xmlns:w15="http://schemas.microsoft.com/office/word/2012/wordml" xmlns:w16cex="http://schemas.microsoft.com/office/word/2018/wordml/cex" xmlns:w16cid="http://schemas.microsoft.com/office/word/2016/wordml/cid" xmlns:w16="http://schemas.microsoft.com/office/word/2018/wordml" xmlns:w16du="http://schemas.microsoft.com/office/word/2023/wordml/word16du" xmlns:w16sdtdh="http://schemas.microsoft.com/office/word/2020/wordml/sdtdatahash" xmlns:w16se="http://schemas.microsoft.com/office/word/2015/wordml/symex" xmlns:wpg="http://schemas.microsoft.com/office/word/2010/wordprocessingGroup" xmlns:wpi="http://schemas.microsoft.com/office/word/2010/wordprocessingInk" xmlns:wne="http://schemas.microsoft.com/office/word/2006/wordml" xmlns:wps="http://schemas.microsoft.com/office/word/2010/wordprocessingShape" mc:Ignorable="w14 w15 w16se w16cid w16 w16cex w16sdtdh w16du wp14">
   <w:numPicBullet w:numPicBulletId="0">
     <w:pict>
-      <v:shape id="_x0000_i1045" style="width:165pt;height:165pt" coordsize="" o:spt="100" o:bullet="t" adj="0,,0" path="" stroked="f">
+      <v:shape id="_x0000_i1038" style="width:165.4pt;height:165.4pt" coordsize="" o:spt="100" o:bullet="t" adj="0,,0" path="" stroked="f">
         <v:stroke joinstyle="miter"/>
         <v:imagedata r:id="rId1" o:title=""/>
         <v:formulas/>
@@ -3688,7 +3802,7 @@
 </file>
 
 <file path=word/styles.xml><?xml version="1.0" encoding="utf-8"?>
-<w:styles xmlns:mc="http://schemas.openxmlformats.org/markup-compatibility/2006" xmlns:r="http://schemas.openxmlformats.org/officeDocument/2006/relationships" xmlns:w="http://schemas.openxmlformats.org/wordprocessingml/2006/main" xmlns:w14="http://schemas.microsoft.com/office/word/2010/wordml" xmlns:w15="http://schemas.microsoft.com/office/word/2012/wordml" xmlns:w16cex="http://schemas.microsoft.com/office/word/2018/wordml/cex" xmlns:w16cid="http://schemas.microsoft.com/office/word/2016/wordml/cid" xmlns:w16="http://schemas.microsoft.com/office/word/2018/wordml" xmlns:w16sdtdh="http://schemas.microsoft.com/office/word/2020/wordml/sdtdatahash" xmlns:w16se="http://schemas.microsoft.com/office/word/2015/wordml/symex" mc:Ignorable="w14 w15 w16se w16cid w16 w16cex w16sdtdh">
+<w:styles xmlns:mc="http://schemas.openxmlformats.org/markup-compatibility/2006" xmlns:r="http://schemas.openxmlformats.org/officeDocument/2006/relationships" xmlns:w="http://schemas.openxmlformats.org/wordprocessingml/2006/main" xmlns:w14="http://schemas.microsoft.com/office/word/2010/wordml" xmlns:w15="http://schemas.microsoft.com/office/word/2012/wordml" xmlns:w16cex="http://schemas.microsoft.com/office/word/2018/wordml/cex" xmlns:w16cid="http://schemas.microsoft.com/office/word/2016/wordml/cid" xmlns:w16="http://schemas.microsoft.com/office/word/2018/wordml" xmlns:w16du="http://schemas.microsoft.com/office/word/2023/wordml/word16du" xmlns:w16sdtdh="http://schemas.microsoft.com/office/word/2020/wordml/sdtdatahash" xmlns:w16se="http://schemas.microsoft.com/office/word/2015/wordml/symex" mc:Ignorable="w14 w15 w16se w16cid w16 w16cex w16sdtdh w16du">
   <w:docDefaults>
     <w:rPrDefault>
       <w:rPr>
@@ -4702,25 +4816,10 @@
 </file>
 
 <file path=customXml/item1.xml><?xml version="1.0" encoding="utf-8"?>
-<p:properties xmlns:p="http://schemas.microsoft.com/office/2006/metadata/properties" xmlns:xsi="http://www.w3.org/2001/XMLSchema-instance" xmlns:pc="http://schemas.microsoft.com/office/infopath/2007/PartnerControls">
-  <documentManagement/>
-</p:properties>
+<b:Sources xmlns:b="http://schemas.openxmlformats.org/officeDocument/2006/bibliography" xmlns="http://schemas.openxmlformats.org/officeDocument/2006/bibliography" SelectedStyle="\APASixthEditionOfficeOnline.xsl" StyleName="APA" Version="6"/>
 </file>
 
 <file path=customXml/item2.xml><?xml version="1.0" encoding="utf-8"?>
-<?mso-contentType ?>
-<FormTemplates xmlns="http://schemas.microsoft.com/sharepoint/v3/contenttype/forms">
-  <Display>DocumentLibraryForm</Display>
-  <Edit>DocumentLibraryForm</Edit>
-  <New>DocumentLibraryForm</New>
-</FormTemplates>
-</file>
-
-<file path=customXml/item3.xml><?xml version="1.0" encoding="utf-8"?>
-<b:Sources xmlns:b="http://schemas.openxmlformats.org/officeDocument/2006/bibliography" xmlns="http://schemas.openxmlformats.org/officeDocument/2006/bibliography" SelectedStyle="\APASixthEditionOfficeOnline.xsl" StyleName="APA" Version="6"/>
-</file>
-
-<file path=customXml/item4.xml><?xml version="1.0" encoding="utf-8"?>
 <ct:contentTypeSchema xmlns:ct="http://schemas.microsoft.com/office/2006/metadata/contentType" xmlns:ma="http://schemas.microsoft.com/office/2006/metadata/properties/metaAttributes" ct:_="" ma:_="" ma:contentTypeName="Document" ma:contentTypeID="0x010100767C9B16D5F44342850AAF6F7A657EE2" ma:contentTypeVersion="13" ma:contentTypeDescription="Crée un document." ma:contentTypeScope="" ma:versionID="3dfd0ed4f7a1ffb00a66e6020b776702">
   <xsd:schema xmlns:xsd="http://www.w3.org/2001/XMLSchema" xmlns:xs="http://www.w3.org/2001/XMLSchema" xmlns:p="http://schemas.microsoft.com/office/2006/metadata/properties" xmlns:ns2="24951bd1-abaf-4ce5-abfd-d427fc0f1947" xmlns:ns3="bdbad5c6-c323-4ecc-a7f0-445736588319" targetNamespace="http://schemas.microsoft.com/office/2006/metadata/properties" ma:root="true" ma:fieldsID="9e2d2818ac17038ee33c8c7108338d1b" ns2:_="" ns3:_="">
     <xsd:import namespace="24951bd1-abaf-4ce5-abfd-d427fc0f1947"/>
@@ -4943,24 +5042,22 @@
 </ct:contentTypeSchema>
 </file>
 
-<file path=customXml/itemProps1.xml><?xml version="1.0" encoding="utf-8"?>
-<ds:datastoreItem xmlns:ds="http://schemas.openxmlformats.org/officeDocument/2006/customXml" ds:itemID="{0363A018-813C-488E-8021-00AAA46C4A9C}">
-  <ds:schemaRefs>
-    <ds:schemaRef ds:uri="http://schemas.microsoft.com/office/2006/metadata/properties"/>
-    <ds:schemaRef ds:uri="http://schemas.microsoft.com/office/infopath/2007/PartnerControls"/>
-  </ds:schemaRefs>
-</ds:datastoreItem>
+<file path=customXml/item3.xml><?xml version="1.0" encoding="utf-8"?>
+<p:properties xmlns:p="http://schemas.microsoft.com/office/2006/metadata/properties" xmlns:xsi="http://www.w3.org/2001/XMLSchema-instance" xmlns:pc="http://schemas.microsoft.com/office/infopath/2007/PartnerControls">
+  <documentManagement/>
+</p:properties>
 </file>
 
-<file path=customXml/itemProps2.xml><?xml version="1.0" encoding="utf-8"?>
-<ds:datastoreItem xmlns:ds="http://schemas.openxmlformats.org/officeDocument/2006/customXml" ds:itemID="{ACD0E240-7E6B-4E54-A8D6-40E876E019BB}">
-  <ds:schemaRefs>
-    <ds:schemaRef ds:uri="http://schemas.microsoft.com/sharepoint/v3/contenttype/forms"/>
-  </ds:schemaRefs>
-</ds:datastoreItem>
+<file path=customXml/item4.xml><?xml version="1.0" encoding="utf-8"?>
+<?mso-contentType ?>
+<FormTemplates xmlns="http://schemas.microsoft.com/sharepoint/v3/contenttype/forms">
+  <Display>DocumentLibraryForm</Display>
+  <Edit>DocumentLibraryForm</Edit>
+  <New>DocumentLibraryForm</New>
+</FormTemplates>
 </file>
 
-<file path=customXml/itemProps3.xml><?xml version="1.0" encoding="utf-8"?>
+<file path=customXml/itemProps1.xml><?xml version="1.0" encoding="utf-8"?>
 <ds:datastoreItem xmlns:ds="http://schemas.openxmlformats.org/officeDocument/2006/customXml" ds:itemID="{18381856-7B3A-419B-AE55-07EF15B4463D}">
   <ds:schemaRefs>
     <ds:schemaRef ds:uri="http://schemas.openxmlformats.org/officeDocument/2006/bibliography"/>
@@ -4968,7 +5065,7 @@
 </ds:datastoreItem>
 </file>
 
-<file path=customXml/itemProps4.xml><?xml version="1.0" encoding="utf-8"?>
+<file path=customXml/itemProps2.xml><?xml version="1.0" encoding="utf-8"?>
 <ds:datastoreItem xmlns:ds="http://schemas.openxmlformats.org/officeDocument/2006/customXml" ds:itemID="{ED10D3F5-98DD-4C9C-A2EC-99AF8C1721C1}">
   <ds:schemaRefs>
     <ds:schemaRef ds:uri="http://schemas.microsoft.com/office/2006/metadata/contentType"/>
@@ -4985,4 +5082,21 @@
     <ds:schemaRef ds:uri="http://schemas.microsoft.com/internal/obd"/>
   </ds:schemaRefs>
 </ds:datastoreItem>
+</file>
+
+<file path=customXml/itemProps3.xml><?xml version="1.0" encoding="utf-8"?>
+<ds:datastoreItem xmlns:ds="http://schemas.openxmlformats.org/officeDocument/2006/customXml" ds:itemID="{0363A018-813C-488E-8021-00AAA46C4A9C}">
+  <ds:schemaRefs>
+    <ds:schemaRef ds:uri="http://schemas.microsoft.com/office/2006/metadata/properties"/>
+    <ds:schemaRef ds:uri="http://schemas.microsoft.com/office/infopath/2007/PartnerControls"/>
+  </ds:schemaRefs>
+</ds:datastoreItem>
+</file>
+
+<file path=customXml/itemProps4.xml><?xml version="1.0" encoding="utf-8"?>
+<ds:datastoreItem xmlns:ds="http://schemas.openxmlformats.org/officeDocument/2006/customXml" ds:itemID="{ACD0E240-7E6B-4E54-A8D6-40E876E019BB}">
+  <ds:schemaRefs>
+    <ds:schemaRef ds:uri="http://schemas.microsoft.com/sharepoint/v3/contenttype/forms"/>
+  </ds:schemaRefs>
+</ds:datastoreItem>
 </file>